--- a/song journeys for copying/Song Journey - Luna.docx
+++ b/song journeys for copying/Song Journey - Luna.docx
@@ -330,7 +330,7 @@
         <w:rPr>
           <w:color w:val="222222"/>
         </w:rPr>
-        <w:t>Tap only the two big downbeats per bar — try not to tap all six.</w:t>
+        <w:t>Tap only the 2 big downbeats per bar — try not to tap all six.</w:t>
       </w:r>
     </w:p>
     <w:p>
@@ -594,6 +594,7 @@
     </w:p>
     <w:p>
       <w:pPr>
+        <w:keepNext/>
         <w:keepLines/>
         <w:pBdr>
           <w:left w:val="single" w:sz="18" w:space="8" w:color="5B3FA6"/>
@@ -612,6 +613,7 @@
     </w:p>
     <w:p>
       <w:pPr>
+        <w:keepNext/>
         <w:spacing w:after="60"/>
       </w:pPr>
     </w:p>
@@ -638,7 +640,7 @@
         <w:rPr>
           <w:color w:val="222222"/>
         </w:rPr>
-        <w:t>Two big beats per note at 60 BPM, four laps.</w:t>
+        <w:t>Play 2 big beats per note at 60 BPM, 4 laps.</w:t>
       </w:r>
     </w:p>
     <w:p>
@@ -691,6 +693,7 @@
           <w:sz w:val="22"/>
           <w:szCs w:val="22"/>
         </w:rPr>
+        <w:lastRenderedPageBreak/>
         <w:t>Level up</w:t>
       </w:r>
     </w:p>
@@ -704,7 +707,7 @@
         <w:rPr>
           <w:color w:val="222222"/>
         </w:rPr>
-        <w:t>Play the same two roots higher up, on the A string.</w:t>
+        <w:t>Play the same 2 roots higher up, on the A string.</w:t>
       </w:r>
     </w:p>
     <w:p>
@@ -717,13 +720,7 @@
         <w:rPr>
           <w:color w:val="222222"/>
         </w:rPr>
-        <w:t>F move</w:t>
-      </w:r>
-      <w:r>
-        <w:rPr>
-          <w:color w:val="222222"/>
-        </w:rPr>
-        <w:t>s to fret 8. A stays open.</w:t>
+        <w:t>F moves to fret 8. A stays open.</w:t>
       </w:r>
     </w:p>
     <w:p>
@@ -838,7 +835,16 @@
           <w:sz w:val="17"/>
           <w:szCs w:val="17"/>
         </w:rPr>
-        <w:t>D |--------|--------|--------|--------|</w:t>
+        <w:t>D |--------|</w:t>
+      </w:r>
+      <w:r>
+        <w:rPr>
+          <w:rFonts w:ascii="Courier New" w:eastAsia="Courier New" w:hAnsi="Courier New" w:cs="Courier New"/>
+          <w:color w:val="222222"/>
+          <w:sz w:val="17"/>
+          <w:szCs w:val="17"/>
+        </w:rPr>
+        <w:t>--------|--------|--------|</w:t>
       </w:r>
     </w:p>
     <w:p>
@@ -942,6 +948,7 @@
     </w:p>
     <w:p>
       <w:pPr>
+        <w:keepNext/>
         <w:keepLines/>
         <w:pBdr>
           <w:left w:val="single" w:sz="18" w:space="8" w:color="5B3FA6"/>
@@ -960,6 +967,7 @@
     </w:p>
     <w:p>
       <w:pPr>
+        <w:keepNext/>
         <w:spacing w:after="60"/>
       </w:pPr>
     </w:p>
@@ -981,7 +989,6 @@
           <w:sz w:val="20"/>
           <w:szCs w:val="20"/>
         </w:rPr>
-        <w:lastRenderedPageBreak/>
         <w:t xml:space="preserve">LAYER 3  </w:t>
       </w:r>
       <w:r>
@@ -1030,22 +1037,24 @@
           <w:sz w:val="22"/>
           <w:szCs w:val="22"/>
         </w:rPr>
-        <w:t>Same two notes from Layer 2, now played as power chords — each note plus the note a fifth above it, one shape sliding along the neck. The r</w:t>
-      </w:r>
-      <w:r>
-        <w:rPr>
+        <w:t>Same two notes from Layer 2, now played as power chords — each note plus the note a fifth above it, one shape sliding along the neck. The riff swaps in D5 once, early in the song, before settling into the F5/A5 loop.</w:t>
+      </w:r>
+    </w:p>
+    <w:p>
+      <w:pPr>
+        <w:keepNext/>
+        <w:spacing w:after="100"/>
+      </w:pPr>
+      <w:r>
+        <w:rPr>
+          <w:b/>
+          <w:bCs/>
           <w:color w:val="222222"/>
           <w:sz w:val="22"/>
           <w:szCs w:val="22"/>
         </w:rPr>
-        <w:t>iff swaps in D5 once, early in the song, before settling into the F5/A5 loop.</w:t>
-      </w:r>
-    </w:p>
-    <w:p>
-      <w:pPr>
-        <w:keepNext/>
-        <w:spacing w:after="100"/>
-      </w:pPr>
+        <w:t xml:space="preserve">F5 · F5 · A5 · A5, with D5 swapped in </w:t>
+      </w:r>
       <w:r>
         <w:rPr>
           <w:b/>
@@ -1054,7 +1063,7 @@
           <w:sz w:val="22"/>
           <w:szCs w:val="22"/>
         </w:rPr>
-        <w:t>F5 · F5 · A5 · A5, with D5 swapped in once early on.</w:t>
+        <w:t>once early on.</w:t>
       </w:r>
     </w:p>
     <w:p>
@@ -1112,16 +1121,7 @@
           <w:sz w:val="17"/>
           <w:szCs w:val="17"/>
         </w:rPr>
-        <w:t xml:space="preserve">e </w:t>
-      </w:r>
-      <w:r>
-        <w:rPr>
-          <w:rFonts w:ascii="Courier New" w:eastAsia="Courier New" w:hAnsi="Courier New" w:cs="Courier New"/>
-          <w:color w:val="222222"/>
-          <w:sz w:val="17"/>
-          <w:szCs w:val="17"/>
-        </w:rPr>
-        <w:t>|--------|--------|--------|--------|--------|</w:t>
+        <w:t>e |--------|--------|--------|--------|--------|</w:t>
       </w:r>
     </w:p>
     <w:p>
@@ -1159,7 +1159,16 @@
           <w:sz w:val="17"/>
           <w:szCs w:val="17"/>
         </w:rPr>
-        <w:t>G |--------|--------|--------|--------|--------|</w:t>
+        <w:t>G |--------|--------</w:t>
+      </w:r>
+      <w:r>
+        <w:rPr>
+          <w:rFonts w:ascii="Courier New" w:eastAsia="Courier New" w:hAnsi="Courier New" w:cs="Courier New"/>
+          <w:color w:val="222222"/>
+          <w:sz w:val="17"/>
+          <w:szCs w:val="17"/>
+        </w:rPr>
+        <w:t>|--------|--------|--------|</w:t>
       </w:r>
     </w:p>
     <w:p>
@@ -1402,6 +1411,7 @@
     </w:p>
     <w:p>
       <w:pPr>
+        <w:keepNext/>
         <w:keepLines/>
         <w:pBdr>
           <w:left w:val="single" w:sz="18" w:space="8" w:color="5B3FA6"/>
@@ -1420,6 +1430,7 @@
     </w:p>
     <w:p>
       <w:pPr>
+        <w:keepNext/>
         <w:spacing w:after="60"/>
       </w:pPr>
     </w:p>
@@ -1446,7 +1457,7 @@
         <w:rPr>
           <w:color w:val="222222"/>
         </w:rPr>
-        <w:t>Two downbeat strums per bar at 60 BPM — nothing syncopated.</w:t>
+        <w:t>Play 2 downbeat strums per bar at 60 BPM — nothing syncopated.</w:t>
       </w:r>
     </w:p>
     <w:p>
@@ -1463,7 +1474,7 @@
         <w:rPr>
           <w:color w:val="222222"/>
         </w:rPr>
-        <w:t>Change every two bars: F5, F5, A5, A5.</w:t>
+        <w:t>Change every 2 bars: F5, F5, A5, A5.</w:t>
       </w:r>
     </w:p>
     <w:p>
@@ -1499,6 +1510,7 @@
           <w:sz w:val="22"/>
           <w:szCs w:val="22"/>
         </w:rPr>
+        <w:lastRenderedPageBreak/>
         <w:t>Level up</w:t>
       </w:r>
     </w:p>
@@ -1512,21 +1524,395 @@
         <w:rPr>
           <w:color w:val="222222"/>
         </w:rPr>
-        <w:t>Palm-mute for a tight sierreño chug, then let it ring.</w:t>
-      </w:r>
-    </w:p>
-    <w:p>
-      <w:pPr>
-        <w:keepNext/>
-        <w:spacing w:after="40"/>
-        <w:ind w:left="360"/>
-      </w:pPr>
-      <w:r>
-        <w:rPr>
-          <w:color w:val="222222"/>
-        </w:rPr>
-        <w:t>Notice why distortion isn’t this song’s usual sound.</w:t>
-      </w:r>
+        <w:t>Palm-mute 1 lap. Then let the chords ring for 1 lap.</w:t>
+      </w:r>
+    </w:p>
+    <w:p>
+      <w:pPr>
+        <w:keepNext/>
+        <w:pBdr>
+          <w:left w:val="single" w:sz="18" w:space="8" w:color="5B3FA6"/>
+        </w:pBdr>
+        <w:spacing w:before="80" w:after="60"/>
+        <w:ind w:left="120"/>
+      </w:pPr>
+      <w:r>
+        <w:rPr>
+          <w:b/>
+          <w:bCs/>
+          <w:color w:val="5B3FA6"/>
+          <w:sz w:val="18"/>
+          <w:szCs w:val="18"/>
+        </w:rPr>
+        <w:t>Level up · palm-muted · same chords</w:t>
+      </w:r>
+    </w:p>
+    <w:p>
+      <w:pPr>
+        <w:keepNext/>
+        <w:keepLines/>
+        <w:pBdr>
+          <w:left w:val="single" w:sz="18" w:space="8" w:color="5B3FA6"/>
+        </w:pBdr>
+        <w:ind w:left="120"/>
+      </w:pPr>
+      <w:r>
+        <w:rPr>
+          <w:rFonts w:ascii="Courier New" w:eastAsia="Courier New" w:hAnsi="Courier New" w:cs="Courier New"/>
+          <w:color w:val="222222"/>
+          <w:sz w:val="17"/>
+          <w:szCs w:val="17"/>
+        </w:rPr>
+        <w:t xml:space="preserve">     D5       F5       F5       A5    </w:t>
+      </w:r>
+      <w:r>
+        <w:rPr>
+          <w:rFonts w:ascii="Courier New" w:eastAsia="Courier New" w:hAnsi="Courier New" w:cs="Courier New"/>
+          <w:color w:val="222222"/>
+          <w:sz w:val="17"/>
+          <w:szCs w:val="17"/>
+        </w:rPr>
+        <w:t xml:space="preserve">   A5</w:t>
+      </w:r>
+    </w:p>
+    <w:p>
+      <w:pPr>
+        <w:keepNext/>
+        <w:keepLines/>
+        <w:pBdr>
+          <w:left w:val="single" w:sz="18" w:space="8" w:color="5B3FA6"/>
+        </w:pBdr>
+        <w:ind w:left="120"/>
+      </w:pPr>
+      <w:r>
+        <w:rPr>
+          <w:rFonts w:ascii="Courier New" w:eastAsia="Courier New" w:hAnsi="Courier New" w:cs="Courier New"/>
+          <w:color w:val="222222"/>
+          <w:sz w:val="17"/>
+          <w:szCs w:val="17"/>
+        </w:rPr>
+        <w:t>e |--------|--------|--------|--------|--------|</w:t>
+      </w:r>
+    </w:p>
+    <w:p>
+      <w:pPr>
+        <w:keepNext/>
+        <w:keepLines/>
+        <w:pBdr>
+          <w:left w:val="single" w:sz="18" w:space="8" w:color="5B3FA6"/>
+        </w:pBdr>
+        <w:ind w:left="120"/>
+      </w:pPr>
+      <w:r>
+        <w:rPr>
+          <w:rFonts w:ascii="Courier New" w:eastAsia="Courier New" w:hAnsi="Courier New" w:cs="Courier New"/>
+          <w:color w:val="222222"/>
+          <w:sz w:val="17"/>
+          <w:szCs w:val="17"/>
+        </w:rPr>
+        <w:t>B |--------|--------|--------|--------|--------|</w:t>
+      </w:r>
+    </w:p>
+    <w:p>
+      <w:pPr>
+        <w:keepNext/>
+        <w:keepLines/>
+        <w:pBdr>
+          <w:left w:val="single" w:sz="18" w:space="8" w:color="5B3FA6"/>
+        </w:pBdr>
+        <w:ind w:left="120"/>
+      </w:pPr>
+      <w:r>
+        <w:rPr>
+          <w:rFonts w:ascii="Courier New" w:eastAsia="Courier New" w:hAnsi="Courier New" w:cs="Courier New"/>
+          <w:color w:val="222222"/>
+          <w:sz w:val="17"/>
+          <w:szCs w:val="17"/>
+        </w:rPr>
+        <w:t>G |--------|--------|--------|--------|--------|</w:t>
+      </w:r>
+    </w:p>
+    <w:p>
+      <w:pPr>
+        <w:keepNext/>
+        <w:keepLines/>
+        <w:pBdr>
+          <w:left w:val="single" w:sz="18" w:space="8" w:color="5B3FA6"/>
+        </w:pBdr>
+        <w:ind w:left="120"/>
+      </w:pPr>
+      <w:r>
+        <w:rPr>
+          <w:rFonts w:ascii="Courier New" w:eastAsia="Courier New" w:hAnsi="Courier New" w:cs="Courier New"/>
+          <w:color w:val="222222"/>
+          <w:sz w:val="17"/>
+          <w:szCs w:val="17"/>
+        </w:rPr>
+        <w:t>D |--</w:t>
+      </w:r>
+      <w:r>
+        <w:rPr>
+          <w:rFonts w:ascii="Courier New" w:eastAsia="Courier New" w:hAnsi="Courier New" w:cs="Courier New"/>
+          <w:b/>
+          <w:bCs/>
+          <w:color w:val="5B3FA6"/>
+          <w:sz w:val="17"/>
+          <w:szCs w:val="17"/>
+        </w:rPr>
+        <w:t>7</w:t>
+      </w:r>
+      <w:r>
+        <w:rPr>
+          <w:rFonts w:ascii="Courier New" w:eastAsia="Courier New" w:hAnsi="Courier New" w:cs="Courier New"/>
+          <w:color w:val="222222"/>
+          <w:sz w:val="17"/>
+          <w:szCs w:val="17"/>
+        </w:rPr>
+        <w:t>--</w:t>
+      </w:r>
+      <w:r>
+        <w:rPr>
+          <w:rFonts w:ascii="Courier New" w:eastAsia="Courier New" w:hAnsi="Courier New" w:cs="Courier New"/>
+          <w:b/>
+          <w:bCs/>
+          <w:color w:val="5B3FA6"/>
+          <w:sz w:val="17"/>
+          <w:szCs w:val="17"/>
+        </w:rPr>
+        <w:t>7</w:t>
+      </w:r>
+      <w:r>
+        <w:rPr>
+          <w:rFonts w:ascii="Courier New" w:eastAsia="Courier New" w:hAnsi="Courier New" w:cs="Courier New"/>
+          <w:color w:val="222222"/>
+          <w:sz w:val="17"/>
+          <w:szCs w:val="17"/>
+        </w:rPr>
+        <w:t>--|--------|--------|--------|--------|</w:t>
+      </w:r>
+    </w:p>
+    <w:p>
+      <w:pPr>
+        <w:keepNext/>
+        <w:keepLines/>
+        <w:pBdr>
+          <w:left w:val="single" w:sz="18" w:space="8" w:color="5B3FA6"/>
+        </w:pBdr>
+        <w:ind w:left="120"/>
+      </w:pPr>
+      <w:r>
+        <w:rPr>
+          <w:rFonts w:ascii="Courier New" w:eastAsia="Courier New" w:hAnsi="Courier New" w:cs="Courier New"/>
+          <w:color w:val="222222"/>
+          <w:sz w:val="17"/>
+          <w:szCs w:val="17"/>
+        </w:rPr>
+        <w:t>A |--5--5--|--</w:t>
+      </w:r>
+      <w:r>
+        <w:rPr>
+          <w:rFonts w:ascii="Courier New" w:eastAsia="Courier New" w:hAnsi="Courier New" w:cs="Courier New"/>
+          <w:b/>
+          <w:bCs/>
+          <w:color w:val="5B3FA6"/>
+          <w:sz w:val="17"/>
+          <w:szCs w:val="17"/>
+        </w:rPr>
+        <w:t>3</w:t>
+      </w:r>
+      <w:r>
+        <w:rPr>
+          <w:rFonts w:ascii="Courier New" w:eastAsia="Courier New" w:hAnsi="Courier New" w:cs="Courier New"/>
+          <w:color w:val="222222"/>
+          <w:sz w:val="17"/>
+          <w:szCs w:val="17"/>
+        </w:rPr>
+        <w:t>--</w:t>
+      </w:r>
+      <w:r>
+        <w:rPr>
+          <w:rFonts w:ascii="Courier New" w:eastAsia="Courier New" w:hAnsi="Courier New" w:cs="Courier New"/>
+          <w:b/>
+          <w:bCs/>
+          <w:color w:val="5B3FA6"/>
+          <w:sz w:val="17"/>
+          <w:szCs w:val="17"/>
+        </w:rPr>
+        <w:t>3</w:t>
+      </w:r>
+      <w:r>
+        <w:rPr>
+          <w:rFonts w:ascii="Courier New" w:eastAsia="Courier New" w:hAnsi="Courier New" w:cs="Courier New"/>
+          <w:color w:val="222222"/>
+          <w:sz w:val="17"/>
+          <w:szCs w:val="17"/>
+        </w:rPr>
+        <w:t>--|--</w:t>
+      </w:r>
+      <w:r>
+        <w:rPr>
+          <w:rFonts w:ascii="Courier New" w:eastAsia="Courier New" w:hAnsi="Courier New" w:cs="Courier New"/>
+          <w:b/>
+          <w:bCs/>
+          <w:color w:val="5B3FA6"/>
+          <w:sz w:val="17"/>
+          <w:szCs w:val="17"/>
+        </w:rPr>
+        <w:t>3</w:t>
+      </w:r>
+      <w:r>
+        <w:rPr>
+          <w:rFonts w:ascii="Courier New" w:eastAsia="Courier New" w:hAnsi="Courier New" w:cs="Courier New"/>
+          <w:color w:val="222222"/>
+          <w:sz w:val="17"/>
+          <w:szCs w:val="17"/>
+        </w:rPr>
+        <w:t>--</w:t>
+      </w:r>
+      <w:r>
+        <w:rPr>
+          <w:rFonts w:ascii="Courier New" w:eastAsia="Courier New" w:hAnsi="Courier New" w:cs="Courier New"/>
+          <w:b/>
+          <w:bCs/>
+          <w:color w:val="5B3FA6"/>
+          <w:sz w:val="17"/>
+          <w:szCs w:val="17"/>
+        </w:rPr>
+        <w:t>3</w:t>
+      </w:r>
+      <w:r>
+        <w:rPr>
+          <w:rFonts w:ascii="Courier New" w:eastAsia="Courier New" w:hAnsi="Courier New" w:cs="Courier New"/>
+          <w:color w:val="222222"/>
+          <w:sz w:val="17"/>
+          <w:szCs w:val="17"/>
+        </w:rPr>
+        <w:t>--|--</w:t>
+      </w:r>
+      <w:r>
+        <w:rPr>
+          <w:rFonts w:ascii="Courier New" w:eastAsia="Courier New" w:hAnsi="Courier New" w:cs="Courier New"/>
+          <w:b/>
+          <w:bCs/>
+          <w:color w:val="5B3FA6"/>
+          <w:sz w:val="17"/>
+          <w:szCs w:val="17"/>
+        </w:rPr>
+        <w:t>7</w:t>
+      </w:r>
+      <w:r>
+        <w:rPr>
+          <w:rFonts w:ascii="Courier New" w:eastAsia="Courier New" w:hAnsi="Courier New" w:cs="Courier New"/>
+          <w:color w:val="222222"/>
+          <w:sz w:val="17"/>
+          <w:szCs w:val="17"/>
+        </w:rPr>
+        <w:t>--</w:t>
+      </w:r>
+      <w:r>
+        <w:rPr>
+          <w:rFonts w:ascii="Courier New" w:eastAsia="Courier New" w:hAnsi="Courier New" w:cs="Courier New"/>
+          <w:b/>
+          <w:bCs/>
+          <w:color w:val="5B3FA6"/>
+          <w:sz w:val="17"/>
+          <w:szCs w:val="17"/>
+        </w:rPr>
+        <w:t>7</w:t>
+      </w:r>
+      <w:r>
+        <w:rPr>
+          <w:rFonts w:ascii="Courier New" w:eastAsia="Courier New" w:hAnsi="Courier New" w:cs="Courier New"/>
+          <w:color w:val="222222"/>
+          <w:sz w:val="17"/>
+          <w:szCs w:val="17"/>
+        </w:rPr>
+        <w:t>--|--</w:t>
+      </w:r>
+      <w:r>
+        <w:rPr>
+          <w:rFonts w:ascii="Courier New" w:eastAsia="Courier New" w:hAnsi="Courier New" w:cs="Courier New"/>
+          <w:b/>
+          <w:bCs/>
+          <w:color w:val="5B3FA6"/>
+          <w:sz w:val="17"/>
+          <w:szCs w:val="17"/>
+        </w:rPr>
+        <w:t>7</w:t>
+      </w:r>
+      <w:r>
+        <w:rPr>
+          <w:rFonts w:ascii="Courier New" w:eastAsia="Courier New" w:hAnsi="Courier New" w:cs="Courier New"/>
+          <w:color w:val="222222"/>
+          <w:sz w:val="17"/>
+          <w:szCs w:val="17"/>
+        </w:rPr>
+        <w:t>--</w:t>
+      </w:r>
+      <w:r>
+        <w:rPr>
+          <w:rFonts w:ascii="Courier New" w:eastAsia="Courier New" w:hAnsi="Courier New" w:cs="Courier New"/>
+          <w:b/>
+          <w:bCs/>
+          <w:color w:val="5B3FA6"/>
+          <w:sz w:val="17"/>
+          <w:szCs w:val="17"/>
+        </w:rPr>
+        <w:t>7</w:t>
+      </w:r>
+      <w:r>
+        <w:rPr>
+          <w:rFonts w:ascii="Courier New" w:eastAsia="Courier New" w:hAnsi="Courier New" w:cs="Courier New"/>
+          <w:color w:val="222222"/>
+          <w:sz w:val="17"/>
+          <w:szCs w:val="17"/>
+        </w:rPr>
+        <w:t>--|</w:t>
+      </w:r>
+    </w:p>
+    <w:p>
+      <w:pPr>
+        <w:keepNext/>
+        <w:keepLines/>
+        <w:pBdr>
+          <w:left w:val="single" w:sz="18" w:space="8" w:color="5B3FA6"/>
+        </w:pBdr>
+        <w:ind w:left="120"/>
+      </w:pPr>
+      <w:r>
+        <w:rPr>
+          <w:rFonts w:ascii="Courier New" w:eastAsia="Courier New" w:hAnsi="Courier New" w:cs="Courier New"/>
+          <w:color w:val="222222"/>
+          <w:sz w:val="17"/>
+          <w:szCs w:val="17"/>
+        </w:rPr>
+        <w:t>E |--------|--1--1--|--1--1--|--5--5--|--5--5--|</w:t>
+      </w:r>
+    </w:p>
+    <w:p>
+      <w:pPr>
+        <w:keepNext/>
+        <w:keepLines/>
+        <w:pBdr>
+          <w:left w:val="single" w:sz="18" w:space="8" w:color="5B3FA6"/>
+        </w:pBdr>
+        <w:ind w:left="120"/>
+      </w:pPr>
+      <w:r>
+        <w:rPr>
+          <w:rFonts w:ascii="Courier New" w:eastAsia="Courier New" w:hAnsi="Courier New" w:cs="Courier New"/>
+          <w:color w:val="222222"/>
+          <w:sz w:val="17"/>
+          <w:szCs w:val="17"/>
+        </w:rPr>
+        <w:t>PM ─────────────────────────────────────────────</w:t>
+      </w:r>
+    </w:p>
+    <w:p>
+      <w:pPr>
+        <w:keepNext/>
+        <w:spacing w:after="60"/>
+      </w:pPr>
     </w:p>
     <w:p>
       <w:pPr>
@@ -1641,8 +2027,235 @@
           <w:sz w:val="18"/>
           <w:szCs w:val="18"/>
         </w:rPr>
-        <w:t xml:space="preserve">Three starting notes </w:t>
-      </w:r>
+        <w:t>Three starting notes · D minor pentatonic, Pattern 1</w:t>
+      </w:r>
+    </w:p>
+    <w:p>
+      <w:pPr>
+        <w:keepNext/>
+        <w:keepLines/>
+        <w:pBdr>
+          <w:left w:val="single" w:sz="18" w:space="8" w:color="5B3FA6"/>
+        </w:pBdr>
+        <w:ind w:left="120"/>
+      </w:pPr>
+      <w:r>
+        <w:rPr>
+          <w:rFonts w:ascii="Courier New" w:eastAsia="Courier New" w:hAnsi="Courier New" w:cs="Courier New"/>
+          <w:color w:val="222222"/>
+          <w:sz w:val="17"/>
+          <w:szCs w:val="17"/>
+        </w:rPr>
+        <w:t xml:space="preserve">     D       F         G</w:t>
+      </w:r>
+    </w:p>
+    <w:p>
+      <w:pPr>
+        <w:keepNext/>
+        <w:keepLines/>
+        <w:pBdr>
+          <w:left w:val="single" w:sz="18" w:space="8" w:color="5B3FA6"/>
+        </w:pBdr>
+        <w:ind w:left="120"/>
+      </w:pPr>
+      <w:r>
+        <w:rPr>
+          <w:rFonts w:ascii="Courier New" w:eastAsia="Courier New" w:hAnsi="Courier New" w:cs="Courier New"/>
+          <w:color w:val="222222"/>
+          <w:sz w:val="17"/>
+          <w:szCs w:val="17"/>
+        </w:rPr>
+        <w:t>e |----------------------------------|</w:t>
+      </w:r>
+    </w:p>
+    <w:p>
+      <w:pPr>
+        <w:keepNext/>
+        <w:keepLines/>
+        <w:pBdr>
+          <w:left w:val="single" w:sz="18" w:space="8" w:color="5B3FA6"/>
+        </w:pBdr>
+        <w:ind w:left="120"/>
+      </w:pPr>
+      <w:r>
+        <w:rPr>
+          <w:rFonts w:ascii="Courier New" w:eastAsia="Courier New" w:hAnsi="Courier New" w:cs="Courier New"/>
+          <w:color w:val="222222"/>
+          <w:sz w:val="17"/>
+          <w:szCs w:val="17"/>
+        </w:rPr>
+        <w:t>B |----------------------------------|</w:t>
+      </w:r>
+    </w:p>
+    <w:p>
+      <w:pPr>
+        <w:keepNext/>
+        <w:keepLines/>
+        <w:pBdr>
+          <w:left w:val="single" w:sz="18" w:space="8" w:color="5B3FA6"/>
+        </w:pBdr>
+        <w:ind w:left="120"/>
+      </w:pPr>
+      <w:r>
+        <w:rPr>
+          <w:rFonts w:ascii="Courier New" w:eastAsia="Courier New" w:hAnsi="Courier New" w:cs="Courier New"/>
+          <w:color w:val="222222"/>
+          <w:sz w:val="17"/>
+          <w:szCs w:val="17"/>
+        </w:rPr>
+        <w:t>G |----------------------------------|</w:t>
+      </w:r>
+    </w:p>
+    <w:p>
+      <w:pPr>
+        <w:keepNext/>
+        <w:keepLines/>
+        <w:pBdr>
+          <w:left w:val="single" w:sz="18" w:space="8" w:color="5B3FA6"/>
+        </w:pBdr>
+        <w:ind w:left="120"/>
+      </w:pPr>
+      <w:r>
+        <w:rPr>
+          <w:rFonts w:ascii="Courier New" w:eastAsia="Courier New" w:hAnsi="Courier New" w:cs="Courier New"/>
+          <w:color w:val="222222"/>
+          <w:sz w:val="17"/>
+          <w:szCs w:val="17"/>
+        </w:rPr>
+        <w:t>D |----------------------------------|</w:t>
+      </w:r>
+    </w:p>
+    <w:p>
+      <w:pPr>
+        <w:keepNext/>
+        <w:keepLines/>
+        <w:pBdr>
+          <w:left w:val="single" w:sz="18" w:space="8" w:color="5B3FA6"/>
+        </w:pBdr>
+        <w:ind w:left="120"/>
+      </w:pPr>
+      <w:r>
+        <w:rPr>
+          <w:rFonts w:ascii="Courier New" w:eastAsia="Courier New" w:hAnsi="Courier New" w:cs="Courier New"/>
+          <w:color w:val="222222"/>
+          <w:sz w:val="17"/>
+          <w:szCs w:val="17"/>
+        </w:rPr>
+        <w:t>A |-------------------</w:t>
+      </w:r>
+      <w:r>
+        <w:rPr>
+          <w:rFonts w:ascii="Courier New" w:eastAsia="Courier New" w:hAnsi="Courier New" w:cs="Courier New"/>
+          <w:color w:val="222222"/>
+          <w:sz w:val="17"/>
+          <w:szCs w:val="17"/>
+        </w:rPr>
+        <w:t>-10------------|</w:t>
+      </w:r>
+    </w:p>
+    <w:p>
+      <w:pPr>
+        <w:keepNext/>
+        <w:keepLines/>
+        <w:pBdr>
+          <w:left w:val="single" w:sz="18" w:space="8" w:color="5B3FA6"/>
+        </w:pBdr>
+        <w:ind w:left="120"/>
+      </w:pPr>
+      <w:r>
+        <w:rPr>
+          <w:rFonts w:ascii="Courier New" w:eastAsia="Courier New" w:hAnsi="Courier New" w:cs="Courier New"/>
+          <w:color w:val="222222"/>
+          <w:sz w:val="17"/>
+          <w:szCs w:val="17"/>
+        </w:rPr>
+        <w:t>E |--10------13----------------------|</w:t>
+      </w:r>
+    </w:p>
+    <w:p>
+      <w:pPr>
+        <w:keepNext/>
+        <w:spacing w:after="60"/>
+      </w:pPr>
+    </w:p>
+    <w:p>
+      <w:pPr>
+        <w:keepNext/>
+        <w:keepLines/>
+        <w:pBdr>
+          <w:left w:val="single" w:sz="18" w:space="8" w:color="5B3FA6"/>
+        </w:pBdr>
+        <w:shd w:val="clear" w:color="auto" w:fill="EFEBF8"/>
+        <w:spacing w:before="80" w:after="20"/>
+        <w:ind w:left="120"/>
+      </w:pPr>
+      <w:r>
+        <w:rPr>
+          <w:b/>
+          <w:bCs/>
+          <w:color w:val="222222"/>
+        </w:rPr>
+        <w:t xml:space="preserve">Play it: </w:t>
+      </w:r>
+      <w:r>
+        <w:rPr>
+          <w:color w:val="222222"/>
+        </w:rPr>
+        <w:t>Improvise over the chord loop.</w:t>
+      </w:r>
+    </w:p>
+    <w:p>
+      <w:pPr>
+        <w:keepLines/>
+        <w:pBdr>
+          <w:left w:val="single" w:sz="18" w:space="8" w:color="5B3FA6"/>
+        </w:pBdr>
+        <w:shd w:val="clear" w:color="auto" w:fill="EFEBF8"/>
+        <w:spacing w:after="120"/>
+        <w:ind w:left="120"/>
+      </w:pPr>
+      <w:r>
+        <w:rPr>
+          <w:color w:val="222222"/>
+        </w:rPr>
+        <w:t>End every phrase on D.</w:t>
+      </w:r>
+    </w:p>
+    <w:p>
+      <w:pPr>
+        <w:keepNext/>
+        <w:spacing w:before="120" w:after="60"/>
+      </w:pPr>
+      <w:r>
+        <w:rPr>
+          <w:b/>
+          <w:bCs/>
+          <w:color w:val="5B3FA6"/>
+          <w:sz w:val="23"/>
+          <w:szCs w:val="23"/>
+        </w:rPr>
+        <w:t xml:space="preserve">Rung 2 · </w:t>
+      </w:r>
+      <w:r>
+        <w:rPr>
+          <w:b/>
+          <w:bCs/>
+          <w:color w:val="222222"/>
+          <w:sz w:val="23"/>
+          <w:szCs w:val="23"/>
+        </w:rPr>
+        <w:t>The whole box</w:t>
+      </w:r>
+    </w:p>
+    <w:p>
+      <w:pPr>
+        <w:keepNext/>
+        <w:pBdr>
+          <w:left w:val="single" w:sz="18" w:space="8" w:color="5B3FA6"/>
+        </w:pBdr>
+        <w:spacing w:before="80" w:after="60"/>
+        <w:ind w:left="120"/>
+      </w:pPr>
       <w:r>
         <w:rPr>
           <w:b/>
@@ -1651,143 +2264,519 @@
           <w:sz w:val="18"/>
           <w:szCs w:val="18"/>
         </w:rPr>
-        <w:t>· D minor pentatonic, Pattern 1</w:t>
-      </w:r>
-    </w:p>
-    <w:p>
-      <w:pPr>
-        <w:keepNext/>
-        <w:keepLines/>
-        <w:pBdr>
-          <w:left w:val="single" w:sz="18" w:space="8" w:color="5B3FA6"/>
-        </w:pBdr>
-        <w:ind w:left="120"/>
-      </w:pPr>
-      <w:r>
-        <w:rPr>
-          <w:rFonts w:ascii="Courier New" w:eastAsia="Courier New" w:hAnsi="Courier New" w:cs="Courier New"/>
-          <w:color w:val="222222"/>
-          <w:sz w:val="17"/>
-          <w:szCs w:val="17"/>
-        </w:rPr>
-        <w:t xml:space="preserve">     D       F         G</w:t>
-      </w:r>
-    </w:p>
-    <w:p>
-      <w:pPr>
-        <w:keepNext/>
-        <w:keepLines/>
-        <w:pBdr>
-          <w:left w:val="single" w:sz="18" w:space="8" w:color="5B3FA6"/>
-        </w:pBdr>
-        <w:ind w:left="120"/>
-      </w:pPr>
-      <w:r>
-        <w:rPr>
-          <w:rFonts w:ascii="Courier New" w:eastAsia="Courier New" w:hAnsi="Courier New" w:cs="Courier New"/>
-          <w:color w:val="222222"/>
-          <w:sz w:val="17"/>
-          <w:szCs w:val="17"/>
-        </w:rPr>
-        <w:t>e |----------------------------------|</w:t>
-      </w:r>
-    </w:p>
-    <w:p>
-      <w:pPr>
-        <w:keepNext/>
-        <w:keepLines/>
-        <w:pBdr>
-          <w:left w:val="single" w:sz="18" w:space="8" w:color="5B3FA6"/>
-        </w:pBdr>
-        <w:ind w:left="120"/>
-      </w:pPr>
-      <w:r>
-        <w:rPr>
-          <w:rFonts w:ascii="Courier New" w:eastAsia="Courier New" w:hAnsi="Courier New" w:cs="Courier New"/>
-          <w:color w:val="222222"/>
-          <w:sz w:val="17"/>
-          <w:szCs w:val="17"/>
-        </w:rPr>
-        <w:t>B |----------------------------------|</w:t>
-      </w:r>
-    </w:p>
-    <w:p>
-      <w:pPr>
-        <w:keepNext/>
-        <w:keepLines/>
-        <w:pBdr>
-          <w:left w:val="single" w:sz="18" w:space="8" w:color="5B3FA6"/>
-        </w:pBdr>
-        <w:ind w:left="120"/>
-      </w:pPr>
-      <w:r>
-        <w:rPr>
-          <w:rFonts w:ascii="Courier New" w:eastAsia="Courier New" w:hAnsi="Courier New" w:cs="Courier New"/>
-          <w:color w:val="222222"/>
-          <w:sz w:val="17"/>
-          <w:szCs w:val="17"/>
-        </w:rPr>
-        <w:t>G |----------------------------------|</w:t>
-      </w:r>
-    </w:p>
-    <w:p>
-      <w:pPr>
-        <w:keepNext/>
-        <w:keepLines/>
-        <w:pBdr>
-          <w:left w:val="single" w:sz="18" w:space="8" w:color="5B3FA6"/>
-        </w:pBdr>
-        <w:ind w:left="120"/>
-      </w:pPr>
-      <w:r>
-        <w:rPr>
-          <w:rFonts w:ascii="Courier New" w:eastAsia="Courier New" w:hAnsi="Courier New" w:cs="Courier New"/>
-          <w:color w:val="222222"/>
-          <w:sz w:val="17"/>
-          <w:szCs w:val="17"/>
-        </w:rPr>
-        <w:t>D |----------------------------------|</w:t>
-      </w:r>
-    </w:p>
-    <w:p>
-      <w:pPr>
-        <w:keepNext/>
-        <w:keepLines/>
-        <w:pBdr>
-          <w:left w:val="single" w:sz="18" w:space="8" w:color="5B3FA6"/>
-        </w:pBdr>
-        <w:ind w:left="120"/>
-      </w:pPr>
-      <w:r>
-        <w:rPr>
-          <w:rFonts w:ascii="Courier New" w:eastAsia="Courier New" w:hAnsi="Courier New" w:cs="Courier New"/>
-          <w:color w:val="222222"/>
-          <w:sz w:val="17"/>
-          <w:szCs w:val="17"/>
-        </w:rPr>
-        <w:t>A |--------------------10------------|</w:t>
-      </w:r>
-    </w:p>
-    <w:p>
-      <w:pPr>
-        <w:keepLines/>
-        <w:pBdr>
-          <w:left w:val="single" w:sz="18" w:space="8" w:color="5B3FA6"/>
-        </w:pBdr>
-        <w:ind w:left="120"/>
-      </w:pPr>
-      <w:r>
-        <w:rPr>
-          <w:rFonts w:ascii="Courier New" w:eastAsia="Courier New" w:hAnsi="Courier New" w:cs="Courier New"/>
-          <w:color w:val="222222"/>
-          <w:sz w:val="17"/>
-          <w:szCs w:val="17"/>
-        </w:rPr>
-        <w:t>E |--10------13----------------------|</w:t>
-      </w:r>
-    </w:p>
-    <w:p>
-      <w:pPr>
+        <w:t>The whole box · D minor pentatonic Pattern 1 · 10th position</w:t>
+      </w:r>
+    </w:p>
+    <w:p>
+      <w:pPr>
+        <w:keepNext/>
+        <w:keepLines/>
+        <w:pBdr>
+          <w:left w:val="single" w:sz="18" w:space="8" w:color="5B3FA6"/>
+        </w:pBdr>
+        <w:ind w:left="120"/>
+      </w:pPr>
+      <w:r>
+        <w:rPr>
+          <w:rFonts w:ascii="Courier New" w:eastAsia="Courier New" w:hAnsi="Courier New" w:cs="Courier New"/>
+          <w:color w:val="222222"/>
+          <w:sz w:val="17"/>
+          <w:szCs w:val="17"/>
+        </w:rPr>
+        <w:t>e |--10---------13--------------------|</w:t>
+      </w:r>
+    </w:p>
+    <w:p>
+      <w:pPr>
+        <w:keepNext/>
+        <w:keepLines/>
+        <w:pBdr>
+          <w:left w:val="single" w:sz="18" w:space="8" w:color="5B3FA6"/>
+        </w:pBdr>
+        <w:ind w:left="120"/>
+      </w:pPr>
+      <w:r>
+        <w:rPr>
+          <w:rFonts w:ascii="Courier New" w:eastAsia="Courier New" w:hAnsi="Courier New" w:cs="Courier New"/>
+          <w:color w:val="222222"/>
+          <w:sz w:val="17"/>
+          <w:szCs w:val="17"/>
+        </w:rPr>
+        <w:t>B |--10---------13--------------------|</w:t>
+      </w:r>
+    </w:p>
+    <w:p>
+      <w:pPr>
+        <w:keepNext/>
+        <w:keepLines/>
+        <w:pBdr>
+          <w:left w:val="single" w:sz="18" w:space="8" w:color="5B3FA6"/>
+        </w:pBdr>
+        <w:ind w:left="120"/>
+      </w:pPr>
+      <w:r>
+        <w:rPr>
+          <w:rFonts w:ascii="Courier New" w:eastAsia="Courier New" w:hAnsi="Courier New" w:cs="Courier New"/>
+          <w:color w:val="222222"/>
+          <w:sz w:val="17"/>
+          <w:szCs w:val="17"/>
+        </w:rPr>
+        <w:t>G |--10------12-----------------------|</w:t>
+      </w:r>
+    </w:p>
+    <w:p>
+      <w:pPr>
+        <w:keepNext/>
+        <w:keepLines/>
+        <w:pBdr>
+          <w:left w:val="single" w:sz="18" w:space="8" w:color="5B3FA6"/>
+        </w:pBdr>
+        <w:ind w:left="120"/>
+      </w:pPr>
+      <w:r>
+        <w:rPr>
+          <w:rFonts w:ascii="Courier New" w:eastAsia="Courier New" w:hAnsi="Courier New" w:cs="Courier New"/>
+          <w:color w:val="222222"/>
+          <w:sz w:val="17"/>
+          <w:szCs w:val="17"/>
+        </w:rPr>
+        <w:t>D |--10------12-----------------------|</w:t>
+      </w:r>
+    </w:p>
+    <w:p>
+      <w:pPr>
+        <w:keepNext/>
+        <w:keepLines/>
+        <w:pBdr>
+          <w:left w:val="single" w:sz="18" w:space="8" w:color="5B3FA6"/>
+        </w:pBdr>
+        <w:ind w:left="120"/>
+      </w:pPr>
+      <w:r>
+        <w:rPr>
+          <w:rFonts w:ascii="Courier New" w:eastAsia="Courier New" w:hAnsi="Courier New" w:cs="Courier New"/>
+          <w:color w:val="222222"/>
+          <w:sz w:val="17"/>
+          <w:szCs w:val="17"/>
+        </w:rPr>
+        <w:t>A |--10------12-----------------------|</w:t>
+      </w:r>
+    </w:p>
+    <w:p>
+      <w:pPr>
+        <w:keepNext/>
+        <w:keepLines/>
+        <w:pBdr>
+          <w:left w:val="single" w:sz="18" w:space="8" w:color="5B3FA6"/>
+        </w:pBdr>
+        <w:ind w:left="120"/>
+      </w:pPr>
+      <w:r>
+        <w:rPr>
+          <w:rFonts w:ascii="Courier New" w:eastAsia="Courier New" w:hAnsi="Courier New" w:cs="Courier New"/>
+          <w:color w:val="222222"/>
+          <w:sz w:val="17"/>
+          <w:szCs w:val="17"/>
+        </w:rPr>
+        <w:t>E |--10---------13--------------------|</w:t>
+      </w:r>
+    </w:p>
+    <w:p>
+      <w:pPr>
+        <w:keepNext/>
+        <w:spacing w:after="60"/>
+      </w:pPr>
+    </w:p>
+    <w:p>
+      <w:pPr>
+        <w:keepLines/>
+        <w:pBdr>
+          <w:left w:val="single" w:sz="18" w:space="8" w:color="5B3FA6"/>
+        </w:pBdr>
+        <w:shd w:val="clear" w:color="auto" w:fill="EFEBF8"/>
+        <w:spacing w:before="80" w:after="120"/>
+        <w:ind w:left="120"/>
+      </w:pPr>
+      <w:r>
+        <w:rPr>
+          <w:b/>
+          <w:bCs/>
+          <w:color w:val="222222"/>
+        </w:rPr>
+        <w:t xml:space="preserve">Play it: </w:t>
+      </w:r>
+      <w:r>
+        <w:rPr>
+          <w:color w:val="222222"/>
+        </w:rPr>
+        <w:t>Run the box up and down, then improvise anywhe</w:t>
+      </w:r>
+      <w:r>
+        <w:rPr>
+          <w:color w:val="222222"/>
+        </w:rPr>
+        <w:t>re inside it, still ending on D.</w:t>
+      </w:r>
+    </w:p>
+    <w:p>
+      <w:pPr>
+        <w:keepNext/>
+        <w:spacing w:before="120" w:after="60"/>
+      </w:pPr>
+      <w:r>
+        <w:rPr>
+          <w:b/>
+          <w:bCs/>
+          <w:color w:val="5B3FA6"/>
+          <w:sz w:val="23"/>
+          <w:szCs w:val="23"/>
+        </w:rPr>
+        <w:t xml:space="preserve">Rung 3 · </w:t>
+      </w:r>
+      <w:r>
+        <w:rPr>
+          <w:b/>
+          <w:bCs/>
+          <w:color w:val="222222"/>
+          <w:sz w:val="23"/>
+          <w:szCs w:val="23"/>
+        </w:rPr>
+        <w:t>Hammer-ons and slides</w:t>
+      </w:r>
+    </w:p>
+    <w:p>
+      <w:pPr>
+        <w:keepNext/>
+        <w:spacing w:after="100"/>
+      </w:pPr>
+      <w:r>
+        <w:rPr>
+          <w:color w:val="222222"/>
+          <w:sz w:val="22"/>
+          <w:szCs w:val="22"/>
+        </w:rPr>
+        <w:t>h = hammer-on. Pick the first note, then tap the higher fret with your ring finger.</w:t>
+      </w:r>
+    </w:p>
+    <w:p>
+      <w:pPr>
+        <w:keepNext/>
+        <w:spacing w:after="100"/>
+      </w:pPr>
+      <w:r>
+        <w:rPr>
+          <w:color w:val="222222"/>
+          <w:sz w:val="22"/>
+          <w:szCs w:val="22"/>
+        </w:rPr>
+        <w:t>/ = slide. Pick once, keep pressing, slide up.</w:t>
+      </w:r>
+    </w:p>
+    <w:p>
+      <w:pPr>
+        <w:keepNext/>
+        <w:pBdr>
+          <w:left w:val="single" w:sz="18" w:space="8" w:color="5B3FA6"/>
+        </w:pBdr>
+        <w:spacing w:before="80" w:after="60"/>
+        <w:ind w:left="120"/>
+      </w:pPr>
+      <w:r>
+        <w:rPr>
+          <w:b/>
+          <w:bCs/>
+          <w:color w:val="5B3FA6"/>
+          <w:sz w:val="18"/>
+          <w:szCs w:val="18"/>
+        </w:rPr>
+        <w:t>Dress-ups in the box · h = hammer-on, / = slide</w:t>
+      </w:r>
+    </w:p>
+    <w:p>
+      <w:pPr>
+        <w:keepNext/>
+        <w:keepLines/>
+        <w:pBdr>
+          <w:left w:val="single" w:sz="18" w:space="8" w:color="5B3FA6"/>
+        </w:pBdr>
+        <w:ind w:left="120"/>
+      </w:pPr>
+      <w:r>
+        <w:rPr>
+          <w:rFonts w:ascii="Courier New" w:eastAsia="Courier New" w:hAnsi="Courier New" w:cs="Courier New"/>
+          <w:color w:val="222222"/>
+          <w:sz w:val="17"/>
+          <w:szCs w:val="17"/>
+        </w:rPr>
+        <w:t xml:space="preserve">     C  D      F  G       C  D      D</w:t>
+      </w:r>
+    </w:p>
+    <w:p>
+      <w:pPr>
+        <w:keepNext/>
+        <w:keepLines/>
+        <w:pBdr>
+          <w:left w:val="single" w:sz="18" w:space="8" w:color="5B3FA6"/>
+        </w:pBdr>
+        <w:ind w:left="120"/>
+      </w:pPr>
+      <w:r>
+        <w:rPr>
+          <w:rFonts w:ascii="Courier New" w:eastAsia="Courier New" w:hAnsi="Courier New" w:cs="Courier New"/>
+          <w:color w:val="222222"/>
+          <w:sz w:val="17"/>
+          <w:szCs w:val="17"/>
+        </w:rPr>
+        <w:t>e |--------------------|--------------------|</w:t>
+      </w:r>
+    </w:p>
+    <w:p>
+      <w:pPr>
+        <w:keepNext/>
+        <w:keepLines/>
+        <w:pBdr>
+          <w:left w:val="single" w:sz="18" w:space="8" w:color="5B3FA6"/>
+        </w:pBdr>
+        <w:ind w:left="120"/>
+      </w:pPr>
+      <w:r>
+        <w:rPr>
+          <w:rFonts w:ascii="Courier New" w:eastAsia="Courier New" w:hAnsi="Courier New" w:cs="Courier New"/>
+          <w:color w:val="222222"/>
+          <w:sz w:val="17"/>
+          <w:szCs w:val="17"/>
+        </w:rPr>
+        <w:t>B |--------------------|--------------------|</w:t>
+      </w:r>
+    </w:p>
+    <w:p>
+      <w:pPr>
+        <w:keepNext/>
+        <w:keepLines/>
+        <w:pBdr>
+          <w:left w:val="single" w:sz="18" w:space="8" w:color="5B3FA6"/>
+        </w:pBdr>
+        <w:ind w:left="120"/>
+      </w:pPr>
+      <w:r>
+        <w:rPr>
+          <w:rFonts w:ascii="Courier New" w:eastAsia="Courier New" w:hAnsi="Courier New" w:cs="Courier New"/>
+          <w:color w:val="222222"/>
+          <w:sz w:val="17"/>
+          <w:szCs w:val="17"/>
+        </w:rPr>
+        <w:t>G |------------</w:t>
+      </w:r>
+      <w:r>
+        <w:rPr>
+          <w:rFonts w:ascii="Courier New" w:eastAsia="Courier New" w:hAnsi="Courier New" w:cs="Courier New"/>
+          <w:b/>
+          <w:bCs/>
+          <w:color w:val="5B3FA6"/>
+          <w:sz w:val="17"/>
+          <w:szCs w:val="17"/>
+        </w:rPr>
+        <w:t>10</w:t>
+      </w:r>
+      <w:r>
+        <w:rPr>
+          <w:rFonts w:ascii="Courier New" w:eastAsia="Courier New" w:hAnsi="Courier New" w:cs="Courier New"/>
+          <w:color w:val="222222"/>
+          <w:sz w:val="17"/>
+          <w:szCs w:val="17"/>
+        </w:rPr>
+        <w:t>h</w:t>
+      </w:r>
+      <w:r>
+        <w:rPr>
+          <w:rFonts w:ascii="Courier New" w:eastAsia="Courier New" w:hAnsi="Courier New" w:cs="Courier New"/>
+          <w:b/>
+          <w:bCs/>
+          <w:color w:val="5B3FA6"/>
+          <w:sz w:val="17"/>
+          <w:szCs w:val="17"/>
+        </w:rPr>
+        <w:t>12</w:t>
+      </w:r>
+      <w:r>
+        <w:rPr>
+          <w:rFonts w:ascii="Courier New" w:eastAsia="Courier New" w:hAnsi="Courier New" w:cs="Courier New"/>
+          <w:color w:val="222222"/>
+          <w:sz w:val="17"/>
+          <w:szCs w:val="17"/>
+        </w:rPr>
+        <w:t>---|--------------------|</w:t>
+      </w:r>
+    </w:p>
+    <w:p>
+      <w:pPr>
+        <w:keepNext/>
+        <w:keepLines/>
+        <w:pBdr>
+          <w:left w:val="single" w:sz="18" w:space="8" w:color="5B3FA6"/>
+        </w:pBdr>
+        <w:ind w:left="120"/>
+      </w:pPr>
+      <w:r>
+        <w:rPr>
+          <w:rFonts w:ascii="Courier New" w:eastAsia="Courier New" w:hAnsi="Courier New" w:cs="Courier New"/>
+          <w:color w:val="222222"/>
+          <w:sz w:val="17"/>
+          <w:szCs w:val="17"/>
+        </w:rPr>
+        <w:t>D |--</w:t>
+      </w:r>
+      <w:r>
+        <w:rPr>
+          <w:rFonts w:ascii="Courier New" w:eastAsia="Courier New" w:hAnsi="Courier New" w:cs="Courier New"/>
+          <w:b/>
+          <w:bCs/>
+          <w:color w:val="5B3FA6"/>
+          <w:sz w:val="17"/>
+          <w:szCs w:val="17"/>
+        </w:rPr>
+        <w:t>10</w:t>
+      </w:r>
+      <w:r>
+        <w:rPr>
+          <w:rFonts w:ascii="Courier New" w:eastAsia="Courier New" w:hAnsi="Courier New" w:cs="Courier New"/>
+          <w:color w:val="222222"/>
+          <w:sz w:val="17"/>
+          <w:szCs w:val="17"/>
+        </w:rPr>
+        <w:t>h</w:t>
+      </w:r>
+      <w:r>
+        <w:rPr>
+          <w:rFonts w:ascii="Courier New" w:eastAsia="Courier New" w:hAnsi="Courier New" w:cs="Courier New"/>
+          <w:b/>
+          <w:bCs/>
+          <w:color w:val="5B3FA6"/>
+          <w:sz w:val="17"/>
+          <w:szCs w:val="17"/>
+        </w:rPr>
+        <w:t>12</w:t>
+      </w:r>
+      <w:r>
+        <w:rPr>
+          <w:rFonts w:ascii="Courier New" w:eastAsia="Courier New" w:hAnsi="Courier New" w:cs="Courier New"/>
+          <w:color w:val="222222"/>
+          <w:sz w:val="17"/>
+          <w:szCs w:val="17"/>
+        </w:rPr>
+        <w:t>-------------|--</w:t>
+      </w:r>
+      <w:r>
+        <w:rPr>
+          <w:rFonts w:ascii="Courier New" w:eastAsia="Courier New" w:hAnsi="Courier New" w:cs="Courier New"/>
+          <w:b/>
+          <w:bCs/>
+          <w:color w:val="5B3FA6"/>
+          <w:sz w:val="17"/>
+          <w:szCs w:val="17"/>
+        </w:rPr>
+        <w:t>10</w:t>
+      </w:r>
+      <w:r>
+        <w:rPr>
+          <w:rFonts w:ascii="Courier New" w:eastAsia="Courier New" w:hAnsi="Courier New" w:cs="Courier New"/>
+          <w:color w:val="222222"/>
+          <w:sz w:val="17"/>
+          <w:szCs w:val="17"/>
+        </w:rPr>
+        <w:t>/</w:t>
+      </w:r>
+      <w:r>
+        <w:rPr>
+          <w:rFonts w:ascii="Courier New" w:eastAsia="Courier New" w:hAnsi="Courier New" w:cs="Courier New"/>
+          <w:b/>
+          <w:bCs/>
+          <w:color w:val="5B3FA6"/>
+          <w:sz w:val="17"/>
+          <w:szCs w:val="17"/>
+        </w:rPr>
+        <w:t>12</w:t>
+      </w:r>
+      <w:r>
+        <w:rPr>
+          <w:rFonts w:ascii="Courier New" w:eastAsia="Courier New" w:hAnsi="Courier New" w:cs="Courier New"/>
+          <w:color w:val="222222"/>
+          <w:sz w:val="17"/>
+          <w:szCs w:val="17"/>
+        </w:rPr>
+        <w:t>-----</w:t>
+      </w:r>
+      <w:r>
+        <w:rPr>
+          <w:rFonts w:ascii="Courier New" w:eastAsia="Courier New" w:hAnsi="Courier New" w:cs="Courier New"/>
+          <w:b/>
+          <w:bCs/>
+          <w:color w:val="5B3FA6"/>
+          <w:sz w:val="17"/>
+          <w:szCs w:val="17"/>
+        </w:rPr>
+        <w:t>12</w:t>
+      </w:r>
+      <w:r>
+        <w:rPr>
+          <w:rFonts w:ascii="Courier New" w:eastAsia="Courier New" w:hAnsi="Courier New" w:cs="Courier New"/>
+          <w:color w:val="222222"/>
+          <w:sz w:val="17"/>
+          <w:szCs w:val="17"/>
+        </w:rPr>
+        <w:t>------|</w:t>
+      </w:r>
+    </w:p>
+    <w:p>
+      <w:pPr>
+        <w:keepNext/>
+        <w:keepLines/>
+        <w:pBdr>
+          <w:left w:val="single" w:sz="18" w:space="8" w:color="5B3FA6"/>
+        </w:pBdr>
+        <w:ind w:left="120"/>
+      </w:pPr>
+      <w:r>
+        <w:rPr>
+          <w:rFonts w:ascii="Courier New" w:eastAsia="Courier New" w:hAnsi="Courier New" w:cs="Courier New"/>
+          <w:color w:val="222222"/>
+          <w:sz w:val="17"/>
+          <w:szCs w:val="17"/>
+        </w:rPr>
+        <w:t>A |--------------------|----------</w:t>
+      </w:r>
+      <w:r>
+        <w:rPr>
+          <w:rFonts w:ascii="Courier New" w:eastAsia="Courier New" w:hAnsi="Courier New" w:cs="Courier New"/>
+          <w:color w:val="222222"/>
+          <w:sz w:val="17"/>
+          <w:szCs w:val="17"/>
+        </w:rPr>
+        <w:t>----------|</w:t>
+      </w:r>
+    </w:p>
+    <w:p>
+      <w:pPr>
+        <w:keepNext/>
+        <w:keepLines/>
+        <w:pBdr>
+          <w:left w:val="single" w:sz="18" w:space="8" w:color="5B3FA6"/>
+        </w:pBdr>
+        <w:ind w:left="120"/>
+      </w:pPr>
+      <w:r>
+        <w:rPr>
+          <w:rFonts w:ascii="Courier New" w:eastAsia="Courier New" w:hAnsi="Courier New" w:cs="Courier New"/>
+          <w:color w:val="222222"/>
+          <w:sz w:val="17"/>
+          <w:szCs w:val="17"/>
+        </w:rPr>
+        <w:t>E |--------------------|--------------------|</w:t>
+      </w:r>
+    </w:p>
+    <w:p>
+      <w:pPr>
+        <w:keepNext/>
         <w:spacing w:after="60"/>
       </w:pPr>
     </w:p>
@@ -1814,7 +2803,7 @@
         <w:rPr>
           <w:color w:val="222222"/>
         </w:rPr>
-        <w:t>Improvise 8 bars over the chord loop.</w:t>
+        <w:t>Practice each move slowly. The second note must ring clearly.</w:t>
       </w:r>
     </w:p>
     <w:p>
@@ -1831,7 +2820,7 @@
         <w:rPr>
           <w:color w:val="222222"/>
         </w:rPr>
-        <w:t>Start or end every phrase on D — your home note.</w:t>
+        <w:t>Then add them to your 3-note phrases.</w:t>
       </w:r>
     </w:p>
     <w:p>
@@ -1847,7 +2836,8 @@
           <w:sz w:val="23"/>
           <w:szCs w:val="23"/>
         </w:rPr>
-        <w:t xml:space="preserve">Rung 2 · </w:t>
+        <w:lastRenderedPageBreak/>
+        <w:t xml:space="preserve">Rung 4 · </w:t>
       </w:r>
       <w:r>
         <w:rPr>
@@ -1857,7 +2847,7 @@
           <w:sz w:val="23"/>
           <w:szCs w:val="23"/>
         </w:rPr>
-        <w:t>The whole box</w:t>
+        <w:t>Two licks</w:t>
       </w:r>
     </w:p>
     <w:p>
@@ -1877,135 +2867,485 @@
           <w:sz w:val="18"/>
           <w:szCs w:val="18"/>
         </w:rPr>
-        <w:t>The whole box · D minor pentatonic Pattern 1 · 10th position</w:t>
-      </w:r>
-    </w:p>
-    <w:p>
-      <w:pPr>
-        <w:keepNext/>
-        <w:keepLines/>
-        <w:pBdr>
-          <w:left w:val="single" w:sz="18" w:space="8" w:color="5B3FA6"/>
-        </w:pBdr>
-        <w:ind w:left="120"/>
-      </w:pPr>
-      <w:r>
-        <w:rPr>
-          <w:rFonts w:ascii="Courier New" w:eastAsia="Courier New" w:hAnsi="Courier New" w:cs="Courier New"/>
-          <w:color w:val="222222"/>
-          <w:sz w:val="17"/>
-          <w:szCs w:val="17"/>
-        </w:rPr>
-        <w:t>e |--10---------13--------------------|</w:t>
-      </w:r>
-    </w:p>
-    <w:p>
-      <w:pPr>
-        <w:keepNext/>
-        <w:keepLines/>
-        <w:pBdr>
-          <w:left w:val="single" w:sz="18" w:space="8" w:color="5B3FA6"/>
-        </w:pBdr>
-        <w:ind w:left="120"/>
-      </w:pPr>
-      <w:r>
-        <w:rPr>
-          <w:rFonts w:ascii="Courier New" w:eastAsia="Courier New" w:hAnsi="Courier New" w:cs="Courier New"/>
-          <w:color w:val="222222"/>
-          <w:sz w:val="17"/>
-          <w:szCs w:val="17"/>
-        </w:rPr>
-        <w:t>B |--10---------13--------------------|</w:t>
-      </w:r>
-    </w:p>
-    <w:p>
-      <w:pPr>
-        <w:keepNext/>
-        <w:keepLines/>
-        <w:pBdr>
-          <w:left w:val="single" w:sz="18" w:space="8" w:color="5B3FA6"/>
-        </w:pBdr>
-        <w:ind w:left="120"/>
-      </w:pPr>
-      <w:r>
-        <w:rPr>
-          <w:rFonts w:ascii="Courier New" w:eastAsia="Courier New" w:hAnsi="Courier New" w:cs="Courier New"/>
-          <w:color w:val="222222"/>
-          <w:sz w:val="17"/>
-          <w:szCs w:val="17"/>
-        </w:rPr>
-        <w:t>G |--10------12-----------------------|</w:t>
-      </w:r>
-    </w:p>
-    <w:p>
-      <w:pPr>
-        <w:keepNext/>
-        <w:keepLines/>
-        <w:pBdr>
-          <w:left w:val="single" w:sz="18" w:space="8" w:color="5B3FA6"/>
-        </w:pBdr>
-        <w:ind w:left="120"/>
-      </w:pPr>
-      <w:r>
-        <w:rPr>
-          <w:rFonts w:ascii="Courier New" w:eastAsia="Courier New" w:hAnsi="Courier New" w:cs="Courier New"/>
-          <w:color w:val="222222"/>
-          <w:sz w:val="17"/>
-          <w:szCs w:val="17"/>
-        </w:rPr>
-        <w:t>D |--10------12-----------------------|</w:t>
-      </w:r>
-    </w:p>
-    <w:p>
-      <w:pPr>
-        <w:keepNext/>
-        <w:keepLines/>
-        <w:pBdr>
-          <w:left w:val="single" w:sz="18" w:space="8" w:color="5B3FA6"/>
-        </w:pBdr>
-        <w:ind w:left="120"/>
-      </w:pPr>
-      <w:r>
-        <w:rPr>
-          <w:rFonts w:ascii="Courier New" w:eastAsia="Courier New" w:hAnsi="Courier New" w:cs="Courier New"/>
-          <w:color w:val="222222"/>
-          <w:sz w:val="17"/>
-          <w:szCs w:val="17"/>
-        </w:rPr>
-        <w:t>A |--10------12-----------------------|</w:t>
-      </w:r>
-    </w:p>
-    <w:p>
-      <w:pPr>
-        <w:keepLines/>
-        <w:pBdr>
-          <w:left w:val="single" w:sz="18" w:space="8" w:color="5B3FA6"/>
-        </w:pBdr>
-        <w:ind w:left="120"/>
-      </w:pPr>
-      <w:r>
-        <w:rPr>
-          <w:rFonts w:ascii="Courier New" w:eastAsia="Courier New" w:hAnsi="Courier New" w:cs="Courier New"/>
-          <w:color w:val="222222"/>
-          <w:sz w:val="17"/>
-          <w:szCs w:val="17"/>
-        </w:rPr>
-        <w:t>E |--10---------13--------------------|</w:t>
-      </w:r>
-    </w:p>
-    <w:p>
-      <w:pPr>
+        <w:t>Lick 1 · down and back up · lands on D</w:t>
+      </w:r>
+    </w:p>
+    <w:p>
+      <w:pPr>
+        <w:keepNext/>
+        <w:keepLines/>
+        <w:pBdr>
+          <w:left w:val="single" w:sz="18" w:space="8" w:color="5B3FA6"/>
+        </w:pBdr>
+        <w:ind w:left="120"/>
+      </w:pPr>
+      <w:r>
+        <w:rPr>
+          <w:rFonts w:ascii="Courier New" w:eastAsia="Courier New" w:hAnsi="Courier New" w:cs="Courier New"/>
+          <w:color w:val="222222"/>
+          <w:sz w:val="17"/>
+          <w:szCs w:val="17"/>
+        </w:rPr>
+        <w:t xml:space="preserve">     F    D    C    D</w:t>
+      </w:r>
+    </w:p>
+    <w:p>
+      <w:pPr>
+        <w:keepNext/>
+        <w:keepLines/>
+        <w:pBdr>
+          <w:left w:val="single" w:sz="18" w:space="8" w:color="5B3FA6"/>
+        </w:pBdr>
+        <w:ind w:left="120"/>
+      </w:pPr>
+      <w:r>
+        <w:rPr>
+          <w:rFonts w:ascii="Courier New" w:eastAsia="Courier New" w:hAnsi="Courier New" w:cs="Courier New"/>
+          <w:color w:val="222222"/>
+          <w:sz w:val="17"/>
+          <w:szCs w:val="17"/>
+        </w:rPr>
+        <w:t>e |--</w:t>
+      </w:r>
+      <w:r>
+        <w:rPr>
+          <w:rFonts w:ascii="Courier New" w:eastAsia="Courier New" w:hAnsi="Courier New" w:cs="Courier New"/>
+          <w:b/>
+          <w:bCs/>
+          <w:color w:val="5B3FA6"/>
+          <w:sz w:val="17"/>
+          <w:szCs w:val="17"/>
+        </w:rPr>
+        <w:t>13</w:t>
+      </w:r>
+      <w:r>
+        <w:rPr>
+          <w:rFonts w:ascii="Courier New" w:eastAsia="Courier New" w:hAnsi="Courier New" w:cs="Courier New"/>
+          <w:color w:val="222222"/>
+          <w:sz w:val="17"/>
+          <w:szCs w:val="17"/>
+        </w:rPr>
+        <w:t>---</w:t>
+      </w:r>
+      <w:r>
+        <w:rPr>
+          <w:rFonts w:ascii="Courier New" w:eastAsia="Courier New" w:hAnsi="Courier New" w:cs="Courier New"/>
+          <w:b/>
+          <w:bCs/>
+          <w:color w:val="5B3FA6"/>
+          <w:sz w:val="17"/>
+          <w:szCs w:val="17"/>
+        </w:rPr>
+        <w:t>10</w:t>
+      </w:r>
+      <w:r>
+        <w:rPr>
+          <w:rFonts w:ascii="Courier New" w:eastAsia="Courier New" w:hAnsi="Courier New" w:cs="Courier New"/>
+          <w:color w:val="222222"/>
+          <w:sz w:val="17"/>
+          <w:szCs w:val="17"/>
+        </w:rPr>
+        <w:t>--------</w:t>
+      </w:r>
+      <w:r>
+        <w:rPr>
+          <w:rFonts w:ascii="Courier New" w:eastAsia="Courier New" w:hAnsi="Courier New" w:cs="Courier New"/>
+          <w:b/>
+          <w:bCs/>
+          <w:color w:val="5B3FA6"/>
+          <w:sz w:val="17"/>
+          <w:szCs w:val="17"/>
+        </w:rPr>
+        <w:t>10</w:t>
+      </w:r>
+      <w:r>
+        <w:rPr>
+          <w:rFonts w:ascii="Courier New" w:eastAsia="Courier New" w:hAnsi="Courier New" w:cs="Courier New"/>
+          <w:color w:val="222222"/>
+          <w:sz w:val="17"/>
+          <w:szCs w:val="17"/>
+        </w:rPr>
+        <w:t>-|</w:t>
+      </w:r>
+    </w:p>
+    <w:p>
+      <w:pPr>
+        <w:keepNext/>
+        <w:keepLines/>
+        <w:pBdr>
+          <w:left w:val="single" w:sz="18" w:space="8" w:color="5B3FA6"/>
+        </w:pBdr>
+        <w:ind w:left="120"/>
+      </w:pPr>
+      <w:r>
+        <w:rPr>
+          <w:rFonts w:ascii="Courier New" w:eastAsia="Courier New" w:hAnsi="Courier New" w:cs="Courier New"/>
+          <w:color w:val="222222"/>
+          <w:sz w:val="17"/>
+          <w:szCs w:val="17"/>
+        </w:rPr>
+        <w:t>B |------------</w:t>
+      </w:r>
+      <w:r>
+        <w:rPr>
+          <w:rFonts w:ascii="Courier New" w:eastAsia="Courier New" w:hAnsi="Courier New" w:cs="Courier New"/>
+          <w:b/>
+          <w:bCs/>
+          <w:color w:val="5B3FA6"/>
+          <w:sz w:val="17"/>
+          <w:szCs w:val="17"/>
+        </w:rPr>
+        <w:t>13</w:t>
+      </w:r>
+      <w:r>
+        <w:rPr>
+          <w:rFonts w:ascii="Courier New" w:eastAsia="Courier New" w:hAnsi="Courier New" w:cs="Courier New"/>
+          <w:color w:val="222222"/>
+          <w:sz w:val="17"/>
+          <w:szCs w:val="17"/>
+        </w:rPr>
+        <w:t>------|</w:t>
+      </w:r>
+    </w:p>
+    <w:p>
+      <w:pPr>
+        <w:keepNext/>
+        <w:keepLines/>
+        <w:pBdr>
+          <w:left w:val="single" w:sz="18" w:space="8" w:color="5B3FA6"/>
+        </w:pBdr>
+        <w:ind w:left="120"/>
+      </w:pPr>
+      <w:r>
+        <w:rPr>
+          <w:rFonts w:ascii="Courier New" w:eastAsia="Courier New" w:hAnsi="Courier New" w:cs="Courier New"/>
+          <w:color w:val="222222"/>
+          <w:sz w:val="17"/>
+          <w:szCs w:val="17"/>
+        </w:rPr>
+        <w:t>G |--------------------|</w:t>
+      </w:r>
+    </w:p>
+    <w:p>
+      <w:pPr>
+        <w:keepNext/>
+        <w:keepLines/>
+        <w:pBdr>
+          <w:left w:val="single" w:sz="18" w:space="8" w:color="5B3FA6"/>
+        </w:pBdr>
+        <w:ind w:left="120"/>
+      </w:pPr>
+      <w:r>
+        <w:rPr>
+          <w:rFonts w:ascii="Courier New" w:eastAsia="Courier New" w:hAnsi="Courier New" w:cs="Courier New"/>
+          <w:color w:val="222222"/>
+          <w:sz w:val="17"/>
+          <w:szCs w:val="17"/>
+        </w:rPr>
+        <w:t>D |--------------------|</w:t>
+      </w:r>
+    </w:p>
+    <w:p>
+      <w:pPr>
+        <w:keepNext/>
+        <w:keepLines/>
+        <w:pBdr>
+          <w:left w:val="single" w:sz="18" w:space="8" w:color="5B3FA6"/>
+        </w:pBdr>
+        <w:ind w:left="120"/>
+      </w:pPr>
+      <w:r>
+        <w:rPr>
+          <w:rFonts w:ascii="Courier New" w:eastAsia="Courier New" w:hAnsi="Courier New" w:cs="Courier New"/>
+          <w:color w:val="222222"/>
+          <w:sz w:val="17"/>
+          <w:szCs w:val="17"/>
+        </w:rPr>
+        <w:t>A |--------------------|</w:t>
+      </w:r>
+    </w:p>
+    <w:p>
+      <w:pPr>
+        <w:keepNext/>
+        <w:keepLines/>
+        <w:pBdr>
+          <w:left w:val="single" w:sz="18" w:space="8" w:color="5B3FA6"/>
+        </w:pBdr>
+        <w:ind w:left="120"/>
+      </w:pPr>
+      <w:r>
+        <w:rPr>
+          <w:rFonts w:ascii="Courier New" w:eastAsia="Courier New" w:hAnsi="Courier New" w:cs="Courier New"/>
+          <w:color w:val="222222"/>
+          <w:sz w:val="17"/>
+          <w:szCs w:val="17"/>
+        </w:rPr>
+        <w:t>E |--------------------|</w:t>
+      </w:r>
+    </w:p>
+    <w:p>
+      <w:pPr>
+        <w:keepNext/>
         <w:spacing w:after="60"/>
       </w:pPr>
     </w:p>
     <w:p>
       <w:pPr>
+        <w:keepNext/>
+        <w:pBdr>
+          <w:left w:val="single" w:sz="18" w:space="8" w:color="5B3FA6"/>
+        </w:pBdr>
+        <w:spacing w:before="80" w:after="60"/>
+        <w:ind w:left="120"/>
+      </w:pPr>
+      <w:r>
+        <w:rPr>
+          <w:b/>
+          <w:bCs/>
+          <w:color w:val="5B3FA6"/>
+          <w:sz w:val="18"/>
+          <w:szCs w:val="18"/>
+        </w:rPr>
+        <w:t>Lick 2 · ascending · lands on D</w:t>
+      </w:r>
+    </w:p>
+    <w:p>
+      <w:pPr>
+        <w:keepNext/>
+        <w:keepLines/>
+        <w:pBdr>
+          <w:left w:val="single" w:sz="18" w:space="8" w:color="5B3FA6"/>
+        </w:pBdr>
+        <w:ind w:left="120"/>
+      </w:pPr>
+      <w:r>
+        <w:rPr>
+          <w:rFonts w:ascii="Courier New" w:eastAsia="Courier New" w:hAnsi="Courier New" w:cs="Courier New"/>
+          <w:color w:val="222222"/>
+          <w:sz w:val="17"/>
+          <w:szCs w:val="17"/>
+        </w:rPr>
+        <w:t xml:space="preserve">     G    A    C    D</w:t>
+      </w:r>
+    </w:p>
+    <w:p>
+      <w:pPr>
+        <w:keepNext/>
+        <w:keepLines/>
+        <w:pBdr>
+          <w:left w:val="single" w:sz="18" w:space="8" w:color="5B3FA6"/>
+        </w:pBdr>
+        <w:ind w:left="120"/>
+      </w:pPr>
+      <w:r>
+        <w:rPr>
+          <w:rFonts w:ascii="Courier New" w:eastAsia="Courier New" w:hAnsi="Courier New" w:cs="Courier New"/>
+          <w:color w:val="222222"/>
+          <w:sz w:val="17"/>
+          <w:szCs w:val="17"/>
+        </w:rPr>
+        <w:t>e |--------------------|</w:t>
+      </w:r>
+    </w:p>
+    <w:p>
+      <w:pPr>
+        <w:keepNext/>
+        <w:keepLines/>
+        <w:pBdr>
+          <w:left w:val="single" w:sz="18" w:space="8" w:color="5B3FA6"/>
+        </w:pBdr>
+        <w:ind w:left="120"/>
+      </w:pPr>
+      <w:r>
+        <w:rPr>
+          <w:rFonts w:ascii="Courier New" w:eastAsia="Courier New" w:hAnsi="Courier New" w:cs="Courier New"/>
+          <w:color w:val="222222"/>
+          <w:sz w:val="17"/>
+          <w:szCs w:val="17"/>
+        </w:rPr>
+        <w:t>B |--------------------|</w:t>
+      </w:r>
+    </w:p>
+    <w:p>
+      <w:pPr>
+        <w:keepNext/>
+        <w:keepLines/>
+        <w:pBdr>
+          <w:left w:val="single" w:sz="18" w:space="8" w:color="5B3FA6"/>
+        </w:pBdr>
+        <w:ind w:left="120"/>
+      </w:pPr>
+      <w:r>
+        <w:rPr>
+          <w:rFonts w:ascii="Courier New" w:eastAsia="Courier New" w:hAnsi="Courier New" w:cs="Courier New"/>
+          <w:color w:val="222222"/>
+          <w:sz w:val="17"/>
+          <w:szCs w:val="17"/>
+        </w:rPr>
+        <w:t>G |-----</w:t>
+      </w:r>
+      <w:r>
+        <w:rPr>
+          <w:rFonts w:ascii="Courier New" w:eastAsia="Courier New" w:hAnsi="Courier New" w:cs="Courier New"/>
+          <w:color w:val="222222"/>
+          <w:sz w:val="17"/>
+          <w:szCs w:val="17"/>
+        </w:rPr>
+        <w:t>---------------|</w:t>
+      </w:r>
+    </w:p>
+    <w:p>
+      <w:pPr>
+        <w:keepNext/>
+        <w:keepLines/>
+        <w:pBdr>
+          <w:left w:val="single" w:sz="18" w:space="8" w:color="5B3FA6"/>
+        </w:pBdr>
+        <w:ind w:left="120"/>
+      </w:pPr>
+      <w:r>
+        <w:rPr>
+          <w:rFonts w:ascii="Courier New" w:eastAsia="Courier New" w:hAnsi="Courier New" w:cs="Courier New"/>
+          <w:color w:val="222222"/>
+          <w:sz w:val="17"/>
+          <w:szCs w:val="17"/>
+        </w:rPr>
+        <w:t>D |------------</w:t>
+      </w:r>
+      <w:r>
+        <w:rPr>
+          <w:rFonts w:ascii="Courier New" w:eastAsia="Courier New" w:hAnsi="Courier New" w:cs="Courier New"/>
+          <w:b/>
+          <w:bCs/>
+          <w:color w:val="5B3FA6"/>
+          <w:sz w:val="17"/>
+          <w:szCs w:val="17"/>
+        </w:rPr>
+        <w:t>10</w:t>
+      </w:r>
+      <w:r>
+        <w:rPr>
+          <w:rFonts w:ascii="Courier New" w:eastAsia="Courier New" w:hAnsi="Courier New" w:cs="Courier New"/>
+          <w:color w:val="222222"/>
+          <w:sz w:val="17"/>
+          <w:szCs w:val="17"/>
+        </w:rPr>
+        <w:t>---</w:t>
+      </w:r>
+      <w:r>
+        <w:rPr>
+          <w:rFonts w:ascii="Courier New" w:eastAsia="Courier New" w:hAnsi="Courier New" w:cs="Courier New"/>
+          <w:b/>
+          <w:bCs/>
+          <w:color w:val="5B3FA6"/>
+          <w:sz w:val="17"/>
+          <w:szCs w:val="17"/>
+        </w:rPr>
+        <w:t>12</w:t>
+      </w:r>
+      <w:r>
+        <w:rPr>
+          <w:rFonts w:ascii="Courier New" w:eastAsia="Courier New" w:hAnsi="Courier New" w:cs="Courier New"/>
+          <w:color w:val="222222"/>
+          <w:sz w:val="17"/>
+          <w:szCs w:val="17"/>
+        </w:rPr>
+        <w:t>-|</w:t>
+      </w:r>
+    </w:p>
+    <w:p>
+      <w:pPr>
+        <w:keepNext/>
+        <w:keepLines/>
+        <w:pBdr>
+          <w:left w:val="single" w:sz="18" w:space="8" w:color="5B3FA6"/>
+        </w:pBdr>
+        <w:ind w:left="120"/>
+      </w:pPr>
+      <w:r>
+        <w:rPr>
+          <w:rFonts w:ascii="Courier New" w:eastAsia="Courier New" w:hAnsi="Courier New" w:cs="Courier New"/>
+          <w:color w:val="222222"/>
+          <w:sz w:val="17"/>
+          <w:szCs w:val="17"/>
+        </w:rPr>
+        <w:t>A |--</w:t>
+      </w:r>
+      <w:r>
+        <w:rPr>
+          <w:rFonts w:ascii="Courier New" w:eastAsia="Courier New" w:hAnsi="Courier New" w:cs="Courier New"/>
+          <w:b/>
+          <w:bCs/>
+          <w:color w:val="5B3FA6"/>
+          <w:sz w:val="17"/>
+          <w:szCs w:val="17"/>
+        </w:rPr>
+        <w:t>10</w:t>
+      </w:r>
+      <w:r>
+        <w:rPr>
+          <w:rFonts w:ascii="Courier New" w:eastAsia="Courier New" w:hAnsi="Courier New" w:cs="Courier New"/>
+          <w:color w:val="222222"/>
+          <w:sz w:val="17"/>
+          <w:szCs w:val="17"/>
+        </w:rPr>
+        <w:t>---</w:t>
+      </w:r>
+      <w:r>
+        <w:rPr>
+          <w:rFonts w:ascii="Courier New" w:eastAsia="Courier New" w:hAnsi="Courier New" w:cs="Courier New"/>
+          <w:b/>
+          <w:bCs/>
+          <w:color w:val="5B3FA6"/>
+          <w:sz w:val="17"/>
+          <w:szCs w:val="17"/>
+        </w:rPr>
+        <w:t>12</w:t>
+      </w:r>
+      <w:r>
+        <w:rPr>
+          <w:rFonts w:ascii="Courier New" w:eastAsia="Courier New" w:hAnsi="Courier New" w:cs="Courier New"/>
+          <w:color w:val="222222"/>
+          <w:sz w:val="17"/>
+          <w:szCs w:val="17"/>
+        </w:rPr>
+        <w:t>-----------|</w:t>
+      </w:r>
+    </w:p>
+    <w:p>
+      <w:pPr>
+        <w:keepNext/>
+        <w:keepLines/>
+        <w:pBdr>
+          <w:left w:val="single" w:sz="18" w:space="8" w:color="5B3FA6"/>
+        </w:pBdr>
+        <w:ind w:left="120"/>
+      </w:pPr>
+      <w:r>
+        <w:rPr>
+          <w:rFonts w:ascii="Courier New" w:eastAsia="Courier New" w:hAnsi="Courier New" w:cs="Courier New"/>
+          <w:color w:val="222222"/>
+          <w:sz w:val="17"/>
+          <w:szCs w:val="17"/>
+        </w:rPr>
+        <w:t>E |--------------------|</w:t>
+      </w:r>
+    </w:p>
+    <w:p>
+      <w:pPr>
+        <w:keepNext/>
+        <w:spacing w:after="60"/>
+      </w:pPr>
+    </w:p>
+    <w:p>
+      <w:pPr>
+        <w:keepNext/>
         <w:keepLines/>
         <w:pBdr>
           <w:left w:val="single" w:sz="18" w:space="8" w:color="5B3FA6"/>
         </w:pBdr>
         <w:shd w:val="clear" w:color="auto" w:fill="EFEBF8"/>
-        <w:spacing w:before="80" w:after="120"/>
+        <w:spacing w:before="80" w:after="20"/>
         <w:ind w:left="120"/>
       </w:pPr>
       <w:r>
@@ -2020,62 +3360,86 @@
         <w:rPr>
           <w:color w:val="222222"/>
         </w:rPr>
-        <w:t>Run the box up and down, then improvise anywhere inside it, still ending on D.</w:t>
-      </w:r>
-    </w:p>
-    <w:p>
-      <w:pPr>
-        <w:keepNext/>
-        <w:spacing w:before="120" w:after="60"/>
-      </w:pPr>
-      <w:r>
-        <w:rPr>
-          <w:b/>
-          <w:bCs/>
-          <w:color w:val="5B3FA6"/>
-          <w:sz w:val="23"/>
-          <w:szCs w:val="23"/>
-        </w:rPr>
-        <w:lastRenderedPageBreak/>
-        <w:t xml:space="preserve">Rung 3 · </w:t>
-      </w:r>
-      <w:r>
-        <w:rPr>
-          <w:b/>
-          <w:bCs/>
-          <w:color w:val="222222"/>
-          <w:sz w:val="23"/>
-          <w:szCs w:val="23"/>
-        </w:rPr>
-        <w:t>Hammer-ons and slides</w:t>
-      </w:r>
-    </w:p>
-    <w:p>
-      <w:pPr>
-        <w:keepNext/>
-        <w:spacing w:after="100"/>
-      </w:pPr>
-      <w:r>
-        <w:rPr>
-          <w:color w:val="222222"/>
+        <w:t>Learn each lick exactly first.</w:t>
+      </w:r>
+    </w:p>
+    <w:p>
+      <w:pPr>
+        <w:keepLines/>
+        <w:pBdr>
+          <w:left w:val="single" w:sz="18" w:space="8" w:color="5B3FA6"/>
+        </w:pBdr>
+        <w:shd w:val="clear" w:color="auto" w:fill="EFEBF8"/>
+        <w:spacing w:after="120"/>
+        <w:ind w:left="120"/>
+      </w:pPr>
+      <w:r>
+        <w:rPr>
+          <w:color w:val="222222"/>
+        </w:rPr>
+        <w:t>Then change one note or the rhythm.</w:t>
+      </w:r>
+    </w:p>
+    <w:p>
+      <w:pPr>
+        <w:spacing w:after="120"/>
+        <w:ind w:left="120"/>
+      </w:pPr>
+      <w:r>
+        <w:rPr>
+          <w:b/>
+          <w:bCs/>
+          <w:color w:val="5B3FA6"/>
+        </w:rPr>
+        <w:t xml:space="preserve">You've got it when: </w:t>
+      </w:r>
+      <w:r>
+        <w:rPr>
+          <w:color w:val="222222"/>
+        </w:rPr>
+        <w:t>You’ve climbed all 4 rungs — dress-ups and licks in your solos.</w:t>
+      </w:r>
+    </w:p>
+    <w:p>
+      <w:pPr>
+        <w:keepNext/>
+        <w:spacing w:before="60" w:after="30"/>
+      </w:pPr>
+      <w:r>
+        <w:rPr>
+          <w:b/>
+          <w:bCs/>
+          <w:color w:val="5B3FA6"/>
           <w:sz w:val="22"/>
           <w:szCs w:val="22"/>
         </w:rPr>
-        <w:t>h = hammer-on. Pick the first note, then tap the higher fret with your ring finger.</w:t>
-      </w:r>
-    </w:p>
-    <w:p>
-      <w:pPr>
-        <w:keepNext/>
-        <w:spacing w:after="100"/>
-      </w:pPr>
-      <w:r>
-        <w:rPr>
-          <w:color w:val="222222"/>
-          <w:sz w:val="22"/>
-          <w:szCs w:val="22"/>
-        </w:rPr>
-        <w:t>/ = slide. Pick once, keep pressing, slide up.</w:t>
+        <w:t>Level up</w:t>
+      </w:r>
+    </w:p>
+    <w:p>
+      <w:pPr>
+        <w:keepNext/>
+        <w:spacing w:after="40"/>
+        <w:ind w:left="360"/>
+      </w:pPr>
+      <w:r>
+        <w:rPr>
+          <w:color w:val="222222"/>
+        </w:rPr>
+        <w:t>Slide the whole box down to fret 5 — that’s A minor pentatonic. It fits this vamp too.</w:t>
+      </w:r>
+    </w:p>
+    <w:p>
+      <w:pPr>
+        <w:keepNext/>
+        <w:spacing w:after="40"/>
+        <w:ind w:left="360"/>
+      </w:pPr>
+      <w:r>
+        <w:rPr>
+          <w:color w:val="222222"/>
+        </w:rPr>
+        <w:t>Compare how the 2 positions sound.</w:t>
       </w:r>
     </w:p>
     <w:p>
@@ -2095,972 +3459,7 @@
           <w:sz w:val="18"/>
           <w:szCs w:val="18"/>
         </w:rPr>
-        <w:t>Dress-ups in th</w:t>
-      </w:r>
-      <w:r>
-        <w:rPr>
-          <w:b/>
-          <w:bCs/>
-          <w:color w:val="5B3FA6"/>
-          <w:sz w:val="18"/>
-          <w:szCs w:val="18"/>
-        </w:rPr>
-        <w:t>e box · h = hammer-on, / = slide</w:t>
-      </w:r>
-    </w:p>
-    <w:p>
-      <w:pPr>
-        <w:keepNext/>
-        <w:keepLines/>
-        <w:pBdr>
-          <w:left w:val="single" w:sz="18" w:space="8" w:color="5B3FA6"/>
-        </w:pBdr>
-        <w:ind w:left="120"/>
-      </w:pPr>
-      <w:r>
-        <w:rPr>
-          <w:rFonts w:ascii="Courier New" w:eastAsia="Courier New" w:hAnsi="Courier New" w:cs="Courier New"/>
-          <w:color w:val="222222"/>
-          <w:sz w:val="17"/>
-          <w:szCs w:val="17"/>
-        </w:rPr>
-        <w:t xml:space="preserve">     C  D      F  G       C  D      D</w:t>
-      </w:r>
-    </w:p>
-    <w:p>
-      <w:pPr>
-        <w:keepNext/>
-        <w:keepLines/>
-        <w:pBdr>
-          <w:left w:val="single" w:sz="18" w:space="8" w:color="5B3FA6"/>
-        </w:pBdr>
-        <w:ind w:left="120"/>
-      </w:pPr>
-      <w:r>
-        <w:rPr>
-          <w:rFonts w:ascii="Courier New" w:eastAsia="Courier New" w:hAnsi="Courier New" w:cs="Courier New"/>
-          <w:color w:val="222222"/>
-          <w:sz w:val="17"/>
-          <w:szCs w:val="17"/>
-        </w:rPr>
-        <w:t>e |--------------------|--------------------|</w:t>
-      </w:r>
-    </w:p>
-    <w:p>
-      <w:pPr>
-        <w:keepNext/>
-        <w:keepLines/>
-        <w:pBdr>
-          <w:left w:val="single" w:sz="18" w:space="8" w:color="5B3FA6"/>
-        </w:pBdr>
-        <w:ind w:left="120"/>
-      </w:pPr>
-      <w:r>
-        <w:rPr>
-          <w:rFonts w:ascii="Courier New" w:eastAsia="Courier New" w:hAnsi="Courier New" w:cs="Courier New"/>
-          <w:color w:val="222222"/>
-          <w:sz w:val="17"/>
-          <w:szCs w:val="17"/>
-        </w:rPr>
-        <w:t>B |--------------------|--------------------|</w:t>
-      </w:r>
-    </w:p>
-    <w:p>
-      <w:pPr>
-        <w:keepNext/>
-        <w:keepLines/>
-        <w:pBdr>
-          <w:left w:val="single" w:sz="18" w:space="8" w:color="5B3FA6"/>
-        </w:pBdr>
-        <w:ind w:left="120"/>
-      </w:pPr>
-      <w:r>
-        <w:rPr>
-          <w:rFonts w:ascii="Courier New" w:eastAsia="Courier New" w:hAnsi="Courier New" w:cs="Courier New"/>
-          <w:color w:val="222222"/>
-          <w:sz w:val="17"/>
-          <w:szCs w:val="17"/>
-        </w:rPr>
-        <w:t>G |------------</w:t>
-      </w:r>
-      <w:r>
-        <w:rPr>
-          <w:rFonts w:ascii="Courier New" w:eastAsia="Courier New" w:hAnsi="Courier New" w:cs="Courier New"/>
-          <w:b/>
-          <w:bCs/>
-          <w:color w:val="5B3FA6"/>
-          <w:sz w:val="17"/>
-          <w:szCs w:val="17"/>
-        </w:rPr>
-        <w:t>10</w:t>
-      </w:r>
-      <w:r>
-        <w:rPr>
-          <w:rFonts w:ascii="Courier New" w:eastAsia="Courier New" w:hAnsi="Courier New" w:cs="Courier New"/>
-          <w:color w:val="222222"/>
-          <w:sz w:val="17"/>
-          <w:szCs w:val="17"/>
-        </w:rPr>
-        <w:t>h</w:t>
-      </w:r>
-      <w:r>
-        <w:rPr>
-          <w:rFonts w:ascii="Courier New" w:eastAsia="Courier New" w:hAnsi="Courier New" w:cs="Courier New"/>
-          <w:b/>
-          <w:bCs/>
-          <w:color w:val="5B3FA6"/>
-          <w:sz w:val="17"/>
-          <w:szCs w:val="17"/>
-        </w:rPr>
-        <w:t>12</w:t>
-      </w:r>
-      <w:r>
-        <w:rPr>
-          <w:rFonts w:ascii="Courier New" w:eastAsia="Courier New" w:hAnsi="Courier New" w:cs="Courier New"/>
-          <w:color w:val="222222"/>
-          <w:sz w:val="17"/>
-          <w:szCs w:val="17"/>
-        </w:rPr>
-        <w:t>---|--------------------|</w:t>
-      </w:r>
-    </w:p>
-    <w:p>
-      <w:pPr>
-        <w:keepNext/>
-        <w:keepLines/>
-        <w:pBdr>
-          <w:left w:val="single" w:sz="18" w:space="8" w:color="5B3FA6"/>
-        </w:pBdr>
-        <w:ind w:left="120"/>
-      </w:pPr>
-      <w:r>
-        <w:rPr>
-          <w:rFonts w:ascii="Courier New" w:eastAsia="Courier New" w:hAnsi="Courier New" w:cs="Courier New"/>
-          <w:color w:val="222222"/>
-          <w:sz w:val="17"/>
-          <w:szCs w:val="17"/>
-        </w:rPr>
-        <w:t>D |--</w:t>
-      </w:r>
-      <w:r>
-        <w:rPr>
-          <w:rFonts w:ascii="Courier New" w:eastAsia="Courier New" w:hAnsi="Courier New" w:cs="Courier New"/>
-          <w:b/>
-          <w:bCs/>
-          <w:color w:val="5B3FA6"/>
-          <w:sz w:val="17"/>
-          <w:szCs w:val="17"/>
-        </w:rPr>
-        <w:t>10</w:t>
-      </w:r>
-      <w:r>
-        <w:rPr>
-          <w:rFonts w:ascii="Courier New" w:eastAsia="Courier New" w:hAnsi="Courier New" w:cs="Courier New"/>
-          <w:color w:val="222222"/>
-          <w:sz w:val="17"/>
-          <w:szCs w:val="17"/>
-        </w:rPr>
-        <w:t>h</w:t>
-      </w:r>
-      <w:r>
-        <w:rPr>
-          <w:rFonts w:ascii="Courier New" w:eastAsia="Courier New" w:hAnsi="Courier New" w:cs="Courier New"/>
-          <w:b/>
-          <w:bCs/>
-          <w:color w:val="5B3FA6"/>
-          <w:sz w:val="17"/>
-          <w:szCs w:val="17"/>
-        </w:rPr>
-        <w:t>12</w:t>
-      </w:r>
-      <w:r>
-        <w:rPr>
-          <w:rFonts w:ascii="Courier New" w:eastAsia="Courier New" w:hAnsi="Courier New" w:cs="Courier New"/>
-          <w:color w:val="222222"/>
-          <w:sz w:val="17"/>
-          <w:szCs w:val="17"/>
-        </w:rPr>
-        <w:t>-------------|--</w:t>
-      </w:r>
-      <w:r>
-        <w:rPr>
-          <w:rFonts w:ascii="Courier New" w:eastAsia="Courier New" w:hAnsi="Courier New" w:cs="Courier New"/>
-          <w:b/>
-          <w:bCs/>
-          <w:color w:val="5B3FA6"/>
-          <w:sz w:val="17"/>
-          <w:szCs w:val="17"/>
-        </w:rPr>
-        <w:t>10</w:t>
-      </w:r>
-      <w:r>
-        <w:rPr>
-          <w:rFonts w:ascii="Courier New" w:eastAsia="Courier New" w:hAnsi="Courier New" w:cs="Courier New"/>
-          <w:color w:val="222222"/>
-          <w:sz w:val="17"/>
-          <w:szCs w:val="17"/>
-        </w:rPr>
-        <w:t>/</w:t>
-      </w:r>
-      <w:r>
-        <w:rPr>
-          <w:rFonts w:ascii="Courier New" w:eastAsia="Courier New" w:hAnsi="Courier New" w:cs="Courier New"/>
-          <w:b/>
-          <w:bCs/>
-          <w:color w:val="5B3FA6"/>
-          <w:sz w:val="17"/>
-          <w:szCs w:val="17"/>
-        </w:rPr>
-        <w:t>12</w:t>
-      </w:r>
-      <w:r>
-        <w:rPr>
-          <w:rFonts w:ascii="Courier New" w:eastAsia="Courier New" w:hAnsi="Courier New" w:cs="Courier New"/>
-          <w:color w:val="222222"/>
-          <w:sz w:val="17"/>
-          <w:szCs w:val="17"/>
-        </w:rPr>
-        <w:t>-----</w:t>
-      </w:r>
-      <w:r>
-        <w:rPr>
-          <w:rFonts w:ascii="Courier New" w:eastAsia="Courier New" w:hAnsi="Courier New" w:cs="Courier New"/>
-          <w:b/>
-          <w:bCs/>
-          <w:color w:val="5B3FA6"/>
-          <w:sz w:val="17"/>
-          <w:szCs w:val="17"/>
-        </w:rPr>
-        <w:t>12</w:t>
-      </w:r>
-      <w:r>
-        <w:rPr>
-          <w:rFonts w:ascii="Courier New" w:eastAsia="Courier New" w:hAnsi="Courier New" w:cs="Courier New"/>
-          <w:color w:val="222222"/>
-          <w:sz w:val="17"/>
-          <w:szCs w:val="17"/>
-        </w:rPr>
-        <w:t>------|</w:t>
-      </w:r>
-    </w:p>
-    <w:p>
-      <w:pPr>
-        <w:keepNext/>
-        <w:keepLines/>
-        <w:pBdr>
-          <w:left w:val="single" w:sz="18" w:space="8" w:color="5B3FA6"/>
-        </w:pBdr>
-        <w:ind w:left="120"/>
-      </w:pPr>
-      <w:r>
-        <w:rPr>
-          <w:rFonts w:ascii="Courier New" w:eastAsia="Courier New" w:hAnsi="Courier New" w:cs="Courier New"/>
-          <w:color w:val="222222"/>
-          <w:sz w:val="17"/>
-          <w:szCs w:val="17"/>
-        </w:rPr>
-        <w:t>A |--------------------|--------------------|</w:t>
-      </w:r>
-    </w:p>
-    <w:p>
-      <w:pPr>
-        <w:keepLines/>
-        <w:pBdr>
-          <w:left w:val="single" w:sz="18" w:space="8" w:color="5B3FA6"/>
-        </w:pBdr>
-        <w:ind w:left="120"/>
-      </w:pPr>
-      <w:r>
-        <w:rPr>
-          <w:rFonts w:ascii="Courier New" w:eastAsia="Courier New" w:hAnsi="Courier New" w:cs="Courier New"/>
-          <w:color w:val="222222"/>
-          <w:sz w:val="17"/>
-          <w:szCs w:val="17"/>
-        </w:rPr>
-        <w:t>E |--------------------|--------------------|</w:t>
-      </w:r>
-    </w:p>
-    <w:p>
-      <w:pPr>
-        <w:spacing w:after="60"/>
-      </w:pPr>
-    </w:p>
-    <w:p>
-      <w:pPr>
-        <w:keepNext/>
-        <w:keepLines/>
-        <w:pBdr>
-          <w:left w:val="single" w:sz="18" w:space="8" w:color="5B3FA6"/>
-        </w:pBdr>
-        <w:shd w:val="clear" w:color="auto" w:fill="EFEBF8"/>
-        <w:spacing w:before="80" w:after="20"/>
-        <w:ind w:left="120"/>
-      </w:pPr>
-      <w:r>
-        <w:rPr>
-          <w:b/>
-          <w:bCs/>
-          <w:color w:val="222222"/>
-        </w:rPr>
-        <w:t xml:space="preserve">Play it: </w:t>
-      </w:r>
-      <w:r>
-        <w:rPr>
-          <w:color w:val="222222"/>
-        </w:rPr>
-        <w:t>Practice each move slowly. The second note must ring clearly.</w:t>
-      </w:r>
-    </w:p>
-    <w:p>
-      <w:pPr>
-        <w:keepLines/>
-        <w:pBdr>
-          <w:left w:val="single" w:sz="18" w:space="8" w:color="5B3FA6"/>
-        </w:pBdr>
-        <w:shd w:val="clear" w:color="auto" w:fill="EFEBF8"/>
-        <w:spacing w:after="120"/>
-        <w:ind w:left="120"/>
-      </w:pPr>
-      <w:r>
-        <w:rPr>
-          <w:color w:val="222222"/>
-        </w:rPr>
-        <w:t>Then add them to your 3-note phrases.</w:t>
-      </w:r>
-    </w:p>
-    <w:p>
-      <w:pPr>
-        <w:keepNext/>
-        <w:spacing w:before="120" w:after="60"/>
-      </w:pPr>
-      <w:r>
-        <w:rPr>
-          <w:b/>
-          <w:bCs/>
-          <w:color w:val="5B3FA6"/>
-          <w:sz w:val="23"/>
-          <w:szCs w:val="23"/>
-        </w:rPr>
-        <w:t xml:space="preserve">Rung 4 · </w:t>
-      </w:r>
-      <w:r>
-        <w:rPr>
-          <w:b/>
-          <w:bCs/>
-          <w:color w:val="222222"/>
-          <w:sz w:val="23"/>
-          <w:szCs w:val="23"/>
-        </w:rPr>
-        <w:t>Two licks</w:t>
-      </w:r>
-    </w:p>
-    <w:p>
-      <w:pPr>
-        <w:keepNext/>
-        <w:pBdr>
-          <w:left w:val="single" w:sz="18" w:space="8" w:color="5B3FA6"/>
-        </w:pBdr>
-        <w:spacing w:before="80" w:after="60"/>
-        <w:ind w:left="120"/>
-      </w:pPr>
-      <w:r>
-        <w:rPr>
-          <w:b/>
-          <w:bCs/>
-          <w:color w:val="5B3FA6"/>
-          <w:sz w:val="18"/>
-          <w:szCs w:val="18"/>
-        </w:rPr>
-        <w:t>Lick 1 · down and back up · lands on D</w:t>
-      </w:r>
-    </w:p>
-    <w:p>
-      <w:pPr>
-        <w:keepNext/>
-        <w:keepLines/>
-        <w:pBdr>
-          <w:left w:val="single" w:sz="18" w:space="8" w:color="5B3FA6"/>
-        </w:pBdr>
-        <w:ind w:left="120"/>
-      </w:pPr>
-      <w:r>
-        <w:rPr>
-          <w:rFonts w:ascii="Courier New" w:eastAsia="Courier New" w:hAnsi="Courier New" w:cs="Courier New"/>
-          <w:color w:val="222222"/>
-          <w:sz w:val="17"/>
-          <w:szCs w:val="17"/>
-        </w:rPr>
-        <w:t xml:space="preserve">     F    D    C    D</w:t>
-      </w:r>
-    </w:p>
-    <w:p>
-      <w:pPr>
-        <w:keepNext/>
-        <w:keepLines/>
-        <w:pBdr>
-          <w:left w:val="single" w:sz="18" w:space="8" w:color="5B3FA6"/>
-        </w:pBdr>
-        <w:ind w:left="120"/>
-      </w:pPr>
-      <w:r>
-        <w:rPr>
-          <w:rFonts w:ascii="Courier New" w:eastAsia="Courier New" w:hAnsi="Courier New" w:cs="Courier New"/>
-          <w:color w:val="222222"/>
-          <w:sz w:val="17"/>
-          <w:szCs w:val="17"/>
-        </w:rPr>
-        <w:t>e |--</w:t>
-      </w:r>
-      <w:r>
-        <w:rPr>
-          <w:rFonts w:ascii="Courier New" w:eastAsia="Courier New" w:hAnsi="Courier New" w:cs="Courier New"/>
-          <w:b/>
-          <w:bCs/>
-          <w:color w:val="5B3FA6"/>
-          <w:sz w:val="17"/>
-          <w:szCs w:val="17"/>
-        </w:rPr>
-        <w:t>13</w:t>
-      </w:r>
-      <w:r>
-        <w:rPr>
-          <w:rFonts w:ascii="Courier New" w:eastAsia="Courier New" w:hAnsi="Courier New" w:cs="Courier New"/>
-          <w:color w:val="222222"/>
-          <w:sz w:val="17"/>
-          <w:szCs w:val="17"/>
-        </w:rPr>
-        <w:t>---</w:t>
-      </w:r>
-      <w:r>
-        <w:rPr>
-          <w:rFonts w:ascii="Courier New" w:eastAsia="Courier New" w:hAnsi="Courier New" w:cs="Courier New"/>
-          <w:b/>
-          <w:bCs/>
-          <w:color w:val="5B3FA6"/>
-          <w:sz w:val="17"/>
-          <w:szCs w:val="17"/>
-        </w:rPr>
-        <w:t>10</w:t>
-      </w:r>
-      <w:r>
-        <w:rPr>
-          <w:rFonts w:ascii="Courier New" w:eastAsia="Courier New" w:hAnsi="Courier New" w:cs="Courier New"/>
-          <w:color w:val="222222"/>
-          <w:sz w:val="17"/>
-          <w:szCs w:val="17"/>
-        </w:rPr>
-        <w:t>--------</w:t>
-      </w:r>
-      <w:r>
-        <w:rPr>
-          <w:rFonts w:ascii="Courier New" w:eastAsia="Courier New" w:hAnsi="Courier New" w:cs="Courier New"/>
-          <w:b/>
-          <w:bCs/>
-          <w:color w:val="5B3FA6"/>
-          <w:sz w:val="17"/>
-          <w:szCs w:val="17"/>
-        </w:rPr>
-        <w:t>10</w:t>
-      </w:r>
-      <w:r>
-        <w:rPr>
-          <w:rFonts w:ascii="Courier New" w:eastAsia="Courier New" w:hAnsi="Courier New" w:cs="Courier New"/>
-          <w:color w:val="222222"/>
-          <w:sz w:val="17"/>
-          <w:szCs w:val="17"/>
-        </w:rPr>
-        <w:t>-|</w:t>
-      </w:r>
-    </w:p>
-    <w:p>
-      <w:pPr>
-        <w:keepNext/>
-        <w:keepLines/>
-        <w:pBdr>
-          <w:left w:val="single" w:sz="18" w:space="8" w:color="5B3FA6"/>
-        </w:pBdr>
-        <w:ind w:left="120"/>
-      </w:pPr>
-      <w:r>
-        <w:rPr>
-          <w:rFonts w:ascii="Courier New" w:eastAsia="Courier New" w:hAnsi="Courier New" w:cs="Courier New"/>
-          <w:color w:val="222222"/>
-          <w:sz w:val="17"/>
-          <w:szCs w:val="17"/>
-        </w:rPr>
-        <w:t>B |------------</w:t>
-      </w:r>
-      <w:r>
-        <w:rPr>
-          <w:rFonts w:ascii="Courier New" w:eastAsia="Courier New" w:hAnsi="Courier New" w:cs="Courier New"/>
-          <w:b/>
-          <w:bCs/>
-          <w:color w:val="5B3FA6"/>
-          <w:sz w:val="17"/>
-          <w:szCs w:val="17"/>
-        </w:rPr>
-        <w:t>13</w:t>
-      </w:r>
-      <w:r>
-        <w:rPr>
-          <w:rFonts w:ascii="Courier New" w:eastAsia="Courier New" w:hAnsi="Courier New" w:cs="Courier New"/>
-          <w:color w:val="222222"/>
-          <w:sz w:val="17"/>
-          <w:szCs w:val="17"/>
-        </w:rPr>
-        <w:t>------|</w:t>
-      </w:r>
-    </w:p>
-    <w:p>
-      <w:pPr>
-        <w:keepNext/>
-        <w:keepLines/>
-        <w:pBdr>
-          <w:left w:val="single" w:sz="18" w:space="8" w:color="5B3FA6"/>
-        </w:pBdr>
-        <w:ind w:left="120"/>
-      </w:pPr>
-      <w:r>
-        <w:rPr>
-          <w:rFonts w:ascii="Courier New" w:eastAsia="Courier New" w:hAnsi="Courier New" w:cs="Courier New"/>
-          <w:color w:val="222222"/>
-          <w:sz w:val="17"/>
-          <w:szCs w:val="17"/>
-        </w:rPr>
-        <w:t>G |--------------------|</w:t>
-      </w:r>
-    </w:p>
-    <w:p>
-      <w:pPr>
-        <w:keepNext/>
-        <w:keepLines/>
-        <w:pBdr>
-          <w:left w:val="single" w:sz="18" w:space="8" w:color="5B3FA6"/>
-        </w:pBdr>
-        <w:ind w:left="120"/>
-      </w:pPr>
-      <w:r>
-        <w:rPr>
-          <w:rFonts w:ascii="Courier New" w:eastAsia="Courier New" w:hAnsi="Courier New" w:cs="Courier New"/>
-          <w:color w:val="222222"/>
-          <w:sz w:val="17"/>
-          <w:szCs w:val="17"/>
-        </w:rPr>
-        <w:t>D |--------------------|</w:t>
-      </w:r>
-    </w:p>
-    <w:p>
-      <w:pPr>
-        <w:keepNext/>
-        <w:keepLines/>
-        <w:pBdr>
-          <w:left w:val="single" w:sz="18" w:space="8" w:color="5B3FA6"/>
-        </w:pBdr>
-        <w:ind w:left="120"/>
-      </w:pPr>
-      <w:r>
-        <w:rPr>
-          <w:rFonts w:ascii="Courier New" w:eastAsia="Courier New" w:hAnsi="Courier New" w:cs="Courier New"/>
-          <w:color w:val="222222"/>
-          <w:sz w:val="17"/>
-          <w:szCs w:val="17"/>
-        </w:rPr>
-        <w:t>A |--------------------|</w:t>
-      </w:r>
-    </w:p>
-    <w:p>
-      <w:pPr>
-        <w:keepLines/>
-        <w:pBdr>
-          <w:left w:val="single" w:sz="18" w:space="8" w:color="5B3FA6"/>
-        </w:pBdr>
-        <w:ind w:left="120"/>
-      </w:pPr>
-      <w:r>
-        <w:rPr>
-          <w:rFonts w:ascii="Courier New" w:eastAsia="Courier New" w:hAnsi="Courier New" w:cs="Courier New"/>
-          <w:color w:val="222222"/>
-          <w:sz w:val="17"/>
-          <w:szCs w:val="17"/>
-        </w:rPr>
-        <w:t>E |--------------------|</w:t>
-      </w:r>
-    </w:p>
-    <w:p>
-      <w:pPr>
-        <w:spacing w:after="60"/>
-      </w:pPr>
-    </w:p>
-    <w:p>
-      <w:pPr>
-        <w:keepNext/>
-        <w:pBdr>
-          <w:left w:val="single" w:sz="18" w:space="8" w:color="5B3FA6"/>
-        </w:pBdr>
-        <w:spacing w:before="80" w:after="60"/>
-        <w:ind w:left="120"/>
-      </w:pPr>
-      <w:r>
-        <w:rPr>
-          <w:b/>
-          <w:bCs/>
-          <w:color w:val="5B3FA6"/>
-          <w:sz w:val="18"/>
-          <w:szCs w:val="18"/>
-        </w:rPr>
-        <w:t>Lick 2 · ascending · lands on D</w:t>
-      </w:r>
-    </w:p>
-    <w:p>
-      <w:pPr>
-        <w:keepNext/>
-        <w:keepLines/>
-        <w:pBdr>
-          <w:left w:val="single" w:sz="18" w:space="8" w:color="5B3FA6"/>
-        </w:pBdr>
-        <w:ind w:left="120"/>
-      </w:pPr>
-      <w:r>
-        <w:rPr>
-          <w:rFonts w:ascii="Courier New" w:eastAsia="Courier New" w:hAnsi="Courier New" w:cs="Courier New"/>
-          <w:color w:val="222222"/>
-          <w:sz w:val="17"/>
-          <w:szCs w:val="17"/>
-        </w:rPr>
-        <w:t xml:space="preserve">     G    A    C    D</w:t>
-      </w:r>
-    </w:p>
-    <w:p>
-      <w:pPr>
-        <w:keepNext/>
-        <w:keepLines/>
-        <w:pBdr>
-          <w:left w:val="single" w:sz="18" w:space="8" w:color="5B3FA6"/>
-        </w:pBdr>
-        <w:ind w:left="120"/>
-      </w:pPr>
-      <w:r>
-        <w:rPr>
-          <w:rFonts w:ascii="Courier New" w:eastAsia="Courier New" w:hAnsi="Courier New" w:cs="Courier New"/>
-          <w:color w:val="222222"/>
-          <w:sz w:val="17"/>
-          <w:szCs w:val="17"/>
-        </w:rPr>
-        <w:t>e |--------------------|</w:t>
-      </w:r>
-    </w:p>
-    <w:p>
-      <w:pPr>
-        <w:keepNext/>
-        <w:keepLines/>
-        <w:pBdr>
-          <w:left w:val="single" w:sz="18" w:space="8" w:color="5B3FA6"/>
-        </w:pBdr>
-        <w:ind w:left="120"/>
-      </w:pPr>
-      <w:r>
-        <w:rPr>
-          <w:rFonts w:ascii="Courier New" w:eastAsia="Courier New" w:hAnsi="Courier New" w:cs="Courier New"/>
-          <w:color w:val="222222"/>
-          <w:sz w:val="17"/>
-          <w:szCs w:val="17"/>
-        </w:rPr>
-        <w:t>B |--------------------|</w:t>
-      </w:r>
-    </w:p>
-    <w:p>
-      <w:pPr>
-        <w:keepNext/>
-        <w:keepLines/>
-        <w:pBdr>
-          <w:left w:val="single" w:sz="18" w:space="8" w:color="5B3FA6"/>
-        </w:pBdr>
-        <w:ind w:left="120"/>
-      </w:pPr>
-      <w:r>
-        <w:rPr>
-          <w:rFonts w:ascii="Courier New" w:eastAsia="Courier New" w:hAnsi="Courier New" w:cs="Courier New"/>
-          <w:color w:val="222222"/>
-          <w:sz w:val="17"/>
-          <w:szCs w:val="17"/>
-        </w:rPr>
-        <w:t>G |--------------------|</w:t>
-      </w:r>
-    </w:p>
-    <w:p>
-      <w:pPr>
-        <w:keepNext/>
-        <w:keepLines/>
-        <w:pBdr>
-          <w:left w:val="single" w:sz="18" w:space="8" w:color="5B3FA6"/>
-        </w:pBdr>
-        <w:ind w:left="120"/>
-      </w:pPr>
-      <w:r>
-        <w:rPr>
-          <w:rFonts w:ascii="Courier New" w:eastAsia="Courier New" w:hAnsi="Courier New" w:cs="Courier New"/>
-          <w:color w:val="222222"/>
-          <w:sz w:val="17"/>
-          <w:szCs w:val="17"/>
-        </w:rPr>
-        <w:t>D |------------</w:t>
-      </w:r>
-      <w:r>
-        <w:rPr>
-          <w:rFonts w:ascii="Courier New" w:eastAsia="Courier New" w:hAnsi="Courier New" w:cs="Courier New"/>
-          <w:b/>
-          <w:bCs/>
-          <w:color w:val="5B3FA6"/>
-          <w:sz w:val="17"/>
-          <w:szCs w:val="17"/>
-        </w:rPr>
-        <w:t>10</w:t>
-      </w:r>
-      <w:r>
-        <w:rPr>
-          <w:rFonts w:ascii="Courier New" w:eastAsia="Courier New" w:hAnsi="Courier New" w:cs="Courier New"/>
-          <w:color w:val="222222"/>
-          <w:sz w:val="17"/>
-          <w:szCs w:val="17"/>
-        </w:rPr>
-        <w:t>---</w:t>
-      </w:r>
-      <w:r>
-        <w:rPr>
-          <w:rFonts w:ascii="Courier New" w:eastAsia="Courier New" w:hAnsi="Courier New" w:cs="Courier New"/>
-          <w:b/>
-          <w:bCs/>
-          <w:color w:val="5B3FA6"/>
-          <w:sz w:val="17"/>
-          <w:szCs w:val="17"/>
-        </w:rPr>
-        <w:t>12</w:t>
-      </w:r>
-      <w:r>
-        <w:rPr>
-          <w:rFonts w:ascii="Courier New" w:eastAsia="Courier New" w:hAnsi="Courier New" w:cs="Courier New"/>
-          <w:color w:val="222222"/>
-          <w:sz w:val="17"/>
-          <w:szCs w:val="17"/>
-        </w:rPr>
-        <w:t>-|</w:t>
-      </w:r>
-    </w:p>
-    <w:p>
-      <w:pPr>
-        <w:keepNext/>
-        <w:keepLines/>
-        <w:pBdr>
-          <w:left w:val="single" w:sz="18" w:space="8" w:color="5B3FA6"/>
-        </w:pBdr>
-        <w:ind w:left="120"/>
-      </w:pPr>
-      <w:r>
-        <w:rPr>
-          <w:rFonts w:ascii="Courier New" w:eastAsia="Courier New" w:hAnsi="Courier New" w:cs="Courier New"/>
-          <w:color w:val="222222"/>
-          <w:sz w:val="17"/>
-          <w:szCs w:val="17"/>
-        </w:rPr>
-        <w:t>A |--</w:t>
-      </w:r>
-      <w:r>
-        <w:rPr>
-          <w:rFonts w:ascii="Courier New" w:eastAsia="Courier New" w:hAnsi="Courier New" w:cs="Courier New"/>
-          <w:b/>
-          <w:bCs/>
-          <w:color w:val="5B3FA6"/>
-          <w:sz w:val="17"/>
-          <w:szCs w:val="17"/>
-        </w:rPr>
-        <w:t>10</w:t>
-      </w:r>
-      <w:r>
-        <w:rPr>
-          <w:rFonts w:ascii="Courier New" w:eastAsia="Courier New" w:hAnsi="Courier New" w:cs="Courier New"/>
-          <w:color w:val="222222"/>
-          <w:sz w:val="17"/>
-          <w:szCs w:val="17"/>
-        </w:rPr>
-        <w:t>---</w:t>
-      </w:r>
-      <w:r>
-        <w:rPr>
-          <w:rFonts w:ascii="Courier New" w:eastAsia="Courier New" w:hAnsi="Courier New" w:cs="Courier New"/>
-          <w:b/>
-          <w:bCs/>
-          <w:color w:val="5B3FA6"/>
-          <w:sz w:val="17"/>
-          <w:szCs w:val="17"/>
-        </w:rPr>
-        <w:t>12</w:t>
-      </w:r>
-      <w:r>
-        <w:rPr>
-          <w:rFonts w:ascii="Courier New" w:eastAsia="Courier New" w:hAnsi="Courier New" w:cs="Courier New"/>
-          <w:color w:val="222222"/>
-          <w:sz w:val="17"/>
-          <w:szCs w:val="17"/>
-        </w:rPr>
-        <w:t>-----------|</w:t>
-      </w:r>
-    </w:p>
-    <w:p>
-      <w:pPr>
-        <w:keepLines/>
-        <w:pBdr>
-          <w:left w:val="single" w:sz="18" w:space="8" w:color="5B3FA6"/>
-        </w:pBdr>
-        <w:ind w:left="120"/>
-      </w:pPr>
-      <w:r>
-        <w:rPr>
-          <w:rFonts w:ascii="Courier New" w:eastAsia="Courier New" w:hAnsi="Courier New" w:cs="Courier New"/>
-          <w:color w:val="222222"/>
-          <w:sz w:val="17"/>
-          <w:szCs w:val="17"/>
-        </w:rPr>
-        <w:t>E |--------------------|</w:t>
-      </w:r>
-    </w:p>
-    <w:p>
-      <w:pPr>
-        <w:spacing w:after="60"/>
-      </w:pPr>
-    </w:p>
-    <w:p>
-      <w:pPr>
-        <w:keepNext/>
-        <w:keepLines/>
-        <w:pBdr>
-          <w:left w:val="single" w:sz="18" w:space="8" w:color="5B3FA6"/>
-        </w:pBdr>
-        <w:shd w:val="clear" w:color="auto" w:fill="EFEBF8"/>
-        <w:spacing w:before="80" w:after="20"/>
-        <w:ind w:left="120"/>
-      </w:pPr>
-      <w:r>
-        <w:rPr>
-          <w:b/>
-          <w:bCs/>
-          <w:color w:val="222222"/>
-        </w:rPr>
-        <w:t xml:space="preserve">Play it: </w:t>
-      </w:r>
-      <w:r>
-        <w:rPr>
-          <w:color w:val="222222"/>
-        </w:rPr>
-        <w:t>Learn each lick exactly first.</w:t>
-      </w:r>
-    </w:p>
-    <w:p>
-      <w:pPr>
-        <w:keepLines/>
-        <w:pBdr>
-          <w:left w:val="single" w:sz="18" w:space="8" w:color="5B3FA6"/>
-        </w:pBdr>
-        <w:shd w:val="clear" w:color="auto" w:fill="EFEBF8"/>
-        <w:spacing w:after="120"/>
-        <w:ind w:left="120"/>
-      </w:pPr>
-      <w:r>
-        <w:rPr>
-          <w:color w:val="222222"/>
-        </w:rPr>
-        <w:t>Then change one note or the rhythm.</w:t>
-      </w:r>
-    </w:p>
-    <w:p>
-      <w:pPr>
-        <w:spacing w:after="120"/>
-        <w:ind w:left="120"/>
-      </w:pPr>
-      <w:r>
-        <w:rPr>
-          <w:b/>
-          <w:bCs/>
-          <w:color w:val="5B3FA6"/>
-        </w:rPr>
-        <w:t xml:space="preserve">You've got it when: </w:t>
-      </w:r>
-      <w:r>
-        <w:rPr>
-          <w:color w:val="222222"/>
-        </w:rPr>
-        <w:t>You’ve climbed all four rungs — dress-ups and licks in your solos.</w:t>
-      </w:r>
-    </w:p>
-    <w:p>
-      <w:pPr>
-        <w:keepNext/>
-        <w:spacing w:before="60" w:after="30"/>
-      </w:pPr>
-      <w:r>
-        <w:rPr>
-          <w:b/>
-          <w:bCs/>
-          <w:color w:val="5B3FA6"/>
-          <w:sz w:val="22"/>
-          <w:szCs w:val="22"/>
-        </w:rPr>
-        <w:t>Level up</w:t>
-      </w:r>
-    </w:p>
-    <w:p>
-      <w:pPr>
-        <w:keepNext/>
-        <w:spacing w:after="40"/>
-        <w:ind w:left="360"/>
-      </w:pPr>
-      <w:r>
-        <w:rPr>
-          <w:color w:val="222222"/>
-        </w:rPr>
-        <w:t>Slide the whole box down to fret 5 — that’s A minor pentatonic. It fits this vamp too.</w:t>
-      </w:r>
-    </w:p>
-    <w:p>
-      <w:pPr>
-        <w:keepNext/>
-        <w:spacing w:after="40"/>
-        <w:ind w:left="360"/>
-      </w:pPr>
-      <w:r>
-        <w:rPr>
-          <w:color w:val="222222"/>
-        </w:rPr>
-        <w:t>Compare how the two positions sound.</w:t>
-      </w:r>
-    </w:p>
-    <w:p>
-      <w:pPr>
-        <w:keepNext/>
-        <w:pBdr>
-          <w:left w:val="single" w:sz="18" w:space="8" w:color="5B3FA6"/>
-        </w:pBdr>
-        <w:spacing w:before="80" w:after="60"/>
-        <w:ind w:left="120"/>
-      </w:pPr>
-      <w:r>
-        <w:rPr>
-          <w:b/>
-          <w:bCs/>
-          <w:color w:val="5B3FA6"/>
-          <w:sz w:val="18"/>
-          <w:szCs w:val="18"/>
-        </w:rPr>
-        <w:t>Level up · lower box · A minor penta</w:t>
-      </w:r>
-      <w:r>
-        <w:rPr>
-          <w:b/>
-          <w:bCs/>
-          <w:color w:val="5B3FA6"/>
-          <w:sz w:val="18"/>
-          <w:szCs w:val="18"/>
-        </w:rPr>
-        <w:t>tonic Pattern 1, 5th position</w:t>
+        <w:t>Level up · lower box · A minor pentatonic Pattern 1, 5th position</w:t>
       </w:r>
     </w:p>
     <w:p>
@@ -3098,7 +3497,16 @@
           <w:sz w:val="17"/>
           <w:szCs w:val="17"/>
         </w:rPr>
-        <w:t>B |--5----------8---------------------|</w:t>
+        <w:t>B |--5----------8--</w:t>
+      </w:r>
+      <w:r>
+        <w:rPr>
+          <w:rFonts w:ascii="Courier New" w:eastAsia="Courier New" w:hAnsi="Courier New" w:cs="Courier New"/>
+          <w:color w:val="222222"/>
+          <w:sz w:val="17"/>
+          <w:szCs w:val="17"/>
+        </w:rPr>
+        <w:t>-------------------|</w:t>
       </w:r>
     </w:p>
     <w:p>
@@ -3160,6 +3568,7 @@
     </w:p>
     <w:p>
       <w:pPr>
+        <w:keepNext/>
         <w:keepLines/>
         <w:pBdr>
           <w:left w:val="single" w:sz="18" w:space="8" w:color="5B3FA6"/>
@@ -3178,6 +3587,7 @@
     </w:p>
     <w:p>
       <w:pPr>
+        <w:keepNext/>
         <w:spacing w:after="60"/>
       </w:pPr>
     </w:p>
@@ -3199,7 +3609,6 @@
           <w:sz w:val="20"/>
           <w:szCs w:val="20"/>
         </w:rPr>
-        <w:lastRenderedPageBreak/>
         <w:t xml:space="preserve">LAYER 5  </w:t>
       </w:r>
       <w:r>
@@ -3233,15 +3642,7 @@
           <w:sz w:val="22"/>
           <w:szCs w:val="22"/>
         </w:rPr>
-        <w:t>The whole song as open chords: F (the little shape, xx3211) and Am carry it start to finish as one vamp, with Dm making one brief passing appearance in the song’s opening lines. Same 6/</w:t>
-      </w:r>
-      <w:r>
-        <w:rPr>
-          <w:color w:val="222222"/>
-          <w:sz w:val="22"/>
-          <w:szCs w:val="22"/>
-        </w:rPr>
-        <w:t>8 pulse — two downbeat strums per bar, nothing syncopated.</w:t>
+        <w:t>The whole song as open chords: F (the little shape, xx3211) and Am carry it start to finish as one vamp, with Dm making one brief passing appearance in the song’s opening lines. Same 6/8 pulse — 2 downbeat strums per bar, nothing syncopated.</w:t>
       </w:r>
     </w:p>
     <w:tbl>
@@ -3259,7 +3660,7 @@
           <w:left w:w="10" w:type="dxa"/>
           <w:right w:w="10" w:type="dxa"/>
         </w:tblCellMar>
-        <w:tblLook w:val="04A0" w:firstRow="1" w:lastRow="0" w:firstColumn="1" w:lastColumn="0" w:noHBand="0" w:noVBand="1"/>
+        <w:tblLook w:val="0000" w:firstRow="0" w:lastRow="0" w:firstColumn="0" w:lastColumn="0" w:noHBand="0" w:noVBand="0"/>
       </w:tblPr>
       <w:tblGrid>
         <w:gridCol w:w="3480"/>
@@ -3530,6 +3931,7 @@
     </w:p>
     <w:p>
       <w:pPr>
+        <w:keepNext/>
         <w:keepLines/>
         <w:pBdr>
           <w:left w:val="single" w:sz="18" w:space="8" w:color="5B3FA6"/>
@@ -3548,6 +3950,7 @@
     </w:p>
     <w:p>
       <w:pPr>
+        <w:keepNext/>
         <w:spacing w:after="60"/>
       </w:pPr>
     </w:p>
@@ -3574,7 +3977,7 @@
         <w:rPr>
           <w:color w:val="222222"/>
         </w:rPr>
-        <w:t>Down-strums, two beats per bar, four laps — the change lands right on the downbeat, little F ringing clean.</w:t>
+        <w:t>Play down-strums, 2 beats per bar, 4 laps — the change lands right on the downbeat, little F ringing clean.</w:t>
       </w:r>
     </w:p>
     <w:p>
@@ -3627,6 +4030,7 @@
           <w:sz w:val="22"/>
           <w:szCs w:val="22"/>
         </w:rPr>
+        <w:lastRenderedPageBreak/>
         <w:t>Level up</w:t>
       </w:r>
     </w:p>
@@ -3640,21 +4044,119 @@
         <w:rPr>
           <w:color w:val="222222"/>
         </w:rPr>
-        <w:t>Sing or hum along as you strum.</w:t>
-      </w:r>
-    </w:p>
-    <w:p>
-      <w:pPr>
-        <w:keepNext/>
-        <w:spacing w:after="40"/>
-        <w:ind w:left="360"/>
-      </w:pPr>
-      <w:r>
-        <w:rPr>
-          <w:color w:val="222222"/>
-        </w:rPr>
-        <w:t>Then play a full verse without stopping.</w:t>
-      </w:r>
+        <w:t>Play the vamp and hum the melody. Then play 1 full verse without stopping.</w:t>
+      </w:r>
+    </w:p>
+    <w:p>
+      <w:pPr>
+        <w:keepNext/>
+        <w:pBdr>
+          <w:left w:val="single" w:sz="18" w:space="8" w:color="5B3FA6"/>
+        </w:pBdr>
+        <w:spacing w:before="80" w:after="60"/>
+        <w:ind w:left="120"/>
+      </w:pPr>
+      <w:r>
+        <w:rPr>
+          <w:b/>
+          <w:bCs/>
+          <w:color w:val="5B3FA6"/>
+          <w:sz w:val="18"/>
+          <w:szCs w:val="18"/>
+        </w:rPr>
+        <w:t>Level up · hum the melody · verse vamp</w:t>
+      </w:r>
+    </w:p>
+    <w:p>
+      <w:pPr>
+        <w:keepNext/>
+        <w:keepLines/>
+        <w:pBdr>
+          <w:left w:val="single" w:sz="18" w:space="8" w:color="5B3FA6"/>
+        </w:pBdr>
+        <w:ind w:left="120"/>
+      </w:pPr>
+      <w:r>
+        <w:rPr>
+          <w:rFonts w:ascii="Courier New" w:eastAsia="Courier New" w:hAnsi="Courier New" w:cs="Courier New"/>
+          <w:color w:val="222222"/>
+          <w:sz w:val="17"/>
+          <w:szCs w:val="17"/>
+        </w:rPr>
+        <w:t>|  F      |  F      |  Am     |  Am     |</w:t>
+      </w:r>
+    </w:p>
+    <w:p>
+      <w:pPr>
+        <w:keepNext/>
+        <w:keepLines/>
+        <w:pBdr>
+          <w:left w:val="single" w:sz="18" w:space="8" w:color="5B3FA6"/>
+        </w:pBdr>
+        <w:ind w:left="120"/>
+      </w:pPr>
+      <w:r>
+        <w:rPr>
+          <w:rFonts w:ascii="Courier New" w:eastAsia="Courier New" w:hAnsi="Courier New" w:cs="Courier New"/>
+          <w:color w:val="222222"/>
+          <w:sz w:val="17"/>
+          <w:szCs w:val="17"/>
+        </w:rPr>
+        <w:t xml:space="preserve">   1  2      1  2      1  2      1  2</w:t>
+      </w:r>
+    </w:p>
+    <w:p>
+      <w:pPr>
+        <w:keepNext/>
+        <w:keepLines/>
+        <w:pBdr>
+          <w:left w:val="single" w:sz="18" w:space="8" w:color="5B3FA6"/>
+        </w:pBdr>
+        <w:ind w:left="120"/>
+      </w:pPr>
+      <w:r>
+        <w:rPr>
+          <w:rFonts w:ascii="Courier New" w:eastAsia="Courier New" w:hAnsi="Courier New" w:cs="Courier New"/>
+          <w:color w:val="222222"/>
+          <w:sz w:val="17"/>
+          <w:szCs w:val="17"/>
+        </w:rPr>
+        <w:t>|  F      |  F      |  Am     |  Am     |   sing</w:t>
+      </w:r>
+    </w:p>
+    <w:p>
+      <w:pPr>
+        <w:keepNext/>
+        <w:keepLines/>
+        <w:pBdr>
+          <w:left w:val="single" w:sz="18" w:space="8" w:color="5B3FA6"/>
+        </w:pBdr>
+        <w:ind w:left="120"/>
+      </w:pPr>
+      <w:r>
+        <w:rPr>
+          <w:rFonts w:ascii="Courier New" w:eastAsia="Courier New" w:hAnsi="Courier New" w:cs="Courier New"/>
+          <w:color w:val="222222"/>
+          <w:sz w:val="17"/>
+          <w:szCs w:val="17"/>
+        </w:rPr>
+        <w:t xml:space="preserve">   1  2      </w:t>
+      </w:r>
+      <w:r>
+        <w:rPr>
+          <w:rFonts w:ascii="Courier New" w:eastAsia="Courier New" w:hAnsi="Courier New" w:cs="Courier New"/>
+          <w:color w:val="222222"/>
+          <w:sz w:val="17"/>
+          <w:szCs w:val="17"/>
+        </w:rPr>
+        <w:t>1  2      1  2      1  2</w:t>
+      </w:r>
+    </w:p>
+    <w:p>
+      <w:pPr>
+        <w:keepNext/>
+        <w:spacing w:after="60"/>
+      </w:pPr>
     </w:p>
     <w:p>
       <w:pPr>
@@ -3722,15 +4224,7 @@
           <w:sz w:val="22"/>
           <w:szCs w:val="22"/>
         </w:rPr>
-        <w:t>The requinto opens the song with a roll through the little F shape you already</w:t>
-      </w:r>
-      <w:r>
-        <w:rPr>
-          <w:color w:val="222222"/>
-          <w:sz w:val="22"/>
-          <w:szCs w:val="22"/>
-        </w:rPr>
-        <w:t xml:space="preserve"> know from Layer 5 (xx3211) — just leave the high e string open, and pick the notes one at a time instead of strumming them together.</w:t>
+        <w:t>The requinto opens the song with a roll through the little F shape you already know from Layer 5 (xx3211) — just leave the high e string open, and pick the notes one at a time instead of strumming them together.</w:t>
       </w:r>
     </w:p>
     <w:tbl>
@@ -3748,7 +4242,7 @@
           <w:left w:w="10" w:type="dxa"/>
           <w:right w:w="10" w:type="dxa"/>
         </w:tblCellMar>
-        <w:tblLook w:val="04A0" w:firstRow="1" w:lastRow="0" w:firstColumn="1" w:lastColumn="0" w:noHBand="0" w:noVBand="1"/>
+        <w:tblLook w:val="0000" w:firstRow="0" w:lastRow="0" w:firstColumn="0" w:lastColumn="0" w:noHBand="0" w:noVBand="0"/>
       </w:tblPr>
       <w:tblGrid>
         <w:gridCol w:w="10440"/>
@@ -4060,6 +4554,7 @@
     </w:p>
     <w:p>
       <w:pPr>
+        <w:keepNext/>
         <w:keepLines/>
         <w:pBdr>
           <w:left w:val="single" w:sz="18" w:space="8" w:color="5B3FA6"/>
@@ -4078,6 +4573,7 @@
     </w:p>
     <w:p>
       <w:pPr>
+        <w:keepNext/>
         <w:spacing w:after="60"/>
       </w:pPr>
     </w:p>
@@ -4141,7 +4637,13 @@
         <w:rPr>
           <w:color w:val="222222"/>
         </w:rPr>
-        <w:t>The roll is smooth, low to high, and rings into a full F chord at the end.</w:t>
+        <w:t xml:space="preserve">The roll is smooth, low to high, and rings into a full F </w:t>
+      </w:r>
+      <w:r>
+        <w:rPr>
+          <w:color w:val="222222"/>
+        </w:rPr>
+        <w:t>chord at the end.</w:t>
       </w:r>
     </w:p>
     <w:p>
@@ -4157,7 +4659,6 @@
           <w:sz w:val="22"/>
           <w:szCs w:val="22"/>
         </w:rPr>
-        <w:lastRenderedPageBreak/>
         <w:t>Level up</w:t>
       </w:r>
     </w:p>
@@ -4171,7 +4672,7 @@
         <w:rPr>
           <w:color w:val="222222"/>
         </w:rPr>
-        <w:t>Drop the roll in front of the Layer 5 vamp as a real intro.</w:t>
+        <w:t>Drop the roll in front of the Layer 5 vamp.</w:t>
       </w:r>
     </w:p>
     <w:p>
@@ -4184,13 +4685,7 @@
         <w:rPr>
           <w:color w:val="222222"/>
         </w:rPr>
-        <w:t>Or reverse it — high to low — f</w:t>
-      </w:r>
-      <w:r>
-        <w:rPr>
-          <w:color w:val="222222"/>
-        </w:rPr>
-        <w:t>or a variation.</w:t>
+        <w:t>Or reverse it — high to low — for a variation.</w:t>
       </w:r>
     </w:p>
     <w:p>
@@ -4365,7 +4860,16 @@
           <w:sz w:val="17"/>
           <w:szCs w:val="17"/>
         </w:rPr>
-        <w:t>D |------------</w:t>
+        <w:t>D |-----------</w:t>
+      </w:r>
+      <w:r>
+        <w:rPr>
+          <w:rFonts w:ascii="Courier New" w:eastAsia="Courier New" w:hAnsi="Courier New" w:cs="Courier New"/>
+          <w:color w:val="222222"/>
+          <w:sz w:val="17"/>
+          <w:szCs w:val="17"/>
+        </w:rPr>
+        <w:t>-</w:t>
       </w:r>
       <w:r>
         <w:rPr>
@@ -4409,6 +4913,7 @@
     </w:p>
     <w:p>
       <w:pPr>
+        <w:keepNext/>
         <w:keepLines/>
         <w:pBdr>
           <w:left w:val="single" w:sz="18" w:space="8" w:color="5B3FA6"/>
@@ -4427,6 +4932,7 @@
     </w:p>
     <w:p>
       <w:pPr>
+        <w:keepNext/>
         <w:spacing w:after="60"/>
       </w:pPr>
     </w:p>
@@ -4496,7 +5002,8 @@
           <w:sz w:val="22"/>
           <w:szCs w:val="22"/>
         </w:rPr>
-        <w:t>The requinto answers the singer all the way through, weaving its lead line around the same chord shapes you strummed in Layer 5. Part A lives down low, inside your chord sha</w:t>
+        <w:lastRenderedPageBreak/>
+        <w:t>The requinto answers the singer all the way through, weaving its lead line around the same chord shapes you strummed in Layer 5. Part A lives down low, inside your chord shapes. Parts B–D follow the requinto up past fret 12 for the song’s bridge — the high</w:t>
       </w:r>
       <w:r>
         <w:rPr>
@@ -4504,7 +5011,7 @@
           <w:sz w:val="22"/>
           <w:szCs w:val="22"/>
         </w:rPr>
-        <w:t>pes. Parts B–D follow the requinto up past fret 12 for the song’s bridge — the highest position on the neck you’ve played all year.</w:t>
+        <w:t>est position on the neck you’ve played all year.</w:t>
       </w:r>
     </w:p>
     <w:p>
@@ -4544,15 +5051,7 @@
           <w:sz w:val="22"/>
           <w:szCs w:val="22"/>
         </w:rPr>
-        <w:t>Keep the chord shape held down and pick single notes out of it — every note is already under</w:t>
-      </w:r>
-      <w:r>
-        <w:rPr>
-          <w:color w:val="222222"/>
-          <w:sz w:val="22"/>
-          <w:szCs w:val="22"/>
-        </w:rPr>
-        <w:t xml:space="preserve"> your fingers.</w:t>
+        <w:t>Keep the chord shape held down and pick single notes out of it — every note is already under your fingers.</w:t>
       </w:r>
     </w:p>
     <w:tbl>
@@ -4570,7 +5069,7 @@
           <w:left w:w="10" w:type="dxa"/>
           <w:right w:w="10" w:type="dxa"/>
         </w:tblCellMar>
-        <w:tblLook w:val="04A0" w:firstRow="1" w:lastRow="0" w:firstColumn="1" w:lastColumn="0" w:noHBand="0" w:noVBand="1"/>
+        <w:tblLook w:val="0000" w:firstRow="0" w:lastRow="0" w:firstColumn="0" w:lastColumn="0" w:noHBand="0" w:noVBand="0"/>
       </w:tblPr>
       <w:tblGrid>
         <w:gridCol w:w="3480"/>
@@ -5075,6 +5574,7 @@
     </w:p>
     <w:p>
       <w:pPr>
+        <w:keepNext/>
         <w:keepLines/>
         <w:pBdr>
           <w:left w:val="single" w:sz="18" w:space="8" w:color="5B3FA6"/>
@@ -5093,6 +5593,7 @@
     </w:p>
     <w:p>
       <w:pPr>
+        <w:keepNext/>
         <w:spacing w:after="60"/>
       </w:pPr>
     </w:p>
@@ -5194,7 +5695,15 @@
           <w:sz w:val="22"/>
           <w:szCs w:val="22"/>
         </w:rPr>
-        <w:t>For the bridge, slide your hand up until your index finger sits at fret 12 on the high e string — that’s your new home. Pick fret 12, slide up to 13 without letting off pressure, then come back and let 12 ring.</w:t>
+        <w:t>For the bridge, slide your hand up until your index finger sits at fret 12 on the high e string — that’s your new home. Pick fret 12, slide up to</w:t>
+      </w:r>
+      <w:r>
+        <w:rPr>
+          <w:color w:val="222222"/>
+          <w:sz w:val="22"/>
+          <w:szCs w:val="22"/>
+        </w:rPr>
+        <w:t xml:space="preserve"> 13 without letting off pressure, then come back and let 12 ring.</w:t>
       </w:r>
     </w:p>
     <w:p>
@@ -5214,8 +5723,251 @@
           <w:sz w:val="18"/>
           <w:szCs w:val="18"/>
         </w:rPr>
-        <w:t>Part B · the slide phrase · / = slide, keep p</w:t>
-      </w:r>
+        <w:t>Part B · the slide phrase · / = slide, keep pressing · (12) = let it ring</w:t>
+      </w:r>
+    </w:p>
+    <w:p>
+      <w:pPr>
+        <w:keepNext/>
+        <w:keepLines/>
+        <w:pBdr>
+          <w:left w:val="single" w:sz="18" w:space="8" w:color="5B3FA6"/>
+        </w:pBdr>
+        <w:ind w:left="120"/>
+      </w:pPr>
+      <w:r>
+        <w:rPr>
+          <w:rFonts w:ascii="Courier New" w:eastAsia="Courier New" w:hAnsi="Courier New" w:cs="Courier New"/>
+          <w:color w:val="222222"/>
+          <w:sz w:val="17"/>
+          <w:szCs w:val="17"/>
+        </w:rPr>
+        <w:t>e |--</w:t>
+      </w:r>
+      <w:r>
+        <w:rPr>
+          <w:rFonts w:ascii="Courier New" w:eastAsia="Courier New" w:hAnsi="Courier New" w:cs="Courier New"/>
+          <w:b/>
+          <w:bCs/>
+          <w:color w:val="5B3FA6"/>
+          <w:sz w:val="17"/>
+          <w:szCs w:val="17"/>
+        </w:rPr>
+        <w:t>12</w:t>
+      </w:r>
+      <w:r>
+        <w:rPr>
+          <w:rFonts w:ascii="Courier New" w:eastAsia="Courier New" w:hAnsi="Courier New" w:cs="Courier New"/>
+          <w:color w:val="222222"/>
+          <w:sz w:val="17"/>
+          <w:szCs w:val="17"/>
+        </w:rPr>
+        <w:t>/13----</w:t>
+      </w:r>
+      <w:r>
+        <w:rPr>
+          <w:rFonts w:ascii="Courier New" w:eastAsia="Courier New" w:hAnsi="Courier New" w:cs="Courier New"/>
+          <w:b/>
+          <w:bCs/>
+          <w:color w:val="5B3FA6"/>
+          <w:sz w:val="17"/>
+          <w:szCs w:val="17"/>
+        </w:rPr>
+        <w:t>12</w:t>
+      </w:r>
+      <w:r>
+        <w:rPr>
+          <w:rFonts w:ascii="Courier New" w:eastAsia="Courier New" w:hAnsi="Courier New" w:cs="Courier New"/>
+          <w:color w:val="222222"/>
+          <w:sz w:val="17"/>
+          <w:szCs w:val="17"/>
+        </w:rPr>
+        <w:t>----|--(12)----------|</w:t>
+      </w:r>
+    </w:p>
+    <w:p>
+      <w:pPr>
+        <w:keepNext/>
+        <w:keepLines/>
+        <w:pBdr>
+          <w:left w:val="single" w:sz="18" w:space="8" w:color="5B3FA6"/>
+        </w:pBdr>
+        <w:ind w:left="120"/>
+      </w:pPr>
+      <w:r>
+        <w:rPr>
+          <w:rFonts w:ascii="Courier New" w:eastAsia="Courier New" w:hAnsi="Courier New" w:cs="Courier New"/>
+          <w:color w:val="222222"/>
+          <w:sz w:val="17"/>
+          <w:szCs w:val="17"/>
+        </w:rPr>
+        <w:t>B |-----------------|----------------|</w:t>
+      </w:r>
+    </w:p>
+    <w:p>
+      <w:pPr>
+        <w:keepNext/>
+        <w:keepLines/>
+        <w:pBdr>
+          <w:left w:val="single" w:sz="18" w:space="8" w:color="5B3FA6"/>
+        </w:pBdr>
+        <w:ind w:left="120"/>
+      </w:pPr>
+      <w:r>
+        <w:rPr>
+          <w:rFonts w:ascii="Courier New" w:eastAsia="Courier New" w:hAnsi="Courier New" w:cs="Courier New"/>
+          <w:color w:val="222222"/>
+          <w:sz w:val="17"/>
+          <w:szCs w:val="17"/>
+        </w:rPr>
+        <w:t>G |-----------------|----------------|</w:t>
+      </w:r>
+    </w:p>
+    <w:p>
+      <w:pPr>
+        <w:keepNext/>
+        <w:keepLines/>
+        <w:pBdr>
+          <w:left w:val="single" w:sz="18" w:space="8" w:color="5B3FA6"/>
+        </w:pBdr>
+        <w:ind w:left="120"/>
+      </w:pPr>
+      <w:r>
+        <w:rPr>
+          <w:rFonts w:ascii="Courier New" w:eastAsia="Courier New" w:hAnsi="Courier New" w:cs="Courier New"/>
+          <w:color w:val="222222"/>
+          <w:sz w:val="17"/>
+          <w:szCs w:val="17"/>
+        </w:rPr>
+        <w:t>D |-----------------|----------------|</w:t>
+      </w:r>
+    </w:p>
+    <w:p>
+      <w:pPr>
+        <w:keepNext/>
+        <w:keepLines/>
+        <w:pBdr>
+          <w:left w:val="single" w:sz="18" w:space="8" w:color="5B3FA6"/>
+        </w:pBdr>
+        <w:ind w:left="120"/>
+      </w:pPr>
+      <w:r>
+        <w:rPr>
+          <w:rFonts w:ascii="Courier New" w:eastAsia="Courier New" w:hAnsi="Courier New" w:cs="Courier New"/>
+          <w:color w:val="222222"/>
+          <w:sz w:val="17"/>
+          <w:szCs w:val="17"/>
+        </w:rPr>
+        <w:t>A |-----------------|----------------|</w:t>
+      </w:r>
+    </w:p>
+    <w:p>
+      <w:pPr>
+        <w:keepNext/>
+        <w:keepLines/>
+        <w:pBdr>
+          <w:left w:val="single" w:sz="18" w:space="8" w:color="5B3FA6"/>
+        </w:pBdr>
+        <w:ind w:left="120"/>
+      </w:pPr>
+      <w:r>
+        <w:rPr>
+          <w:rFonts w:ascii="Courier New" w:eastAsia="Courier New" w:hAnsi="Courier New" w:cs="Courier New"/>
+          <w:color w:val="222222"/>
+          <w:sz w:val="17"/>
+          <w:szCs w:val="17"/>
+        </w:rPr>
+        <w:t>E |-----------------|----------------|</w:t>
+      </w:r>
+    </w:p>
+    <w:p>
+      <w:pPr>
+        <w:keepNext/>
+        <w:spacing w:after="60"/>
+      </w:pPr>
+    </w:p>
+    <w:p>
+      <w:pPr>
+        <w:keepLines/>
+        <w:pBdr>
+          <w:left w:val="single" w:sz="18" w:space="8" w:color="5B3FA6"/>
+        </w:pBdr>
+        <w:shd w:val="clear" w:color="auto" w:fill="EFEBF8"/>
+        <w:spacing w:before="80" w:after="120"/>
+        <w:ind w:left="120"/>
+      </w:pPr>
+      <w:r>
+        <w:rPr>
+          <w:b/>
+          <w:bCs/>
+          <w:color w:val="222222"/>
+        </w:rPr>
+        <w:t xml:space="preserve">Play it: </w:t>
+      </w:r>
+      <w:r>
+        <w:rPr>
+          <w:color w:val="222222"/>
+        </w:rPr>
+        <w:t>Big beats at 60 BPM. Play the 2-bar phrase, then repeat it once more.</w:t>
+      </w:r>
+    </w:p>
+    <w:p>
+      <w:pPr>
+        <w:keepNext/>
+        <w:spacing w:before="120" w:after="60"/>
+      </w:pPr>
+      <w:r>
+        <w:rPr>
+          <w:b/>
+          <w:bCs/>
+          <w:color w:val="5B3FA6"/>
+          <w:sz w:val="23"/>
+          <w:szCs w:val="23"/>
+        </w:rPr>
+        <w:t xml:space="preserve">Rung 3 · </w:t>
+      </w:r>
+      <w:r>
+        <w:rPr>
+          <w:b/>
+          <w:bCs/>
+          <w:color w:val="222222"/>
+          <w:sz w:val="23"/>
+          <w:szCs w:val="23"/>
+        </w:rPr>
+        <w:t>Part C — the climb to fret 17</w:t>
+      </w:r>
+    </w:p>
+    <w:p>
+      <w:pPr>
+        <w:keepNext/>
+        <w:spacing w:after="100"/>
+      </w:pPr>
+      <w:r>
+        <w:rPr>
+          <w:color w:val="222222"/>
+          <w:sz w:val="22"/>
+          <w:szCs w:val="22"/>
+        </w:rPr>
+        <w:t>The bridge peaks on a drumroll of repeated notes at fret 17 — your highest note of the year — then falls: 18, 13, slide down to 12. Count the drumroll with the full 6/8 count, one pick per number. Index at fret 17 (middle finger grabs 18), then hop your in</w:t>
+      </w:r>
+      <w:r>
+        <w:rPr>
+          <w:color w:val="222222"/>
+          <w:sz w:val="22"/>
+          <w:szCs w:val="22"/>
+        </w:rPr>
+        <w:t>dex down to 13 and slide it into 12.</w:t>
+      </w:r>
+    </w:p>
+    <w:p>
+      <w:pPr>
+        <w:keepNext/>
+        <w:pBdr>
+          <w:left w:val="single" w:sz="18" w:space="8" w:color="5B3FA6"/>
+        </w:pBdr>
+        <w:spacing w:before="80" w:after="60"/>
+        <w:ind w:left="120"/>
+      </w:pPr>
       <w:r>
         <w:rPr>
           <w:b/>
@@ -5224,7 +5976,7 @@
           <w:sz w:val="18"/>
           <w:szCs w:val="18"/>
         </w:rPr>
-        <w:t>ressing · (12) = let it ring</w:t>
+        <w:t>Part C · the peak and the fall · drumroll, one pick per number, then 18, 13, slide to 12</w:t>
       </w:r>
     </w:p>
     <w:p>
@@ -5254,143 +6006,285 @@
           <w:sz w:val="17"/>
           <w:szCs w:val="17"/>
         </w:rPr>
-        <w:t>12</w:t>
-      </w:r>
-      <w:r>
-        <w:rPr>
-          <w:rFonts w:ascii="Courier New" w:eastAsia="Courier New" w:hAnsi="Courier New" w:cs="Courier New"/>
-          <w:color w:val="222222"/>
-          <w:sz w:val="17"/>
-          <w:szCs w:val="17"/>
-        </w:rPr>
-        <w:t>/13----</w:t>
-      </w:r>
-      <w:r>
-        <w:rPr>
-          <w:rFonts w:ascii="Courier New" w:eastAsia="Courier New" w:hAnsi="Courier New" w:cs="Courier New"/>
-          <w:b/>
-          <w:bCs/>
-          <w:color w:val="5B3FA6"/>
-          <w:sz w:val="17"/>
-          <w:szCs w:val="17"/>
-        </w:rPr>
-        <w:t>12</w:t>
-      </w:r>
-      <w:r>
-        <w:rPr>
-          <w:rFonts w:ascii="Courier New" w:eastAsia="Courier New" w:hAnsi="Courier New" w:cs="Courier New"/>
-          <w:color w:val="222222"/>
-          <w:sz w:val="17"/>
-          <w:szCs w:val="17"/>
-        </w:rPr>
-        <w:t>----|--(12)----------|</w:t>
-      </w:r>
-    </w:p>
-    <w:p>
-      <w:pPr>
-        <w:keepNext/>
-        <w:keepLines/>
-        <w:pBdr>
-          <w:left w:val="single" w:sz="18" w:space="8" w:color="5B3FA6"/>
-        </w:pBdr>
-        <w:ind w:left="120"/>
-      </w:pPr>
-      <w:r>
-        <w:rPr>
-          <w:rFonts w:ascii="Courier New" w:eastAsia="Courier New" w:hAnsi="Courier New" w:cs="Courier New"/>
-          <w:color w:val="222222"/>
-          <w:sz w:val="17"/>
-          <w:szCs w:val="17"/>
-        </w:rPr>
-        <w:t>B |-----------------|----------------|</w:t>
-      </w:r>
-    </w:p>
-    <w:p>
-      <w:pPr>
-        <w:keepNext/>
-        <w:keepLines/>
-        <w:pBdr>
-          <w:left w:val="single" w:sz="18" w:space="8" w:color="5B3FA6"/>
-        </w:pBdr>
-        <w:ind w:left="120"/>
-      </w:pPr>
-      <w:r>
-        <w:rPr>
-          <w:rFonts w:ascii="Courier New" w:eastAsia="Courier New" w:hAnsi="Courier New" w:cs="Courier New"/>
-          <w:color w:val="222222"/>
-          <w:sz w:val="17"/>
-          <w:szCs w:val="17"/>
-        </w:rPr>
-        <w:t>G |-----------------|----------------|</w:t>
-      </w:r>
-    </w:p>
-    <w:p>
-      <w:pPr>
-        <w:keepNext/>
-        <w:keepLines/>
-        <w:pBdr>
-          <w:left w:val="single" w:sz="18" w:space="8" w:color="5B3FA6"/>
-        </w:pBdr>
-        <w:ind w:left="120"/>
-      </w:pPr>
-      <w:r>
-        <w:rPr>
-          <w:rFonts w:ascii="Courier New" w:eastAsia="Courier New" w:hAnsi="Courier New" w:cs="Courier New"/>
-          <w:color w:val="222222"/>
-          <w:sz w:val="17"/>
-          <w:szCs w:val="17"/>
-        </w:rPr>
-        <w:t>D |-----------------|----------------|</w:t>
-      </w:r>
-    </w:p>
-    <w:p>
-      <w:pPr>
-        <w:keepNext/>
-        <w:keepLines/>
-        <w:pBdr>
-          <w:left w:val="single" w:sz="18" w:space="8" w:color="5B3FA6"/>
-        </w:pBdr>
-        <w:ind w:left="120"/>
-      </w:pPr>
-      <w:r>
-        <w:rPr>
-          <w:rFonts w:ascii="Courier New" w:eastAsia="Courier New" w:hAnsi="Courier New" w:cs="Courier New"/>
-          <w:color w:val="222222"/>
-          <w:sz w:val="17"/>
-          <w:szCs w:val="17"/>
-        </w:rPr>
-        <w:t>A |-----------------|----------------|</w:t>
-      </w:r>
-    </w:p>
-    <w:p>
-      <w:pPr>
-        <w:keepLines/>
-        <w:pBdr>
-          <w:left w:val="single" w:sz="18" w:space="8" w:color="5B3FA6"/>
-        </w:pBdr>
-        <w:ind w:left="120"/>
-      </w:pPr>
-      <w:r>
-        <w:rPr>
-          <w:rFonts w:ascii="Courier New" w:eastAsia="Courier New" w:hAnsi="Courier New" w:cs="Courier New"/>
-          <w:color w:val="222222"/>
-          <w:sz w:val="17"/>
-          <w:szCs w:val="17"/>
-        </w:rPr>
-        <w:t>E |-----------------|-----------</w:t>
-      </w:r>
-      <w:r>
-        <w:rPr>
-          <w:rFonts w:ascii="Courier New" w:eastAsia="Courier New" w:hAnsi="Courier New" w:cs="Courier New"/>
-          <w:color w:val="222222"/>
-          <w:sz w:val="17"/>
-          <w:szCs w:val="17"/>
-        </w:rPr>
-        <w:t>-----|</w:t>
-      </w:r>
-    </w:p>
-    <w:p>
-      <w:pPr>
+        <w:t>17</w:t>
+      </w:r>
+      <w:r>
+        <w:rPr>
+          <w:rFonts w:ascii="Courier New" w:eastAsia="Courier New" w:hAnsi="Courier New" w:cs="Courier New"/>
+          <w:color w:val="222222"/>
+          <w:sz w:val="17"/>
+          <w:szCs w:val="17"/>
+        </w:rPr>
+        <w:t>-</w:t>
+      </w:r>
+      <w:r>
+        <w:rPr>
+          <w:rFonts w:ascii="Courier New" w:eastAsia="Courier New" w:hAnsi="Courier New" w:cs="Courier New"/>
+          <w:b/>
+          <w:bCs/>
+          <w:color w:val="5B3FA6"/>
+          <w:sz w:val="17"/>
+          <w:szCs w:val="17"/>
+        </w:rPr>
+        <w:t>17</w:t>
+      </w:r>
+      <w:r>
+        <w:rPr>
+          <w:rFonts w:ascii="Courier New" w:eastAsia="Courier New" w:hAnsi="Courier New" w:cs="Courier New"/>
+          <w:color w:val="222222"/>
+          <w:sz w:val="17"/>
+          <w:szCs w:val="17"/>
+        </w:rPr>
+        <w:t>-</w:t>
+      </w:r>
+      <w:r>
+        <w:rPr>
+          <w:rFonts w:ascii="Courier New" w:eastAsia="Courier New" w:hAnsi="Courier New" w:cs="Courier New"/>
+          <w:b/>
+          <w:bCs/>
+          <w:color w:val="5B3FA6"/>
+          <w:sz w:val="17"/>
+          <w:szCs w:val="17"/>
+        </w:rPr>
+        <w:t>17</w:t>
+      </w:r>
+      <w:r>
+        <w:rPr>
+          <w:rFonts w:ascii="Courier New" w:eastAsia="Courier New" w:hAnsi="Courier New" w:cs="Courier New"/>
+          <w:color w:val="222222"/>
+          <w:sz w:val="17"/>
+          <w:szCs w:val="17"/>
+        </w:rPr>
+        <w:t>-</w:t>
+      </w:r>
+      <w:r>
+        <w:rPr>
+          <w:rFonts w:ascii="Courier New" w:eastAsia="Courier New" w:hAnsi="Courier New" w:cs="Courier New"/>
+          <w:b/>
+          <w:bCs/>
+          <w:color w:val="5B3FA6"/>
+          <w:sz w:val="17"/>
+          <w:szCs w:val="17"/>
+        </w:rPr>
+        <w:t>17</w:t>
+      </w:r>
+      <w:r>
+        <w:rPr>
+          <w:rFonts w:ascii="Courier New" w:eastAsia="Courier New" w:hAnsi="Courier New" w:cs="Courier New"/>
+          <w:color w:val="222222"/>
+          <w:sz w:val="17"/>
+          <w:szCs w:val="17"/>
+        </w:rPr>
+        <w:t>-</w:t>
+      </w:r>
+      <w:r>
+        <w:rPr>
+          <w:rFonts w:ascii="Courier New" w:eastAsia="Courier New" w:hAnsi="Courier New" w:cs="Courier New"/>
+          <w:b/>
+          <w:bCs/>
+          <w:color w:val="5B3FA6"/>
+          <w:sz w:val="17"/>
+          <w:szCs w:val="17"/>
+        </w:rPr>
+        <w:t>17</w:t>
+      </w:r>
+      <w:r>
+        <w:rPr>
+          <w:rFonts w:ascii="Courier New" w:eastAsia="Courier New" w:hAnsi="Courier New" w:cs="Courier New"/>
+          <w:color w:val="222222"/>
+          <w:sz w:val="17"/>
+          <w:szCs w:val="17"/>
+        </w:rPr>
+        <w:t>-</w:t>
+      </w:r>
+      <w:r>
+        <w:rPr>
+          <w:rFonts w:ascii="Courier New" w:eastAsia="Courier New" w:hAnsi="Courier New" w:cs="Courier New"/>
+          <w:b/>
+          <w:bCs/>
+          <w:color w:val="5B3FA6"/>
+          <w:sz w:val="17"/>
+          <w:szCs w:val="17"/>
+        </w:rPr>
+        <w:t>17</w:t>
+      </w:r>
+      <w:r>
+        <w:rPr>
+          <w:rFonts w:ascii="Courier New" w:eastAsia="Courier New" w:hAnsi="Courier New" w:cs="Courier New"/>
+          <w:color w:val="222222"/>
+          <w:sz w:val="17"/>
+          <w:szCs w:val="17"/>
+        </w:rPr>
+        <w:t>--|--</w:t>
+      </w:r>
+      <w:r>
+        <w:rPr>
+          <w:rFonts w:ascii="Courier New" w:eastAsia="Courier New" w:hAnsi="Courier New" w:cs="Courier New"/>
+          <w:b/>
+          <w:bCs/>
+          <w:color w:val="5B3FA6"/>
+          <w:sz w:val="17"/>
+          <w:szCs w:val="17"/>
+        </w:rPr>
+        <w:t>18</w:t>
+      </w:r>
+      <w:r>
+        <w:rPr>
+          <w:rFonts w:ascii="Courier New" w:eastAsia="Courier New" w:hAnsi="Courier New" w:cs="Courier New"/>
+          <w:color w:val="222222"/>
+          <w:sz w:val="17"/>
+          <w:szCs w:val="17"/>
+        </w:rPr>
+        <w:t>---</w:t>
+      </w:r>
+      <w:r>
+        <w:rPr>
+          <w:rFonts w:ascii="Courier New" w:eastAsia="Courier New" w:hAnsi="Courier New" w:cs="Courier New"/>
+          <w:b/>
+          <w:bCs/>
+          <w:color w:val="5B3FA6"/>
+          <w:sz w:val="17"/>
+          <w:szCs w:val="17"/>
+        </w:rPr>
+        <w:t>13</w:t>
+      </w:r>
+      <w:r>
+        <w:rPr>
+          <w:rFonts w:ascii="Courier New" w:eastAsia="Courier New" w:hAnsi="Courier New" w:cs="Courier New"/>
+          <w:color w:val="222222"/>
+          <w:sz w:val="17"/>
+          <w:szCs w:val="17"/>
+        </w:rPr>
+        <w:t>---</w:t>
+      </w:r>
+      <w:r>
+        <w:rPr>
+          <w:rFonts w:ascii="Courier New" w:eastAsia="Courier New" w:hAnsi="Courier New" w:cs="Courier New"/>
+          <w:b/>
+          <w:bCs/>
+          <w:color w:val="5B3FA6"/>
+          <w:sz w:val="17"/>
+          <w:szCs w:val="17"/>
+        </w:rPr>
+        <w:t>13</w:t>
+      </w:r>
+      <w:r>
+        <w:rPr>
+          <w:rFonts w:ascii="Courier New" w:eastAsia="Courier New" w:hAnsi="Courier New" w:cs="Courier New"/>
+          <w:color w:val="222222"/>
+          <w:sz w:val="17"/>
+          <w:szCs w:val="17"/>
+        </w:rPr>
+        <w:t>/12--|--(12)------------|</w:t>
+      </w:r>
+    </w:p>
+    <w:p>
+      <w:pPr>
+        <w:keepNext/>
+        <w:keepLines/>
+        <w:pBdr>
+          <w:left w:val="single" w:sz="18" w:space="8" w:color="5B3FA6"/>
+        </w:pBdr>
+        <w:ind w:left="120"/>
+      </w:pPr>
+      <w:r>
+        <w:rPr>
+          <w:rFonts w:ascii="Courier New" w:eastAsia="Courier New" w:hAnsi="Courier New" w:cs="Courier New"/>
+          <w:color w:val="222222"/>
+          <w:sz w:val="17"/>
+          <w:szCs w:val="17"/>
+        </w:rPr>
+        <w:t>B |---------------------|-------------------|------------------|</w:t>
+      </w:r>
+    </w:p>
+    <w:p>
+      <w:pPr>
+        <w:keepNext/>
+        <w:keepLines/>
+        <w:pBdr>
+          <w:left w:val="single" w:sz="18" w:space="8" w:color="5B3FA6"/>
+        </w:pBdr>
+        <w:ind w:left="120"/>
+      </w:pPr>
+      <w:r>
+        <w:rPr>
+          <w:rFonts w:ascii="Courier New" w:eastAsia="Courier New" w:hAnsi="Courier New" w:cs="Courier New"/>
+          <w:color w:val="222222"/>
+          <w:sz w:val="17"/>
+          <w:szCs w:val="17"/>
+        </w:rPr>
+        <w:t>G |---------------------|-------------------|------------------|</w:t>
+      </w:r>
+    </w:p>
+    <w:p>
+      <w:pPr>
+        <w:keepNext/>
+        <w:keepLines/>
+        <w:pBdr>
+          <w:left w:val="single" w:sz="18" w:space="8" w:color="5B3FA6"/>
+        </w:pBdr>
+        <w:ind w:left="120"/>
+      </w:pPr>
+      <w:r>
+        <w:rPr>
+          <w:rFonts w:ascii="Courier New" w:eastAsia="Courier New" w:hAnsi="Courier New" w:cs="Courier New"/>
+          <w:color w:val="222222"/>
+          <w:sz w:val="17"/>
+          <w:szCs w:val="17"/>
+        </w:rPr>
+        <w:t>D |---------------------|-------------------|------------------|</w:t>
+      </w:r>
+    </w:p>
+    <w:p>
+      <w:pPr>
+        <w:keepNext/>
+        <w:keepLines/>
+        <w:pBdr>
+          <w:left w:val="single" w:sz="18" w:space="8" w:color="5B3FA6"/>
+        </w:pBdr>
+        <w:ind w:left="120"/>
+      </w:pPr>
+      <w:r>
+        <w:rPr>
+          <w:rFonts w:ascii="Courier New" w:eastAsia="Courier New" w:hAnsi="Courier New" w:cs="Courier New"/>
+          <w:color w:val="222222"/>
+          <w:sz w:val="17"/>
+          <w:szCs w:val="17"/>
+        </w:rPr>
+        <w:t>A |---------------------|-------------------|------------------|</w:t>
+      </w:r>
+    </w:p>
+    <w:p>
+      <w:pPr>
+        <w:keepNext/>
+        <w:keepLines/>
+        <w:pBdr>
+          <w:left w:val="single" w:sz="18" w:space="8" w:color="5B3FA6"/>
+        </w:pBdr>
+        <w:ind w:left="120"/>
+      </w:pPr>
+      <w:r>
+        <w:rPr>
+          <w:rFonts w:ascii="Courier New" w:eastAsia="Courier New" w:hAnsi="Courier New" w:cs="Courier New"/>
+          <w:color w:val="222222"/>
+          <w:sz w:val="17"/>
+          <w:szCs w:val="17"/>
+        </w:rPr>
+        <w:t>E |---------------------|-------------------|----------------</w:t>
+      </w:r>
+      <w:r>
+        <w:rPr>
+          <w:rFonts w:ascii="Courier New" w:eastAsia="Courier New" w:hAnsi="Courier New" w:cs="Courier New"/>
+          <w:color w:val="222222"/>
+          <w:sz w:val="17"/>
+          <w:szCs w:val="17"/>
+        </w:rPr>
+        <w:t>--|</w:t>
+      </w:r>
+    </w:p>
+    <w:p>
+      <w:pPr>
+        <w:keepNext/>
         <w:spacing w:after="60"/>
       </w:pPr>
     </w:p>
@@ -5416,7 +6310,7 @@
         <w:rPr>
           <w:color w:val="222222"/>
         </w:rPr>
-        <w:t>Big beats at 60 BPM. Play the 2-bar phrase, then repeat it once more.</w:t>
+        <w:t>Parts B and C single-note first, big beats at 60 BPM, until you can run the whole bridge line twice without stopping.</w:t>
       </w:r>
     </w:p>
     <w:p>
@@ -5433,7 +6327,7 @@
           <w:szCs w:val="23"/>
         </w:rPr>
         <w:lastRenderedPageBreak/>
-        <w:t xml:space="preserve">Rung 3 · </w:t>
+        <w:t xml:space="preserve">Rung 4 · </w:t>
       </w:r>
       <w:r>
         <w:rPr>
@@ -5443,7 +6337,7 @@
           <w:sz w:val="23"/>
           <w:szCs w:val="23"/>
         </w:rPr>
-        <w:t>Part C — the climb to fret 17</w:t>
+        <w:t>Part D — the sierreño sixths</w:t>
       </w:r>
     </w:p>
     <w:p>
@@ -5457,7 +6351,7 @@
           <w:sz w:val="22"/>
           <w:szCs w:val="22"/>
         </w:rPr>
-        <w:t>The bridge peaks on a drumroll of repeated notes at fret 17 — your highest note of the year — then falls: 18, 13, slide down to 12. Count the drumroll with the full 6/8 count, one pick per number. Index at fret 17 (middle finger grabs 18), then hop your in</w:t>
+        <w:t>The requinto doubles every bridge note with a partner note on the G string, both ringi</w:t>
       </w:r>
       <w:r>
         <w:rPr>
@@ -5465,7 +6359,7 @@
           <w:sz w:val="22"/>
           <w:szCs w:val="22"/>
         </w:rPr>
-        <w:t>dex down to 13 and slide it into 12.</w:t>
+        <w:t>ng together. Pairs: 17 with 17, 18 with 19, 13 with 14, 12 with 12. Pick hits the G string while your middle finger plucks the high e at the same moment.</w:t>
       </w:r>
     </w:p>
     <w:p>
@@ -5485,7 +6379,7 @@
           <w:sz w:val="18"/>
           <w:szCs w:val="18"/>
         </w:rPr>
-        <w:t>Part C · the peak and the fall · drumroll, one pick per number, then 18, 13, slide to 12</w:t>
+        <w:t>Part D · the climb, in sixths — sound both strings together</w:t>
       </w:r>
     </w:p>
     <w:p>
@@ -5684,114 +6578,516 @@
           <w:sz w:val="17"/>
           <w:szCs w:val="17"/>
         </w:rPr>
-        <w:t>/12--|--(12)------------|</w:t>
-      </w:r>
-    </w:p>
-    <w:p>
-      <w:pPr>
-        <w:keepNext/>
-        <w:keepLines/>
-        <w:pBdr>
-          <w:left w:val="single" w:sz="18" w:space="8" w:color="5B3FA6"/>
-        </w:pBdr>
-        <w:ind w:left="120"/>
-      </w:pPr>
-      <w:r>
-        <w:rPr>
-          <w:rFonts w:ascii="Courier New" w:eastAsia="Courier New" w:hAnsi="Courier New" w:cs="Courier New"/>
-          <w:color w:val="222222"/>
-          <w:sz w:val="17"/>
-          <w:szCs w:val="17"/>
-        </w:rPr>
-        <w:t>B |---------------------|-------------------|------------------|</w:t>
-      </w:r>
-    </w:p>
-    <w:p>
-      <w:pPr>
-        <w:keepNext/>
-        <w:keepLines/>
-        <w:pBdr>
-          <w:left w:val="single" w:sz="18" w:space="8" w:color="5B3FA6"/>
-        </w:pBdr>
-        <w:ind w:left="120"/>
-      </w:pPr>
-      <w:r>
-        <w:rPr>
-          <w:rFonts w:ascii="Courier New" w:eastAsia="Courier New" w:hAnsi="Courier New" w:cs="Courier New"/>
-          <w:color w:val="222222"/>
-          <w:sz w:val="17"/>
-          <w:szCs w:val="17"/>
-        </w:rPr>
-        <w:t>G |---------------------|-------------------|------------------|</w:t>
-      </w:r>
-    </w:p>
-    <w:p>
-      <w:pPr>
-        <w:keepNext/>
-        <w:keepLines/>
-        <w:pBdr>
-          <w:left w:val="single" w:sz="18" w:space="8" w:color="5B3FA6"/>
-        </w:pBdr>
-        <w:ind w:left="120"/>
-      </w:pPr>
-      <w:r>
-        <w:rPr>
-          <w:rFonts w:ascii="Courier New" w:eastAsia="Courier New" w:hAnsi="Courier New" w:cs="Courier New"/>
-          <w:color w:val="222222"/>
-          <w:sz w:val="17"/>
-          <w:szCs w:val="17"/>
-        </w:rPr>
-        <w:t>D |---------------------|-------------------|------------------|</w:t>
-      </w:r>
-    </w:p>
-    <w:p>
-      <w:pPr>
-        <w:keepNext/>
-        <w:keepLines/>
-        <w:pBdr>
-          <w:left w:val="single" w:sz="18" w:space="8" w:color="5B3FA6"/>
-        </w:pBdr>
-        <w:ind w:left="120"/>
-      </w:pPr>
-      <w:r>
-        <w:rPr>
-          <w:rFonts w:ascii="Courier New" w:eastAsia="Courier New" w:hAnsi="Courier New" w:cs="Courier New"/>
-          <w:color w:val="222222"/>
-          <w:sz w:val="17"/>
-          <w:szCs w:val="17"/>
-        </w:rPr>
-        <w:t>A |---------------------|-------------------|------------------|</w:t>
-      </w:r>
-    </w:p>
-    <w:p>
-      <w:pPr>
-        <w:keepLines/>
-        <w:pBdr>
-          <w:left w:val="single" w:sz="18" w:space="8" w:color="5B3FA6"/>
-        </w:pBdr>
-        <w:ind w:left="120"/>
-      </w:pPr>
-      <w:r>
-        <w:rPr>
-          <w:rFonts w:ascii="Courier New" w:eastAsia="Courier New" w:hAnsi="Courier New" w:cs="Courier New"/>
-          <w:color w:val="222222"/>
-          <w:sz w:val="17"/>
-          <w:szCs w:val="17"/>
-        </w:rPr>
-        <w:t>E |---------------------|-------------------|----------------</w:t>
-      </w:r>
-      <w:r>
-        <w:rPr>
-          <w:rFonts w:ascii="Courier New" w:eastAsia="Courier New" w:hAnsi="Courier New" w:cs="Courier New"/>
-          <w:color w:val="222222"/>
-          <w:sz w:val="17"/>
-          <w:szCs w:val="17"/>
-        </w:rPr>
-        <w:t>--|</w:t>
-      </w:r>
-    </w:p>
-    <w:p>
-      <w:pPr>
+        <w:t>/12--|</w:t>
+      </w:r>
+    </w:p>
+    <w:p>
+      <w:pPr>
+        <w:keepNext/>
+        <w:keepLines/>
+        <w:pBdr>
+          <w:left w:val="single" w:sz="18" w:space="8" w:color="5B3FA6"/>
+        </w:pBdr>
+        <w:ind w:left="120"/>
+      </w:pPr>
+      <w:r>
+        <w:rPr>
+          <w:rFonts w:ascii="Courier New" w:eastAsia="Courier New" w:hAnsi="Courier New" w:cs="Courier New"/>
+          <w:color w:val="222222"/>
+          <w:sz w:val="17"/>
+          <w:szCs w:val="17"/>
+        </w:rPr>
+        <w:t>B |---------------------|-------------------|</w:t>
+      </w:r>
+    </w:p>
+    <w:p>
+      <w:pPr>
+        <w:keepNext/>
+        <w:keepLines/>
+        <w:pBdr>
+          <w:left w:val="single" w:sz="18" w:space="8" w:color="5B3FA6"/>
+        </w:pBdr>
+        <w:ind w:left="120"/>
+      </w:pPr>
+      <w:r>
+        <w:rPr>
+          <w:rFonts w:ascii="Courier New" w:eastAsia="Courier New" w:hAnsi="Courier New" w:cs="Courier New"/>
+          <w:color w:val="222222"/>
+          <w:sz w:val="17"/>
+          <w:szCs w:val="17"/>
+        </w:rPr>
+        <w:t>G |--</w:t>
+      </w:r>
+      <w:r>
+        <w:rPr>
+          <w:rFonts w:ascii="Courier New" w:eastAsia="Courier New" w:hAnsi="Courier New" w:cs="Courier New"/>
+          <w:b/>
+          <w:bCs/>
+          <w:color w:val="5B3FA6"/>
+          <w:sz w:val="17"/>
+          <w:szCs w:val="17"/>
+        </w:rPr>
+        <w:t>17</w:t>
+      </w:r>
+      <w:r>
+        <w:rPr>
+          <w:rFonts w:ascii="Courier New" w:eastAsia="Courier New" w:hAnsi="Courier New" w:cs="Courier New"/>
+          <w:color w:val="222222"/>
+          <w:sz w:val="17"/>
+          <w:szCs w:val="17"/>
+        </w:rPr>
+        <w:t>-</w:t>
+      </w:r>
+      <w:r>
+        <w:rPr>
+          <w:rFonts w:ascii="Courier New" w:eastAsia="Courier New" w:hAnsi="Courier New" w:cs="Courier New"/>
+          <w:b/>
+          <w:bCs/>
+          <w:color w:val="5B3FA6"/>
+          <w:sz w:val="17"/>
+          <w:szCs w:val="17"/>
+        </w:rPr>
+        <w:t>17</w:t>
+      </w:r>
+      <w:r>
+        <w:rPr>
+          <w:rFonts w:ascii="Courier New" w:eastAsia="Courier New" w:hAnsi="Courier New" w:cs="Courier New"/>
+          <w:color w:val="222222"/>
+          <w:sz w:val="17"/>
+          <w:szCs w:val="17"/>
+        </w:rPr>
+        <w:t>-</w:t>
+      </w:r>
+      <w:r>
+        <w:rPr>
+          <w:rFonts w:ascii="Courier New" w:eastAsia="Courier New" w:hAnsi="Courier New" w:cs="Courier New"/>
+          <w:b/>
+          <w:bCs/>
+          <w:color w:val="5B3FA6"/>
+          <w:sz w:val="17"/>
+          <w:szCs w:val="17"/>
+        </w:rPr>
+        <w:t>17</w:t>
+      </w:r>
+      <w:r>
+        <w:rPr>
+          <w:rFonts w:ascii="Courier New" w:eastAsia="Courier New" w:hAnsi="Courier New" w:cs="Courier New"/>
+          <w:color w:val="222222"/>
+          <w:sz w:val="17"/>
+          <w:szCs w:val="17"/>
+        </w:rPr>
+        <w:t>-</w:t>
+      </w:r>
+      <w:r>
+        <w:rPr>
+          <w:rFonts w:ascii="Courier New" w:eastAsia="Courier New" w:hAnsi="Courier New" w:cs="Courier New"/>
+          <w:b/>
+          <w:bCs/>
+          <w:color w:val="5B3FA6"/>
+          <w:sz w:val="17"/>
+          <w:szCs w:val="17"/>
+        </w:rPr>
+        <w:t>17</w:t>
+      </w:r>
+      <w:r>
+        <w:rPr>
+          <w:rFonts w:ascii="Courier New" w:eastAsia="Courier New" w:hAnsi="Courier New" w:cs="Courier New"/>
+          <w:color w:val="222222"/>
+          <w:sz w:val="17"/>
+          <w:szCs w:val="17"/>
+        </w:rPr>
+        <w:t>-</w:t>
+      </w:r>
+      <w:r>
+        <w:rPr>
+          <w:rFonts w:ascii="Courier New" w:eastAsia="Courier New" w:hAnsi="Courier New" w:cs="Courier New"/>
+          <w:b/>
+          <w:bCs/>
+          <w:color w:val="5B3FA6"/>
+          <w:sz w:val="17"/>
+          <w:szCs w:val="17"/>
+        </w:rPr>
+        <w:t>17</w:t>
+      </w:r>
+      <w:r>
+        <w:rPr>
+          <w:rFonts w:ascii="Courier New" w:eastAsia="Courier New" w:hAnsi="Courier New" w:cs="Courier New"/>
+          <w:color w:val="222222"/>
+          <w:sz w:val="17"/>
+          <w:szCs w:val="17"/>
+        </w:rPr>
+        <w:t>-</w:t>
+      </w:r>
+      <w:r>
+        <w:rPr>
+          <w:rFonts w:ascii="Courier New" w:eastAsia="Courier New" w:hAnsi="Courier New" w:cs="Courier New"/>
+          <w:b/>
+          <w:bCs/>
+          <w:color w:val="5B3FA6"/>
+          <w:sz w:val="17"/>
+          <w:szCs w:val="17"/>
+        </w:rPr>
+        <w:t>17</w:t>
+      </w:r>
+      <w:r>
+        <w:rPr>
+          <w:rFonts w:ascii="Courier New" w:eastAsia="Courier New" w:hAnsi="Courier New" w:cs="Courier New"/>
+          <w:color w:val="222222"/>
+          <w:sz w:val="17"/>
+          <w:szCs w:val="17"/>
+        </w:rPr>
+        <w:t>--|--</w:t>
+      </w:r>
+      <w:r>
+        <w:rPr>
+          <w:rFonts w:ascii="Courier New" w:eastAsia="Courier New" w:hAnsi="Courier New" w:cs="Courier New"/>
+          <w:b/>
+          <w:bCs/>
+          <w:color w:val="5B3FA6"/>
+          <w:sz w:val="17"/>
+          <w:szCs w:val="17"/>
+        </w:rPr>
+        <w:t>19</w:t>
+      </w:r>
+      <w:r>
+        <w:rPr>
+          <w:rFonts w:ascii="Courier New" w:eastAsia="Courier New" w:hAnsi="Courier New" w:cs="Courier New"/>
+          <w:color w:val="222222"/>
+          <w:sz w:val="17"/>
+          <w:szCs w:val="17"/>
+        </w:rPr>
+        <w:t>---</w:t>
+      </w:r>
+      <w:r>
+        <w:rPr>
+          <w:rFonts w:ascii="Courier New" w:eastAsia="Courier New" w:hAnsi="Courier New" w:cs="Courier New"/>
+          <w:b/>
+          <w:bCs/>
+          <w:color w:val="5B3FA6"/>
+          <w:sz w:val="17"/>
+          <w:szCs w:val="17"/>
+        </w:rPr>
+        <w:t>14</w:t>
+      </w:r>
+      <w:r>
+        <w:rPr>
+          <w:rFonts w:ascii="Courier New" w:eastAsia="Courier New" w:hAnsi="Courier New" w:cs="Courier New"/>
+          <w:color w:val="222222"/>
+          <w:sz w:val="17"/>
+          <w:szCs w:val="17"/>
+        </w:rPr>
+        <w:t>---</w:t>
+      </w:r>
+      <w:r>
+        <w:rPr>
+          <w:rFonts w:ascii="Courier New" w:eastAsia="Courier New" w:hAnsi="Courier New" w:cs="Courier New"/>
+          <w:b/>
+          <w:bCs/>
+          <w:color w:val="5B3FA6"/>
+          <w:sz w:val="17"/>
+          <w:szCs w:val="17"/>
+        </w:rPr>
+        <w:t>14</w:t>
+      </w:r>
+      <w:r>
+        <w:rPr>
+          <w:rFonts w:ascii="Courier New" w:eastAsia="Courier New" w:hAnsi="Courier New" w:cs="Courier New"/>
+          <w:color w:val="222222"/>
+          <w:sz w:val="17"/>
+          <w:szCs w:val="17"/>
+        </w:rPr>
+        <w:t>/12--|</w:t>
+      </w:r>
+    </w:p>
+    <w:p>
+      <w:pPr>
+        <w:keepNext/>
+        <w:keepLines/>
+        <w:pBdr>
+          <w:left w:val="single" w:sz="18" w:space="8" w:color="5B3FA6"/>
+        </w:pBdr>
+        <w:ind w:left="120"/>
+      </w:pPr>
+      <w:r>
+        <w:rPr>
+          <w:rFonts w:ascii="Courier New" w:eastAsia="Courier New" w:hAnsi="Courier New" w:cs="Courier New"/>
+          <w:color w:val="222222"/>
+          <w:sz w:val="17"/>
+          <w:szCs w:val="17"/>
+        </w:rPr>
+        <w:t>D |---------------------|-------------------|</w:t>
+      </w:r>
+    </w:p>
+    <w:p>
+      <w:pPr>
+        <w:keepNext/>
+        <w:keepLines/>
+        <w:pBdr>
+          <w:left w:val="single" w:sz="18" w:space="8" w:color="5B3FA6"/>
+        </w:pBdr>
+        <w:ind w:left="120"/>
+      </w:pPr>
+      <w:r>
+        <w:rPr>
+          <w:rFonts w:ascii="Courier New" w:eastAsia="Courier New" w:hAnsi="Courier New" w:cs="Courier New"/>
+          <w:color w:val="222222"/>
+          <w:sz w:val="17"/>
+          <w:szCs w:val="17"/>
+        </w:rPr>
+        <w:t>A |---------------------|-------------------|</w:t>
+      </w:r>
+    </w:p>
+    <w:p>
+      <w:pPr>
+        <w:keepNext/>
+        <w:keepLines/>
+        <w:pBdr>
+          <w:left w:val="single" w:sz="18" w:space="8" w:color="5B3FA6"/>
+        </w:pBdr>
+        <w:ind w:left="120"/>
+      </w:pPr>
+      <w:r>
+        <w:rPr>
+          <w:rFonts w:ascii="Courier New" w:eastAsia="Courier New" w:hAnsi="Courier New" w:cs="Courier New"/>
+          <w:color w:val="222222"/>
+          <w:sz w:val="17"/>
+          <w:szCs w:val="17"/>
+        </w:rPr>
+        <w:t>E |---------------------|-------------------|</w:t>
+      </w:r>
+    </w:p>
+    <w:p>
+      <w:pPr>
+        <w:keepNext/>
+        <w:spacing w:after="60"/>
+      </w:pPr>
+    </w:p>
+    <w:p>
+      <w:pPr>
+        <w:keepNext/>
+        <w:pBdr>
+          <w:left w:val="single" w:sz="18" w:space="8" w:color="5B3FA6"/>
+        </w:pBdr>
+        <w:spacing w:before="80" w:after="60"/>
+        <w:ind w:left="120"/>
+      </w:pPr>
+      <w:r>
+        <w:rPr>
+          <w:b/>
+          <w:bCs/>
+          <w:color w:val="5B3FA6"/>
+          <w:sz w:val="18"/>
+          <w:szCs w:val="18"/>
+        </w:rPr>
+        <w:t>Part D · coming home, in sixths</w:t>
+      </w:r>
+    </w:p>
+    <w:p>
+      <w:pPr>
+        <w:keepNext/>
+        <w:keepLines/>
+        <w:pBdr>
+          <w:left w:val="single" w:sz="18" w:space="8" w:color="5B3FA6"/>
+        </w:pBdr>
+        <w:ind w:left="120"/>
+      </w:pPr>
+      <w:r>
+        <w:rPr>
+          <w:rFonts w:ascii="Courier New" w:eastAsia="Courier New" w:hAnsi="Courier New" w:cs="Courier New"/>
+          <w:color w:val="222222"/>
+          <w:sz w:val="17"/>
+          <w:szCs w:val="17"/>
+        </w:rPr>
+        <w:t>e |--</w:t>
+      </w:r>
+      <w:r>
+        <w:rPr>
+          <w:rFonts w:ascii="Courier New" w:eastAsia="Courier New" w:hAnsi="Courier New" w:cs="Courier New"/>
+          <w:b/>
+          <w:bCs/>
+          <w:color w:val="5B3FA6"/>
+          <w:sz w:val="17"/>
+          <w:szCs w:val="17"/>
+        </w:rPr>
+        <w:t>12</w:t>
+      </w:r>
+      <w:r>
+        <w:rPr>
+          <w:rFonts w:ascii="Courier New" w:eastAsia="Courier New" w:hAnsi="Courier New" w:cs="Courier New"/>
+          <w:color w:val="222222"/>
+          <w:sz w:val="17"/>
+          <w:szCs w:val="17"/>
+        </w:rPr>
+        <w:t>/13----</w:t>
+      </w:r>
+      <w:r>
+        <w:rPr>
+          <w:rFonts w:ascii="Courier New" w:eastAsia="Courier New" w:hAnsi="Courier New" w:cs="Courier New"/>
+          <w:b/>
+          <w:bCs/>
+          <w:color w:val="5B3FA6"/>
+          <w:sz w:val="17"/>
+          <w:szCs w:val="17"/>
+        </w:rPr>
+        <w:t>12</w:t>
+      </w:r>
+      <w:r>
+        <w:rPr>
+          <w:rFonts w:ascii="Courier New" w:eastAsia="Courier New" w:hAnsi="Courier New" w:cs="Courier New"/>
+          <w:color w:val="222222"/>
+          <w:sz w:val="17"/>
+          <w:szCs w:val="17"/>
+        </w:rPr>
+        <w:t>----|--(12)----------|</w:t>
+      </w:r>
+    </w:p>
+    <w:p>
+      <w:pPr>
+        <w:keepNext/>
+        <w:keepLines/>
+        <w:pBdr>
+          <w:left w:val="single" w:sz="18" w:space="8" w:color="5B3FA6"/>
+        </w:pBdr>
+        <w:ind w:left="120"/>
+      </w:pPr>
+      <w:r>
+        <w:rPr>
+          <w:rFonts w:ascii="Courier New" w:eastAsia="Courier New" w:hAnsi="Courier New" w:cs="Courier New"/>
+          <w:color w:val="222222"/>
+          <w:sz w:val="17"/>
+          <w:szCs w:val="17"/>
+        </w:rPr>
+        <w:t>B |-----------------|----------------|</w:t>
+      </w:r>
+    </w:p>
+    <w:p>
+      <w:pPr>
+        <w:keepNext/>
+        <w:keepLines/>
+        <w:pBdr>
+          <w:left w:val="single" w:sz="18" w:space="8" w:color="5B3FA6"/>
+        </w:pBdr>
+        <w:ind w:left="120"/>
+      </w:pPr>
+      <w:r>
+        <w:rPr>
+          <w:rFonts w:ascii="Courier New" w:eastAsia="Courier New" w:hAnsi="Courier New" w:cs="Courier New"/>
+          <w:color w:val="222222"/>
+          <w:sz w:val="17"/>
+          <w:szCs w:val="17"/>
+        </w:rPr>
+        <w:t>G |--</w:t>
+      </w:r>
+      <w:r>
+        <w:rPr>
+          <w:rFonts w:ascii="Courier New" w:eastAsia="Courier New" w:hAnsi="Courier New" w:cs="Courier New"/>
+          <w:b/>
+          <w:bCs/>
+          <w:color w:val="5B3FA6"/>
+          <w:sz w:val="17"/>
+          <w:szCs w:val="17"/>
+        </w:rPr>
+        <w:t>12</w:t>
+      </w:r>
+      <w:r>
+        <w:rPr>
+          <w:rFonts w:ascii="Courier New" w:eastAsia="Courier New" w:hAnsi="Courier New" w:cs="Courier New"/>
+          <w:color w:val="222222"/>
+          <w:sz w:val="17"/>
+          <w:szCs w:val="17"/>
+        </w:rPr>
+        <w:t>/14----</w:t>
+      </w:r>
+      <w:r>
+        <w:rPr>
+          <w:rFonts w:ascii="Courier New" w:eastAsia="Courier New" w:hAnsi="Courier New" w:cs="Courier New"/>
+          <w:b/>
+          <w:bCs/>
+          <w:color w:val="5B3FA6"/>
+          <w:sz w:val="17"/>
+          <w:szCs w:val="17"/>
+        </w:rPr>
+        <w:t>12</w:t>
+      </w:r>
+      <w:r>
+        <w:rPr>
+          <w:rFonts w:ascii="Courier New" w:eastAsia="Courier New" w:hAnsi="Courier New" w:cs="Courier New"/>
+          <w:color w:val="222222"/>
+          <w:sz w:val="17"/>
+          <w:szCs w:val="17"/>
+        </w:rPr>
+        <w:t>----|--(12)----------|</w:t>
+      </w:r>
+    </w:p>
+    <w:p>
+      <w:pPr>
+        <w:keepNext/>
+        <w:keepLines/>
+        <w:pBdr>
+          <w:left w:val="single" w:sz="18" w:space="8" w:color="5B3FA6"/>
+        </w:pBdr>
+        <w:ind w:left="120"/>
+      </w:pPr>
+      <w:r>
+        <w:rPr>
+          <w:rFonts w:ascii="Courier New" w:eastAsia="Courier New" w:hAnsi="Courier New" w:cs="Courier New"/>
+          <w:color w:val="222222"/>
+          <w:sz w:val="17"/>
+          <w:szCs w:val="17"/>
+        </w:rPr>
+        <w:t>D |-----------------|----------------|</w:t>
+      </w:r>
+    </w:p>
+    <w:p>
+      <w:pPr>
+        <w:keepNext/>
+        <w:keepLines/>
+        <w:pBdr>
+          <w:left w:val="single" w:sz="18" w:space="8" w:color="5B3FA6"/>
+        </w:pBdr>
+        <w:ind w:left="120"/>
+      </w:pPr>
+      <w:r>
+        <w:rPr>
+          <w:rFonts w:ascii="Courier New" w:eastAsia="Courier New" w:hAnsi="Courier New" w:cs="Courier New"/>
+          <w:color w:val="222222"/>
+          <w:sz w:val="17"/>
+          <w:szCs w:val="17"/>
+        </w:rPr>
+        <w:t>A |-----------------|----------------|</w:t>
+      </w:r>
+    </w:p>
+    <w:p>
+      <w:pPr>
+        <w:keepNext/>
+        <w:keepLines/>
+        <w:pBdr>
+          <w:left w:val="single" w:sz="18" w:space="8" w:color="5B3FA6"/>
+        </w:pBdr>
+        <w:ind w:left="120"/>
+      </w:pPr>
+      <w:r>
+        <w:rPr>
+          <w:rFonts w:ascii="Courier New" w:eastAsia="Courier New" w:hAnsi="Courier New" w:cs="Courier New"/>
+          <w:color w:val="222222"/>
+          <w:sz w:val="17"/>
+          <w:szCs w:val="17"/>
+        </w:rPr>
+        <w:t>E |-----------------|--------</w:t>
+      </w:r>
+      <w:r>
+        <w:rPr>
+          <w:rFonts w:ascii="Courier New" w:eastAsia="Courier New" w:hAnsi="Courier New" w:cs="Courier New"/>
+          <w:color w:val="222222"/>
+          <w:sz w:val="17"/>
+          <w:szCs w:val="17"/>
+        </w:rPr>
+        <w:t>--------|</w:t>
+      </w:r>
+    </w:p>
+    <w:p>
+      <w:pPr>
+        <w:keepNext/>
         <w:spacing w:after="60"/>
       </w:pPr>
     </w:p>
@@ -5817,858 +7113,42 @@
         <w:rPr>
           <w:color w:val="222222"/>
         </w:rPr>
-        <w:t>Parts B and C single-note first, big beats at 60 BPM, until you can run the whole bridge line twice without stopping.</w:t>
-      </w:r>
-    </w:p>
-    <w:p>
-      <w:pPr>
-        <w:keepNext/>
-        <w:spacing w:before="120" w:after="60"/>
-      </w:pPr>
-      <w:r>
-        <w:rPr>
-          <w:b/>
-          <w:bCs/>
-          <w:color w:val="5B3FA6"/>
-          <w:sz w:val="23"/>
-          <w:szCs w:val="23"/>
-        </w:rPr>
-        <w:t xml:space="preserve">Rung 4 · </w:t>
-      </w:r>
-      <w:r>
-        <w:rPr>
-          <w:b/>
-          <w:bCs/>
-          <w:color w:val="222222"/>
-          <w:sz w:val="23"/>
-          <w:szCs w:val="23"/>
-        </w:rPr>
-        <w:t>Part D — the sierreño sixths</w:t>
-      </w:r>
-    </w:p>
-    <w:p>
-      <w:pPr>
-        <w:keepNext/>
-        <w:spacing w:after="100"/>
-      </w:pPr>
-      <w:r>
-        <w:rPr>
-          <w:color w:val="222222"/>
+        <w:t>Add the G-string partners slow — 2 clean pairs in a row before you chain the phrase.</w:t>
+      </w:r>
+    </w:p>
+    <w:p>
+      <w:pPr>
+        <w:spacing w:after="120"/>
+        <w:ind w:left="120"/>
+      </w:pPr>
+      <w:r>
+        <w:rPr>
+          <w:b/>
+          <w:bCs/>
+          <w:color w:val="5B3FA6"/>
+        </w:rPr>
+        <w:t xml:space="preserve">You've got it when: </w:t>
+      </w:r>
+      <w:r>
+        <w:rPr>
+          <w:color w:val="222222"/>
+        </w:rPr>
+        <w:t>You can run the whole bridge line, sixths and all, twice without stopping.</w:t>
+      </w:r>
+    </w:p>
+    <w:p>
+      <w:pPr>
+        <w:keepNext/>
+        <w:spacing w:before="60" w:after="30"/>
+      </w:pPr>
+      <w:r>
+        <w:rPr>
+          <w:b/>
+          <w:bCs/>
+          <w:color w:val="5B3FA6"/>
           <w:sz w:val="22"/>
           <w:szCs w:val="22"/>
         </w:rPr>
-        <w:t>The requinto doubles every bridge note with a partner note on the G string, both ringi</w:t>
-      </w:r>
-      <w:r>
-        <w:rPr>
-          <w:color w:val="222222"/>
-          <w:sz w:val="22"/>
-          <w:szCs w:val="22"/>
-        </w:rPr>
-        <w:t>ng together. Pairs: 17 with 17, 18 with 19, 13 with 14, 12 with 12. Pick hits the G string while your middle finger plucks the high e at the same moment.</w:t>
-      </w:r>
-    </w:p>
-    <w:p>
-      <w:pPr>
-        <w:keepNext/>
-        <w:pBdr>
-          <w:left w:val="single" w:sz="18" w:space="8" w:color="5B3FA6"/>
-        </w:pBdr>
-        <w:spacing w:before="80" w:after="60"/>
-        <w:ind w:left="120"/>
-      </w:pPr>
-      <w:r>
-        <w:rPr>
-          <w:b/>
-          <w:bCs/>
-          <w:color w:val="5B3FA6"/>
-          <w:sz w:val="18"/>
-          <w:szCs w:val="18"/>
-        </w:rPr>
-        <w:t>Part D · the climb, in sixths — sound both strings together</w:t>
-      </w:r>
-    </w:p>
-    <w:p>
-      <w:pPr>
-        <w:keepNext/>
-        <w:keepLines/>
-        <w:pBdr>
-          <w:left w:val="single" w:sz="18" w:space="8" w:color="5B3FA6"/>
-        </w:pBdr>
-        <w:ind w:left="120"/>
-      </w:pPr>
-      <w:r>
-        <w:rPr>
-          <w:rFonts w:ascii="Courier New" w:eastAsia="Courier New" w:hAnsi="Courier New" w:cs="Courier New"/>
-          <w:color w:val="222222"/>
-          <w:sz w:val="17"/>
-          <w:szCs w:val="17"/>
-        </w:rPr>
-        <w:t>e |--</w:t>
-      </w:r>
-      <w:r>
-        <w:rPr>
-          <w:rFonts w:ascii="Courier New" w:eastAsia="Courier New" w:hAnsi="Courier New" w:cs="Courier New"/>
-          <w:b/>
-          <w:bCs/>
-          <w:color w:val="5B3FA6"/>
-          <w:sz w:val="17"/>
-          <w:szCs w:val="17"/>
-        </w:rPr>
-        <w:t>17</w:t>
-      </w:r>
-      <w:r>
-        <w:rPr>
-          <w:rFonts w:ascii="Courier New" w:eastAsia="Courier New" w:hAnsi="Courier New" w:cs="Courier New"/>
-          <w:color w:val="222222"/>
-          <w:sz w:val="17"/>
-          <w:szCs w:val="17"/>
-        </w:rPr>
-        <w:t>-</w:t>
-      </w:r>
-      <w:r>
-        <w:rPr>
-          <w:rFonts w:ascii="Courier New" w:eastAsia="Courier New" w:hAnsi="Courier New" w:cs="Courier New"/>
-          <w:b/>
-          <w:bCs/>
-          <w:color w:val="5B3FA6"/>
-          <w:sz w:val="17"/>
-          <w:szCs w:val="17"/>
-        </w:rPr>
-        <w:t>17</w:t>
-      </w:r>
-      <w:r>
-        <w:rPr>
-          <w:rFonts w:ascii="Courier New" w:eastAsia="Courier New" w:hAnsi="Courier New" w:cs="Courier New"/>
-          <w:color w:val="222222"/>
-          <w:sz w:val="17"/>
-          <w:szCs w:val="17"/>
-        </w:rPr>
-        <w:t>-</w:t>
-      </w:r>
-      <w:r>
-        <w:rPr>
-          <w:rFonts w:ascii="Courier New" w:eastAsia="Courier New" w:hAnsi="Courier New" w:cs="Courier New"/>
-          <w:b/>
-          <w:bCs/>
-          <w:color w:val="5B3FA6"/>
-          <w:sz w:val="17"/>
-          <w:szCs w:val="17"/>
-        </w:rPr>
-        <w:t>17</w:t>
-      </w:r>
-      <w:r>
-        <w:rPr>
-          <w:rFonts w:ascii="Courier New" w:eastAsia="Courier New" w:hAnsi="Courier New" w:cs="Courier New"/>
-          <w:color w:val="222222"/>
-          <w:sz w:val="17"/>
-          <w:szCs w:val="17"/>
-        </w:rPr>
-        <w:t>-</w:t>
-      </w:r>
-      <w:r>
-        <w:rPr>
-          <w:rFonts w:ascii="Courier New" w:eastAsia="Courier New" w:hAnsi="Courier New" w:cs="Courier New"/>
-          <w:b/>
-          <w:bCs/>
-          <w:color w:val="5B3FA6"/>
-          <w:sz w:val="17"/>
-          <w:szCs w:val="17"/>
-        </w:rPr>
-        <w:t>17</w:t>
-      </w:r>
-      <w:r>
-        <w:rPr>
-          <w:rFonts w:ascii="Courier New" w:eastAsia="Courier New" w:hAnsi="Courier New" w:cs="Courier New"/>
-          <w:color w:val="222222"/>
-          <w:sz w:val="17"/>
-          <w:szCs w:val="17"/>
-        </w:rPr>
-        <w:t>-</w:t>
-      </w:r>
-      <w:r>
-        <w:rPr>
-          <w:rFonts w:ascii="Courier New" w:eastAsia="Courier New" w:hAnsi="Courier New" w:cs="Courier New"/>
-          <w:b/>
-          <w:bCs/>
-          <w:color w:val="5B3FA6"/>
-          <w:sz w:val="17"/>
-          <w:szCs w:val="17"/>
-        </w:rPr>
-        <w:t>17</w:t>
-      </w:r>
-      <w:r>
-        <w:rPr>
-          <w:rFonts w:ascii="Courier New" w:eastAsia="Courier New" w:hAnsi="Courier New" w:cs="Courier New"/>
-          <w:color w:val="222222"/>
-          <w:sz w:val="17"/>
-          <w:szCs w:val="17"/>
-        </w:rPr>
-        <w:t>-</w:t>
-      </w:r>
-      <w:r>
-        <w:rPr>
-          <w:rFonts w:ascii="Courier New" w:eastAsia="Courier New" w:hAnsi="Courier New" w:cs="Courier New"/>
-          <w:b/>
-          <w:bCs/>
-          <w:color w:val="5B3FA6"/>
-          <w:sz w:val="17"/>
-          <w:szCs w:val="17"/>
-        </w:rPr>
-        <w:t>17</w:t>
-      </w:r>
-      <w:r>
-        <w:rPr>
-          <w:rFonts w:ascii="Courier New" w:eastAsia="Courier New" w:hAnsi="Courier New" w:cs="Courier New"/>
-          <w:color w:val="222222"/>
-          <w:sz w:val="17"/>
-          <w:szCs w:val="17"/>
-        </w:rPr>
-        <w:t>--|--</w:t>
-      </w:r>
-      <w:r>
-        <w:rPr>
-          <w:rFonts w:ascii="Courier New" w:eastAsia="Courier New" w:hAnsi="Courier New" w:cs="Courier New"/>
-          <w:b/>
-          <w:bCs/>
-          <w:color w:val="5B3FA6"/>
-          <w:sz w:val="17"/>
-          <w:szCs w:val="17"/>
-        </w:rPr>
-        <w:t>18</w:t>
-      </w:r>
-      <w:r>
-        <w:rPr>
-          <w:rFonts w:ascii="Courier New" w:eastAsia="Courier New" w:hAnsi="Courier New" w:cs="Courier New"/>
-          <w:color w:val="222222"/>
-          <w:sz w:val="17"/>
-          <w:szCs w:val="17"/>
-        </w:rPr>
-        <w:t>---</w:t>
-      </w:r>
-      <w:r>
-        <w:rPr>
-          <w:rFonts w:ascii="Courier New" w:eastAsia="Courier New" w:hAnsi="Courier New" w:cs="Courier New"/>
-          <w:b/>
-          <w:bCs/>
-          <w:color w:val="5B3FA6"/>
-          <w:sz w:val="17"/>
-          <w:szCs w:val="17"/>
-        </w:rPr>
-        <w:t>13</w:t>
-      </w:r>
-      <w:r>
-        <w:rPr>
-          <w:rFonts w:ascii="Courier New" w:eastAsia="Courier New" w:hAnsi="Courier New" w:cs="Courier New"/>
-          <w:color w:val="222222"/>
-          <w:sz w:val="17"/>
-          <w:szCs w:val="17"/>
-        </w:rPr>
-        <w:t>---</w:t>
-      </w:r>
-      <w:r>
-        <w:rPr>
-          <w:rFonts w:ascii="Courier New" w:eastAsia="Courier New" w:hAnsi="Courier New" w:cs="Courier New"/>
-          <w:b/>
-          <w:bCs/>
-          <w:color w:val="5B3FA6"/>
-          <w:sz w:val="17"/>
-          <w:szCs w:val="17"/>
-        </w:rPr>
-        <w:t>13</w:t>
-      </w:r>
-      <w:r>
-        <w:rPr>
-          <w:rFonts w:ascii="Courier New" w:eastAsia="Courier New" w:hAnsi="Courier New" w:cs="Courier New"/>
-          <w:color w:val="222222"/>
-          <w:sz w:val="17"/>
-          <w:szCs w:val="17"/>
-        </w:rPr>
-        <w:t>/12--|</w:t>
-      </w:r>
-    </w:p>
-    <w:p>
-      <w:pPr>
-        <w:keepNext/>
-        <w:keepLines/>
-        <w:pBdr>
-          <w:left w:val="single" w:sz="18" w:space="8" w:color="5B3FA6"/>
-        </w:pBdr>
-        <w:ind w:left="120"/>
-      </w:pPr>
-      <w:r>
-        <w:rPr>
-          <w:rFonts w:ascii="Courier New" w:eastAsia="Courier New" w:hAnsi="Courier New" w:cs="Courier New"/>
-          <w:color w:val="222222"/>
-          <w:sz w:val="17"/>
-          <w:szCs w:val="17"/>
-        </w:rPr>
-        <w:t>B |---------------------|-------------------|</w:t>
-      </w:r>
-    </w:p>
-    <w:p>
-      <w:pPr>
-        <w:keepNext/>
-        <w:keepLines/>
-        <w:pBdr>
-          <w:left w:val="single" w:sz="18" w:space="8" w:color="5B3FA6"/>
-        </w:pBdr>
-        <w:ind w:left="120"/>
-      </w:pPr>
-      <w:r>
-        <w:rPr>
-          <w:rFonts w:ascii="Courier New" w:eastAsia="Courier New" w:hAnsi="Courier New" w:cs="Courier New"/>
-          <w:color w:val="222222"/>
-          <w:sz w:val="17"/>
-          <w:szCs w:val="17"/>
-        </w:rPr>
-        <w:t>G |--</w:t>
-      </w:r>
-      <w:r>
-        <w:rPr>
-          <w:rFonts w:ascii="Courier New" w:eastAsia="Courier New" w:hAnsi="Courier New" w:cs="Courier New"/>
-          <w:b/>
-          <w:bCs/>
-          <w:color w:val="5B3FA6"/>
-          <w:sz w:val="17"/>
-          <w:szCs w:val="17"/>
-        </w:rPr>
-        <w:t>17</w:t>
-      </w:r>
-      <w:r>
-        <w:rPr>
-          <w:rFonts w:ascii="Courier New" w:eastAsia="Courier New" w:hAnsi="Courier New" w:cs="Courier New"/>
-          <w:color w:val="222222"/>
-          <w:sz w:val="17"/>
-          <w:szCs w:val="17"/>
-        </w:rPr>
-        <w:t>-</w:t>
-      </w:r>
-      <w:r>
-        <w:rPr>
-          <w:rFonts w:ascii="Courier New" w:eastAsia="Courier New" w:hAnsi="Courier New" w:cs="Courier New"/>
-          <w:b/>
-          <w:bCs/>
-          <w:color w:val="5B3FA6"/>
-          <w:sz w:val="17"/>
-          <w:szCs w:val="17"/>
-        </w:rPr>
-        <w:t>17</w:t>
-      </w:r>
-      <w:r>
-        <w:rPr>
-          <w:rFonts w:ascii="Courier New" w:eastAsia="Courier New" w:hAnsi="Courier New" w:cs="Courier New"/>
-          <w:color w:val="222222"/>
-          <w:sz w:val="17"/>
-          <w:szCs w:val="17"/>
-        </w:rPr>
-        <w:t>-</w:t>
-      </w:r>
-      <w:r>
-        <w:rPr>
-          <w:rFonts w:ascii="Courier New" w:eastAsia="Courier New" w:hAnsi="Courier New" w:cs="Courier New"/>
-          <w:b/>
-          <w:bCs/>
-          <w:color w:val="5B3FA6"/>
-          <w:sz w:val="17"/>
-          <w:szCs w:val="17"/>
-        </w:rPr>
-        <w:t>17</w:t>
-      </w:r>
-      <w:r>
-        <w:rPr>
-          <w:rFonts w:ascii="Courier New" w:eastAsia="Courier New" w:hAnsi="Courier New" w:cs="Courier New"/>
-          <w:color w:val="222222"/>
-          <w:sz w:val="17"/>
-          <w:szCs w:val="17"/>
-        </w:rPr>
-        <w:t>-</w:t>
-      </w:r>
-      <w:r>
-        <w:rPr>
-          <w:rFonts w:ascii="Courier New" w:eastAsia="Courier New" w:hAnsi="Courier New" w:cs="Courier New"/>
-          <w:b/>
-          <w:bCs/>
-          <w:color w:val="5B3FA6"/>
-          <w:sz w:val="17"/>
-          <w:szCs w:val="17"/>
-        </w:rPr>
-        <w:t>17</w:t>
-      </w:r>
-      <w:r>
-        <w:rPr>
-          <w:rFonts w:ascii="Courier New" w:eastAsia="Courier New" w:hAnsi="Courier New" w:cs="Courier New"/>
-          <w:color w:val="222222"/>
-          <w:sz w:val="17"/>
-          <w:szCs w:val="17"/>
-        </w:rPr>
-        <w:t>-</w:t>
-      </w:r>
-      <w:r>
-        <w:rPr>
-          <w:rFonts w:ascii="Courier New" w:eastAsia="Courier New" w:hAnsi="Courier New" w:cs="Courier New"/>
-          <w:b/>
-          <w:bCs/>
-          <w:color w:val="5B3FA6"/>
-          <w:sz w:val="17"/>
-          <w:szCs w:val="17"/>
-        </w:rPr>
-        <w:t>17</w:t>
-      </w:r>
-      <w:r>
-        <w:rPr>
-          <w:rFonts w:ascii="Courier New" w:eastAsia="Courier New" w:hAnsi="Courier New" w:cs="Courier New"/>
-          <w:color w:val="222222"/>
-          <w:sz w:val="17"/>
-          <w:szCs w:val="17"/>
-        </w:rPr>
-        <w:t>-</w:t>
-      </w:r>
-      <w:r>
-        <w:rPr>
-          <w:rFonts w:ascii="Courier New" w:eastAsia="Courier New" w:hAnsi="Courier New" w:cs="Courier New"/>
-          <w:b/>
-          <w:bCs/>
-          <w:color w:val="5B3FA6"/>
-          <w:sz w:val="17"/>
-          <w:szCs w:val="17"/>
-        </w:rPr>
-        <w:t>17</w:t>
-      </w:r>
-      <w:r>
-        <w:rPr>
-          <w:rFonts w:ascii="Courier New" w:eastAsia="Courier New" w:hAnsi="Courier New" w:cs="Courier New"/>
-          <w:color w:val="222222"/>
-          <w:sz w:val="17"/>
-          <w:szCs w:val="17"/>
-        </w:rPr>
-        <w:t>--|--</w:t>
-      </w:r>
-      <w:r>
-        <w:rPr>
-          <w:rFonts w:ascii="Courier New" w:eastAsia="Courier New" w:hAnsi="Courier New" w:cs="Courier New"/>
-          <w:b/>
-          <w:bCs/>
-          <w:color w:val="5B3FA6"/>
-          <w:sz w:val="17"/>
-          <w:szCs w:val="17"/>
-        </w:rPr>
-        <w:t>19</w:t>
-      </w:r>
-      <w:r>
-        <w:rPr>
-          <w:rFonts w:ascii="Courier New" w:eastAsia="Courier New" w:hAnsi="Courier New" w:cs="Courier New"/>
-          <w:color w:val="222222"/>
-          <w:sz w:val="17"/>
-          <w:szCs w:val="17"/>
-        </w:rPr>
-        <w:t>---</w:t>
-      </w:r>
-      <w:r>
-        <w:rPr>
-          <w:rFonts w:ascii="Courier New" w:eastAsia="Courier New" w:hAnsi="Courier New" w:cs="Courier New"/>
-          <w:b/>
-          <w:bCs/>
-          <w:color w:val="5B3FA6"/>
-          <w:sz w:val="17"/>
-          <w:szCs w:val="17"/>
-        </w:rPr>
-        <w:t>14</w:t>
-      </w:r>
-      <w:r>
-        <w:rPr>
-          <w:rFonts w:ascii="Courier New" w:eastAsia="Courier New" w:hAnsi="Courier New" w:cs="Courier New"/>
-          <w:color w:val="222222"/>
-          <w:sz w:val="17"/>
-          <w:szCs w:val="17"/>
-        </w:rPr>
-        <w:t>---</w:t>
-      </w:r>
-      <w:r>
-        <w:rPr>
-          <w:rFonts w:ascii="Courier New" w:eastAsia="Courier New" w:hAnsi="Courier New" w:cs="Courier New"/>
-          <w:b/>
-          <w:bCs/>
-          <w:color w:val="5B3FA6"/>
-          <w:sz w:val="17"/>
-          <w:szCs w:val="17"/>
-        </w:rPr>
-        <w:t>14</w:t>
-      </w:r>
-      <w:r>
-        <w:rPr>
-          <w:rFonts w:ascii="Courier New" w:eastAsia="Courier New" w:hAnsi="Courier New" w:cs="Courier New"/>
-          <w:color w:val="222222"/>
-          <w:sz w:val="17"/>
-          <w:szCs w:val="17"/>
-        </w:rPr>
-        <w:t>/12--|</w:t>
-      </w:r>
-    </w:p>
-    <w:p>
-      <w:pPr>
-        <w:keepNext/>
-        <w:keepLines/>
-        <w:pBdr>
-          <w:left w:val="single" w:sz="18" w:space="8" w:color="5B3FA6"/>
-        </w:pBdr>
-        <w:ind w:left="120"/>
-      </w:pPr>
-      <w:r>
-        <w:rPr>
-          <w:rFonts w:ascii="Courier New" w:eastAsia="Courier New" w:hAnsi="Courier New" w:cs="Courier New"/>
-          <w:color w:val="222222"/>
-          <w:sz w:val="17"/>
-          <w:szCs w:val="17"/>
-        </w:rPr>
-        <w:t>D |---------------------|-------------------|</w:t>
-      </w:r>
-    </w:p>
-    <w:p>
-      <w:pPr>
-        <w:keepNext/>
-        <w:keepLines/>
-        <w:pBdr>
-          <w:left w:val="single" w:sz="18" w:space="8" w:color="5B3FA6"/>
-        </w:pBdr>
-        <w:ind w:left="120"/>
-      </w:pPr>
-      <w:r>
-        <w:rPr>
-          <w:rFonts w:ascii="Courier New" w:eastAsia="Courier New" w:hAnsi="Courier New" w:cs="Courier New"/>
-          <w:color w:val="222222"/>
-          <w:sz w:val="17"/>
-          <w:szCs w:val="17"/>
-        </w:rPr>
-        <w:t>A |---------------------|-------------------|</w:t>
-      </w:r>
-    </w:p>
-    <w:p>
-      <w:pPr>
-        <w:keepLines/>
-        <w:pBdr>
-          <w:left w:val="single" w:sz="18" w:space="8" w:color="5B3FA6"/>
-        </w:pBdr>
-        <w:ind w:left="120"/>
-      </w:pPr>
-      <w:r>
-        <w:rPr>
-          <w:rFonts w:ascii="Courier New" w:eastAsia="Courier New" w:hAnsi="Courier New" w:cs="Courier New"/>
-          <w:color w:val="222222"/>
-          <w:sz w:val="17"/>
-          <w:szCs w:val="17"/>
-        </w:rPr>
-        <w:t>E |---------------------|-------------------|</w:t>
-      </w:r>
-    </w:p>
-    <w:p>
-      <w:pPr>
-        <w:spacing w:after="60"/>
-      </w:pPr>
-    </w:p>
-    <w:p>
-      <w:pPr>
-        <w:keepNext/>
-        <w:pBdr>
-          <w:left w:val="single" w:sz="18" w:space="8" w:color="5B3FA6"/>
-        </w:pBdr>
-        <w:spacing w:before="80" w:after="60"/>
-        <w:ind w:left="120"/>
-      </w:pPr>
-      <w:r>
-        <w:rPr>
-          <w:b/>
-          <w:bCs/>
-          <w:color w:val="5B3FA6"/>
-          <w:sz w:val="18"/>
-          <w:szCs w:val="18"/>
-        </w:rPr>
-        <w:t>Part D · coming home, in sixths</w:t>
-      </w:r>
-    </w:p>
-    <w:p>
-      <w:pPr>
-        <w:keepNext/>
-        <w:keepLines/>
-        <w:pBdr>
-          <w:left w:val="single" w:sz="18" w:space="8" w:color="5B3FA6"/>
-        </w:pBdr>
-        <w:ind w:left="120"/>
-      </w:pPr>
-      <w:r>
-        <w:rPr>
-          <w:rFonts w:ascii="Courier New" w:eastAsia="Courier New" w:hAnsi="Courier New" w:cs="Courier New"/>
-          <w:color w:val="222222"/>
-          <w:sz w:val="17"/>
-          <w:szCs w:val="17"/>
-        </w:rPr>
-        <w:t>e |--</w:t>
-      </w:r>
-      <w:r>
-        <w:rPr>
-          <w:rFonts w:ascii="Courier New" w:eastAsia="Courier New" w:hAnsi="Courier New" w:cs="Courier New"/>
-          <w:b/>
-          <w:bCs/>
-          <w:color w:val="5B3FA6"/>
-          <w:sz w:val="17"/>
-          <w:szCs w:val="17"/>
-        </w:rPr>
-        <w:t>12</w:t>
-      </w:r>
-      <w:r>
-        <w:rPr>
-          <w:rFonts w:ascii="Courier New" w:eastAsia="Courier New" w:hAnsi="Courier New" w:cs="Courier New"/>
-          <w:color w:val="222222"/>
-          <w:sz w:val="17"/>
-          <w:szCs w:val="17"/>
-        </w:rPr>
-        <w:t>/13----</w:t>
-      </w:r>
-      <w:r>
-        <w:rPr>
-          <w:rFonts w:ascii="Courier New" w:eastAsia="Courier New" w:hAnsi="Courier New" w:cs="Courier New"/>
-          <w:b/>
-          <w:bCs/>
-          <w:color w:val="5B3FA6"/>
-          <w:sz w:val="17"/>
-          <w:szCs w:val="17"/>
-        </w:rPr>
-        <w:t>12</w:t>
-      </w:r>
-      <w:r>
-        <w:rPr>
-          <w:rFonts w:ascii="Courier New" w:eastAsia="Courier New" w:hAnsi="Courier New" w:cs="Courier New"/>
-          <w:color w:val="222222"/>
-          <w:sz w:val="17"/>
-          <w:szCs w:val="17"/>
-        </w:rPr>
-        <w:t>----|--(12)----------|</w:t>
-      </w:r>
-    </w:p>
-    <w:p>
-      <w:pPr>
-        <w:keepNext/>
-        <w:keepLines/>
-        <w:pBdr>
-          <w:left w:val="single" w:sz="18" w:space="8" w:color="5B3FA6"/>
-        </w:pBdr>
-        <w:ind w:left="120"/>
-      </w:pPr>
-      <w:r>
-        <w:rPr>
-          <w:rFonts w:ascii="Courier New" w:eastAsia="Courier New" w:hAnsi="Courier New" w:cs="Courier New"/>
-          <w:color w:val="222222"/>
-          <w:sz w:val="17"/>
-          <w:szCs w:val="17"/>
-        </w:rPr>
-        <w:t>B |-----------------|----------------|</w:t>
-      </w:r>
-    </w:p>
-    <w:p>
-      <w:pPr>
-        <w:keepNext/>
-        <w:keepLines/>
-        <w:pBdr>
-          <w:left w:val="single" w:sz="18" w:space="8" w:color="5B3FA6"/>
-        </w:pBdr>
-        <w:ind w:left="120"/>
-      </w:pPr>
-      <w:r>
-        <w:rPr>
-          <w:rFonts w:ascii="Courier New" w:eastAsia="Courier New" w:hAnsi="Courier New" w:cs="Courier New"/>
-          <w:color w:val="222222"/>
-          <w:sz w:val="17"/>
-          <w:szCs w:val="17"/>
-        </w:rPr>
-        <w:t>G |--</w:t>
-      </w:r>
-      <w:r>
-        <w:rPr>
-          <w:rFonts w:ascii="Courier New" w:eastAsia="Courier New" w:hAnsi="Courier New" w:cs="Courier New"/>
-          <w:b/>
-          <w:bCs/>
-          <w:color w:val="5B3FA6"/>
-          <w:sz w:val="17"/>
-          <w:szCs w:val="17"/>
-        </w:rPr>
-        <w:t>12</w:t>
-      </w:r>
-      <w:r>
-        <w:rPr>
-          <w:rFonts w:ascii="Courier New" w:eastAsia="Courier New" w:hAnsi="Courier New" w:cs="Courier New"/>
-          <w:color w:val="222222"/>
-          <w:sz w:val="17"/>
-          <w:szCs w:val="17"/>
-        </w:rPr>
-        <w:t>/14----</w:t>
-      </w:r>
-      <w:r>
-        <w:rPr>
-          <w:rFonts w:ascii="Courier New" w:eastAsia="Courier New" w:hAnsi="Courier New" w:cs="Courier New"/>
-          <w:b/>
-          <w:bCs/>
-          <w:color w:val="5B3FA6"/>
-          <w:sz w:val="17"/>
-          <w:szCs w:val="17"/>
-        </w:rPr>
-        <w:t>12</w:t>
-      </w:r>
-      <w:r>
-        <w:rPr>
-          <w:rFonts w:ascii="Courier New" w:eastAsia="Courier New" w:hAnsi="Courier New" w:cs="Courier New"/>
-          <w:color w:val="222222"/>
-          <w:sz w:val="17"/>
-          <w:szCs w:val="17"/>
-        </w:rPr>
-        <w:t>----|--(12)----------|</w:t>
-      </w:r>
-    </w:p>
-    <w:p>
-      <w:pPr>
-        <w:keepNext/>
-        <w:keepLines/>
-        <w:pBdr>
-          <w:left w:val="single" w:sz="18" w:space="8" w:color="5B3FA6"/>
-        </w:pBdr>
-        <w:ind w:left="120"/>
-      </w:pPr>
-      <w:r>
-        <w:rPr>
-          <w:rFonts w:ascii="Courier New" w:eastAsia="Courier New" w:hAnsi="Courier New" w:cs="Courier New"/>
-          <w:color w:val="222222"/>
-          <w:sz w:val="17"/>
-          <w:szCs w:val="17"/>
-        </w:rPr>
-        <w:t>D |-----------------|----------------|</w:t>
-      </w:r>
-    </w:p>
-    <w:p>
-      <w:pPr>
-        <w:keepNext/>
-        <w:keepLines/>
-        <w:pBdr>
-          <w:left w:val="single" w:sz="18" w:space="8" w:color="5B3FA6"/>
-        </w:pBdr>
-        <w:ind w:left="120"/>
-      </w:pPr>
-      <w:r>
-        <w:rPr>
-          <w:rFonts w:ascii="Courier New" w:eastAsia="Courier New" w:hAnsi="Courier New" w:cs="Courier New"/>
-          <w:color w:val="222222"/>
-          <w:sz w:val="17"/>
-          <w:szCs w:val="17"/>
-        </w:rPr>
-        <w:t>A |-----------------|----------------|</w:t>
-      </w:r>
-    </w:p>
-    <w:p>
-      <w:pPr>
-        <w:keepLines/>
-        <w:pBdr>
-          <w:left w:val="single" w:sz="18" w:space="8" w:color="5B3FA6"/>
-        </w:pBdr>
-        <w:ind w:left="120"/>
-      </w:pPr>
-      <w:r>
-        <w:rPr>
-          <w:rFonts w:ascii="Courier New" w:eastAsia="Courier New" w:hAnsi="Courier New" w:cs="Courier New"/>
-          <w:color w:val="222222"/>
-          <w:sz w:val="17"/>
-          <w:szCs w:val="17"/>
-        </w:rPr>
-        <w:t>E |-----------------|--------</w:t>
-      </w:r>
-      <w:r>
-        <w:rPr>
-          <w:rFonts w:ascii="Courier New" w:eastAsia="Courier New" w:hAnsi="Courier New" w:cs="Courier New"/>
-          <w:color w:val="222222"/>
-          <w:sz w:val="17"/>
-          <w:szCs w:val="17"/>
-        </w:rPr>
-        <w:t>--------|</w:t>
-      </w:r>
-    </w:p>
-    <w:p>
-      <w:pPr>
-        <w:spacing w:after="60"/>
-      </w:pPr>
-    </w:p>
-    <w:p>
-      <w:pPr>
-        <w:keepNext/>
-        <w:keepLines/>
-        <w:pBdr>
-          <w:left w:val="single" w:sz="18" w:space="8" w:color="5B3FA6"/>
-        </w:pBdr>
-        <w:shd w:val="clear" w:color="auto" w:fill="EFEBF8"/>
-        <w:spacing w:before="80" w:after="20"/>
-        <w:ind w:left="120"/>
-      </w:pPr>
-      <w:r>
-        <w:rPr>
-          <w:b/>
-          <w:bCs/>
-          <w:color w:val="222222"/>
-        </w:rPr>
-        <w:t xml:space="preserve">Play it: </w:t>
-      </w:r>
-      <w:r>
-        <w:rPr>
-          <w:color w:val="222222"/>
-        </w:rPr>
-        <w:t>Add the G-string partners slow — two clean pairs in a row before you chain the phrase.</w:t>
-      </w:r>
-    </w:p>
-    <w:p>
-      <w:pPr>
-        <w:keepLines/>
-        <w:pBdr>
-          <w:left w:val="single" w:sz="18" w:space="8" w:color="5B3FA6"/>
-        </w:pBdr>
-        <w:shd w:val="clear" w:color="auto" w:fill="EFEBF8"/>
-        <w:spacing w:after="120"/>
-        <w:ind w:left="120"/>
-      </w:pPr>
-      <w:r>
-        <w:rPr>
-          <w:color w:val="222222"/>
-        </w:rPr>
-        <w:t>When the sixths ring clean, that’s the record’s sound coming off your guitar.</w:t>
-      </w:r>
-    </w:p>
-    <w:p>
-      <w:pPr>
-        <w:spacing w:after="120"/>
-        <w:ind w:left="120"/>
-      </w:pPr>
-      <w:r>
-        <w:rPr>
-          <w:b/>
-          <w:bCs/>
-          <w:color w:val="5B3FA6"/>
-        </w:rPr>
-        <w:t xml:space="preserve">You've got it when: </w:t>
-      </w:r>
-      <w:r>
-        <w:rPr>
-          <w:color w:val="222222"/>
-        </w:rPr>
-        <w:t>You can run the whole bridge line, sixths and all, twice without stopping.</w:t>
-      </w:r>
-    </w:p>
-    <w:p>
-      <w:pPr>
-        <w:keepNext/>
-        <w:spacing w:before="60" w:after="30"/>
-      </w:pPr>
-      <w:r>
-        <w:rPr>
-          <w:b/>
-          <w:bCs/>
-          <w:color w:val="5B3FA6"/>
-          <w:sz w:val="22"/>
-          <w:szCs w:val="22"/>
-        </w:rPr>
         <w:t>Level up</w:t>
       </w:r>
     </w:p>
@@ -6682,13 +7162,7 @@
         <w:rPr>
           <w:color w:val="222222"/>
         </w:rPr>
-        <w:t>Stack the layers: open with the Layer 6 roll, play Part A over a verse, play the bridge in sixths, then return to the Layer 5 vamp — the whole song’s shape under your hands</w:t>
-      </w:r>
-      <w:r>
-        <w:rPr>
-          <w:color w:val="222222"/>
-        </w:rPr>
-        <w:t>.</w:t>
+        <w:t>Stack the layers: open with the Layer 6 roll, play Part A over a verse, play the bridge in sixths, then return to the Layer 5 vamp.</w:t>
       </w:r>
     </w:p>
     <w:p>
@@ -6832,13 +7306,7 @@
         <w:rPr>
           <w:color w:val="222222"/>
         </w:rPr>
-        <w:t>Two downbeat strums per bar; the chord changes every two bar</w:t>
-      </w:r>
-      <w:r>
-        <w:rPr>
-          <w:color w:val="222222"/>
-        </w:rPr>
-        <w:t>s</w:t>
+        <w:t>Two downbeat strums per bar; the chord changes every two bars</w:t>
       </w:r>
     </w:p>
     <w:p>
@@ -6902,7 +7370,7 @@
           <w:left w:w="10" w:type="dxa"/>
           <w:right w:w="10" w:type="dxa"/>
         </w:tblCellMar>
-        <w:tblLook w:val="04A0" w:firstRow="1" w:lastRow="0" w:firstColumn="1" w:lastColumn="0" w:noHBand="0" w:noVBand="1"/>
+        <w:tblLook w:val="0000" w:firstRow="0" w:lastRow="0" w:firstColumn="0" w:lastColumn="0" w:noHBand="0" w:noVBand="0"/>
       </w:tblPr>
       <w:tblGrid>
         <w:gridCol w:w="3480"/>
@@ -6983,14 +7451,6 @@
               <w:spacing w:after="60"/>
               <w:jc w:val="center"/>
             </w:pPr>
-            <w:r>
-              <w:rPr>
-                <w:color w:val="666666"/>
-                <w:sz w:val="16"/>
-                <w:szCs w:val="16"/>
-              </w:rPr>
-              <w:t>F</w:t>
-            </w:r>
           </w:p>
         </w:tc>
         <w:tc>
@@ -7057,14 +7517,6 @@
               <w:spacing w:after="60"/>
               <w:jc w:val="center"/>
             </w:pPr>
-            <w:r>
-              <w:rPr>
-                <w:color w:val="666666"/>
-                <w:sz w:val="16"/>
-                <w:szCs w:val="16"/>
-              </w:rPr>
-              <w:t>Am</w:t>
-            </w:r>
           </w:p>
         </w:tc>
         <w:tc>
@@ -7131,14 +7583,6 @@
               <w:spacing w:after="60"/>
               <w:jc w:val="center"/>
             </w:pPr>
-            <w:r>
-              <w:rPr>
-                <w:color w:val="666666"/>
-                <w:sz w:val="16"/>
-                <w:szCs w:val="16"/>
-              </w:rPr>
-              <w:t>Dm</w:t>
-            </w:r>
           </w:p>
         </w:tc>
       </w:tr>
@@ -7203,7 +7647,7 @@
           <w:sz w:val="19"/>
           <w:szCs w:val="19"/>
         </w:rPr>
-        <w:t>The requinto plays the intro riff over the vamp (Bonus layer).</w:t>
+        <w:t>The requinto plays the roll alone. Then the vamp starts.</w:t>
       </w:r>
     </w:p>
     <w:p>
@@ -7244,7 +7688,7 @@
           <w:sz w:val="24"/>
           <w:szCs w:val="24"/>
         </w:rPr>
-        <w:t>|  F  |  F  |  Am  |  Am  |  Dm  |  Dm  |  F  |  F  |</w:t>
+        <w:t>|  F  |  Am  |  F  |  Am  |</w:t>
       </w:r>
     </w:p>
     <w:p>
@@ -7261,7 +7705,7 @@
           <w:sz w:val="19"/>
           <w:szCs w:val="19"/>
         </w:rPr>
-        <w:t>Dm makes its one passing appearance here, then the vamp settles in.</w:t>
+        <w:t>Dm appears once early — listen to the record and follow it.</w:t>
       </w:r>
     </w:p>
     <w:p>
@@ -7334,17 +7778,7 @@
           <w:sz w:val="17"/>
           <w:szCs w:val="17"/>
         </w:rPr>
-        <w:t xml:space="preserve">Teaching chart — </w:t>
-      </w:r>
-      <w:r>
-        <w:rPr>
-          <w:i/>
-          <w:iCs/>
-          <w:color w:val="666666"/>
-          <w:sz w:val="17"/>
-          <w:szCs w:val="17"/>
-        </w:rPr>
-        <w:t>simplified to match the Journey layers, not a note-for-note transcription. Chord names are what the class plays in standard tuning.</w:t>
+        <w:t>Teaching chart — simplified to match the Journey layers, not a note-for-note transcription. Chord names are what the class plays in standard tuning.</w:t>
       </w:r>
     </w:p>
     <w:p>
@@ -7470,7 +7904,7 @@
         <w:lastRenderedPageBreak/>
         <w:drawing>
           <wp:inline distT="0" distB="0" distL="0" distR="0">
-            <wp:extent cx="6686550" cy="8953500"/>
+            <wp:extent cx="6810375" cy="8953500"/>
             <wp:effectExtent l="0" t="0" r="0" b="0"/>
             <wp:docPr id="13" name="Picture 13"/>
             <wp:cNvGraphicFramePr>
@@ -7495,7 +7929,7 @@
                   <pic:spPr bwMode="auto">
                     <a:xfrm>
                       <a:off x="0" y="0"/>
-                      <a:ext cx="6686550" cy="8953500"/>
+                      <a:ext cx="6810375" cy="8953500"/>
                     </a:xfrm>
                     <a:prstGeom prst="rect">
                       <a:avLst/>
@@ -7520,7 +7954,7 @@
         <w:lastRenderedPageBreak/>
         <w:drawing>
           <wp:inline distT="0" distB="0" distL="0" distR="0">
-            <wp:extent cx="6686550" cy="8953500"/>
+            <wp:extent cx="6791325" cy="8953500"/>
             <wp:effectExtent l="0" t="0" r="0" b="0"/>
             <wp:docPr id="14" name="Picture 14"/>
             <wp:cNvGraphicFramePr>
@@ -7545,7 +7979,7 @@
                   <pic:spPr bwMode="auto">
                     <a:xfrm>
                       <a:off x="0" y="0"/>
-                      <a:ext cx="6686550" cy="8953500"/>
+                      <a:ext cx="6791325" cy="8953500"/>
                     </a:xfrm>
                     <a:prstGeom prst="rect">
                       <a:avLst/>
@@ -7570,7 +8004,7 @@
         <w:lastRenderedPageBreak/>
         <w:drawing>
           <wp:inline distT="0" distB="0" distL="0" distR="0">
-            <wp:extent cx="6686550" cy="8953500"/>
+            <wp:extent cx="6810375" cy="8953500"/>
             <wp:effectExtent l="0" t="0" r="0" b="0"/>
             <wp:docPr id="15" name="Picture 15"/>
             <wp:cNvGraphicFramePr>
@@ -7595,7 +8029,7 @@
                   <pic:spPr bwMode="auto">
                     <a:xfrm>
                       <a:off x="0" y="0"/>
-                      <a:ext cx="6686550" cy="8953500"/>
+                      <a:ext cx="6810375" cy="8953500"/>
                     </a:xfrm>
                     <a:prstGeom prst="rect">
                       <a:avLst/>
@@ -7620,7 +8054,7 @@
         <w:lastRenderedPageBreak/>
         <w:drawing>
           <wp:inline distT="0" distB="0" distL="0" distR="0">
-            <wp:extent cx="6686550" cy="8953500"/>
+            <wp:extent cx="6791325" cy="8953500"/>
             <wp:effectExtent l="0" t="0" r="0" b="0"/>
             <wp:docPr id="16" name="Picture 16"/>
             <wp:cNvGraphicFramePr>
@@ -7645,7 +8079,7 @@
                   <pic:spPr bwMode="auto">
                     <a:xfrm>
                       <a:off x="0" y="0"/>
-                      <a:ext cx="6686550" cy="8953500"/>
+                      <a:ext cx="6791325" cy="8953500"/>
                     </a:xfrm>
                     <a:prstGeom prst="rect">
                       <a:avLst/>
@@ -7734,7 +8168,7 @@
         <w:sz w:val="15"/>
         <w:szCs w:val="15"/>
       </w:rPr>
-      <w:t>7</w:t>
+      <w:t>8</w:t>
     </w:r>
     <w:r>
       <w:rPr>
@@ -7783,7 +8217,7 @@
         <w:sz w:val="15"/>
         <w:szCs w:val="15"/>
       </w:rPr>
-      <w:t>13</w:t>
+      <w:t>14</w:t>
     </w:r>
     <w:r>
       <w:rPr>
@@ -7842,7 +8276,7 @@
         <w:sz w:val="15"/>
         <w:szCs w:val="15"/>
       </w:rPr>
-      <w:t>13</w:t>
+      <w:t>14</w:t>
     </w:r>
     <w:r>
       <w:rPr>
@@ -7891,7 +8325,7 @@
         <w:sz w:val="15"/>
         <w:szCs w:val="15"/>
       </w:rPr>
-      <w:t>13</w:t>
+      <w:t>14</w:t>
     </w:r>
     <w:r>
       <w:rPr>
@@ -7997,10 +8431,10 @@
 <file path=word/numbering.xml><?xml version="1.0" encoding="utf-8"?>
 <w:numbering xmlns:wpc="http://schemas.microsoft.com/office/word/2010/wordprocessingCanvas" xmlns:cx="http://schemas.microsoft.com/office/drawing/2014/chartex" xmlns:cx1="http://schemas.microsoft.com/office/drawing/2015/9/8/chartex" xmlns:mc="http://schemas.openxmlformats.org/markup-compatibility/2006" xmlns:o="urn:schemas-microsoft-com:office:office" xmlns:r="http://schemas.openxmlformats.org/officeDocument/2006/relationships" xmlns:m="http://schemas.openxmlformats.org/officeDocument/2006/math" xmlns:v="urn:schemas-microsoft-com:vml" xmlns:wp14="http://schemas.microsoft.com/office/word/2010/wordprocessingDrawing" xmlns:wp="http://schemas.openxmlformats.org/drawingml/2006/wordprocessingDrawing" xmlns:w10="urn:schemas-microsoft-com:office:word" xmlns:w="http://schemas.openxmlformats.org/wordprocessingml/2006/main" xmlns:w14="http://schemas.microsoft.com/office/word/2010/wordml" xmlns:w15="http://schemas.microsoft.com/office/word/2012/wordml" xmlns:w16se="http://schemas.microsoft.com/office/word/2015/wordml/symex" xmlns:wpg="http://schemas.microsoft.com/office/word/2010/wordprocessingGroup" xmlns:wpi="http://schemas.microsoft.com/office/word/2010/wordprocessingInk" xmlns:wne="http://schemas.microsoft.com/office/word/2006/wordml" xmlns:wps="http://schemas.microsoft.com/office/word/2010/wordprocessingShape" mc:Ignorable="w14 w15 w16se wp14">
   <w:abstractNum w:abstractNumId="0" w15:restartNumberingAfterBreak="0">
-    <w:nsid w:val="40AF4324"/>
+    <w:nsid w:val="7A6A04FB"/>
     <w:multiLevelType w:val="hybridMultilevel"/>
-    <w:tmpl w:val="EF089294"/>
-    <w:lvl w:ilvl="0" w:tplc="A2A8B3BE">
+    <w:tmpl w:val="842CF554"/>
+    <w:lvl w:ilvl="0" w:tplc="401863EC">
       <w:start w:val="1"/>
       <w:numFmt w:val="bullet"/>
       <w:lvlText w:val="●"/>
@@ -8009,7 +8443,7 @@
         <w:ind w:left="720" w:hanging="360"/>
       </w:pPr>
     </w:lvl>
-    <w:lvl w:ilvl="1" w:tplc="2116BA38">
+    <w:lvl w:ilvl="1" w:tplc="BFB65E48">
       <w:start w:val="1"/>
       <w:numFmt w:val="bullet"/>
       <w:lvlText w:val="○"/>
@@ -8018,7 +8452,7 @@
         <w:ind w:left="1440" w:hanging="360"/>
       </w:pPr>
     </w:lvl>
-    <w:lvl w:ilvl="2" w:tplc="9A369AB4">
+    <w:lvl w:ilvl="2" w:tplc="8D4C1C22">
       <w:start w:val="1"/>
       <w:numFmt w:val="bullet"/>
       <w:lvlText w:val="■"/>
@@ -8027,7 +8461,7 @@
         <w:ind w:left="2160" w:hanging="360"/>
       </w:pPr>
     </w:lvl>
-    <w:lvl w:ilvl="3" w:tplc="614E8BD6">
+    <w:lvl w:ilvl="3" w:tplc="AEEAF260">
       <w:start w:val="1"/>
       <w:numFmt w:val="bullet"/>
       <w:lvlText w:val="●"/>
@@ -8036,7 +8470,7 @@
         <w:ind w:left="2880" w:hanging="360"/>
       </w:pPr>
     </w:lvl>
-    <w:lvl w:ilvl="4" w:tplc="F3B02A08">
+    <w:lvl w:ilvl="4" w:tplc="F93636D0">
       <w:start w:val="1"/>
       <w:numFmt w:val="bullet"/>
       <w:lvlText w:val="○"/>
@@ -8045,7 +8479,7 @@
         <w:ind w:left="3600" w:hanging="360"/>
       </w:pPr>
     </w:lvl>
-    <w:lvl w:ilvl="5" w:tplc="DE3AF8C0">
+    <w:lvl w:ilvl="5" w:tplc="58E4977E">
       <w:start w:val="1"/>
       <w:numFmt w:val="bullet"/>
       <w:lvlText w:val="■"/>
@@ -8054,7 +8488,7 @@
         <w:ind w:left="4320" w:hanging="360"/>
       </w:pPr>
     </w:lvl>
-    <w:lvl w:ilvl="6" w:tplc="65BEA84A">
+    <w:lvl w:ilvl="6" w:tplc="21E6CA12">
       <w:start w:val="1"/>
       <w:numFmt w:val="bullet"/>
       <w:lvlText w:val="●"/>
@@ -8063,7 +8497,7 @@
         <w:ind w:left="5040" w:hanging="360"/>
       </w:pPr>
     </w:lvl>
-    <w:lvl w:ilvl="7" w:tplc="A9E420C4">
+    <w:lvl w:ilvl="7" w:tplc="8EF02136">
       <w:start w:val="1"/>
       <w:numFmt w:val="bullet"/>
       <w:lvlText w:val="●"/>
@@ -8072,7 +8506,7 @@
         <w:ind w:left="5760" w:hanging="360"/>
       </w:pPr>
     </w:lvl>
-    <w:lvl w:ilvl="8" w:tplc="6198717A">
+    <w:lvl w:ilvl="8" w:tplc="657CD9BC">
       <w:start w:val="1"/>
       <w:numFmt w:val="bullet"/>
       <w:lvlText w:val="●"/>
